--- a/docs/课程任务/实验5-软件项目进度管理/实验5_软件项目进度管理.docx
+++ b/docs/课程任务/实验5-软件项目进度管理/实验5_软件项目进度管理.docx
@@ -13,7 +13,7 @@
           <w:color w:val="1F4D78"/>
           <w:sz w:val="40"/>
         </w:rPr>
-        <w:t>实验 5　软件项目进度管理</w:t>
+        <w:t>火情智能监测与预警系统　项目进度管理计划</w:t>
       </w:r>
     </w:p>
     <w:p>
@@ -49,110 +49,14 @@
           <w:rFonts w:ascii="Times New Roman" w:hAnsi="Times New Roman" w:eastAsia="宋体"/>
           <w:sz w:val="19"/>
         </w:rPr>
-        <w:t>文档结构：封面（套学校实验报告模板）+ 实验报告五段（一、实验背景与目的 / 二、实验材料与方法 / 三、实验主要过程与结果 / 四、分析与讨论 / 五、心得体会）。</w:t>
-      </w:r>
-    </w:p>
-    <w:p>
-      <w:r>
-        <w:rPr>
-          <w:rFonts w:ascii="Times New Roman" w:hAnsi="Times New Roman" w:eastAsia="宋体"/>
-          <w:b/>
-          <w:sz w:val="19"/>
-        </w:rPr>
-        <w:t>编号规则</w:t>
-      </w:r>
-      <w:r>
-        <w:rPr>
-          <w:rFonts w:ascii="Times New Roman" w:hAnsi="Times New Roman" w:eastAsia="宋体"/>
-          <w:sz w:val="19"/>
-        </w:rPr>
-        <w:t>：正文插在"三、实验主要过程与结果"之下，</w:t>
-      </w:r>
-      <w:r>
-        <w:rPr>
-          <w:rFonts w:ascii="Times New Roman" w:hAnsi="Times New Roman" w:eastAsia="宋体"/>
-          <w:b/>
-          <w:sz w:val="19"/>
-        </w:rPr>
-        <w:t>保留参考目录自己的编号</w:t>
-      </w:r>
-      <w:r>
-        <w:rPr>
-          <w:rFonts w:ascii="Times New Roman" w:hAnsi="Times New Roman" w:eastAsia="宋体"/>
-          <w:sz w:val="19"/>
-        </w:rPr>
-        <w:t xml:space="preserve">——一级标题用 </w:t>
+        <w:t>编制工具：Microsoft Project　｜　配套工程文件：</w:t>
       </w:r>
       <w:r>
         <w:rPr>
           <w:rFonts w:ascii="Consolas" w:hAnsi="Consolas" w:eastAsia="Consolas"/>
           <w:sz w:val="19"/>
         </w:rPr>
-        <w:t>1 引言</w:t>
-      </w:r>
-      <w:r>
-        <w:rPr>
-          <w:rFonts w:ascii="Times New Roman" w:hAnsi="Times New Roman" w:eastAsia="宋体"/>
-          <w:sz w:val="19"/>
-        </w:rPr>
-        <w:t>、</w:t>
-      </w:r>
-      <w:r>
-        <w:rPr>
-          <w:rFonts w:ascii="Consolas" w:hAnsi="Consolas" w:eastAsia="Consolas"/>
-          <w:sz w:val="19"/>
-        </w:rPr>
-        <w:t>2 进度计划编制的背景概述</w:t>
-      </w:r>
-      <w:r>
-        <w:rPr>
-          <w:rFonts w:ascii="Times New Roman" w:hAnsi="Times New Roman" w:eastAsia="宋体"/>
-          <w:sz w:val="19"/>
-        </w:rPr>
-        <w:t xml:space="preserve">……，二级用 </w:t>
-      </w:r>
-      <w:r>
-        <w:rPr>
-          <w:rFonts w:ascii="Consolas" w:hAnsi="Consolas" w:eastAsia="Consolas"/>
-          <w:sz w:val="19"/>
-        </w:rPr>
-        <w:t>3.1</w:t>
-      </w:r>
-      <w:r>
-        <w:rPr>
-          <w:rFonts w:ascii="Times New Roman" w:hAnsi="Times New Roman" w:eastAsia="宋体"/>
-          <w:sz w:val="19"/>
-        </w:rPr>
-        <w:t>、</w:t>
-      </w:r>
-      <w:r>
-        <w:rPr>
-          <w:rFonts w:ascii="Consolas" w:hAnsi="Consolas" w:eastAsia="Consolas"/>
-          <w:sz w:val="19"/>
-        </w:rPr>
-        <w:t>3.2</w:t>
-      </w:r>
-      <w:r>
-        <w:rPr>
-          <w:rFonts w:ascii="Times New Roman" w:hAnsi="Times New Roman" w:eastAsia="宋体"/>
-          <w:sz w:val="19"/>
-        </w:rPr>
-        <w:t>，</w:t>
-      </w:r>
-      <w:r>
-        <w:rPr>
-          <w:rFonts w:ascii="Times New Roman" w:hAnsi="Times New Roman" w:eastAsia="宋体"/>
-          <w:b/>
-          <w:sz w:val="19"/>
-        </w:rPr>
-        <w:t>不并入报告的"三"</w:t>
-      </w:r>
-      <w:r>
-        <w:rPr>
-          <w:rFonts w:ascii="Times New Roman" w:hAnsi="Times New Roman" w:eastAsia="宋体"/>
-          <w:sz w:val="19"/>
-        </w:rPr>
-        <w:t>。★ 为必写项。</w:t>
+        <w:t>项目任务分解.mpp</w:t>
       </w:r>
     </w:p>
     <w:p>
@@ -161,21 +65,7 @@
           <w:rFonts w:ascii="Times New Roman" w:hAnsi="Times New Roman" w:eastAsia="宋体"/>
           <w:sz w:val="19"/>
         </w:rPr>
-        <w:t>一手材料：</w:t>
-      </w:r>
-      <w:r>
-        <w:rPr>
-          <w:rFonts w:ascii="Consolas" w:hAnsi="Consolas" w:eastAsia="Consolas"/>
-          <w:sz w:val="19"/>
-        </w:rPr>
-        <w:t>docs/课程任务/任务4-工作任务分解说明书/项目任务分解.mpp</w:t>
-      </w:r>
-      <w:r>
-        <w:rPr>
-          <w:rFonts w:ascii="Times New Roman" w:hAnsi="Times New Roman" w:eastAsia="宋体"/>
-          <w:sz w:val="19"/>
-        </w:rPr>
-        <w:t>（含比较基准、中期计划、实际进度）</w:t>
+        <w:t>正文编号：一级用"一、二、三"，二级用"3.1、3.2"。</w:t>
       </w:r>
     </w:p>
     <w:p/>
@@ -207,27 +97,7 @@
         <w:pStyle w:val="Heading1"/>
       </w:pPr>
       <w:r>
-        <w:t>一、实验背景与目的</w:t>
-      </w:r>
-    </w:p>
-    <w:p>
-      <w:pPr>
-        <w:ind w:firstLine="420"/>
-      </w:pPr>
-      <w:r>
-        <w:rPr>
-          <w:rFonts w:ascii="Times New Roman" w:hAnsi="Times New Roman" w:eastAsia="宋体"/>
-          <w:b/>
-          <w:sz w:val="21"/>
-        </w:rPr>
-        <w:t>实验目的（老师下发原文）</w:t>
-      </w:r>
-      <w:r>
-        <w:rPr>
-          <w:rFonts w:ascii="Times New Roman" w:hAnsi="Times New Roman" w:eastAsia="宋体"/>
-          <w:sz w:val="21"/>
-        </w:rPr>
-        <w:t>：熟练掌握利用项目管理软件制订项目进度计划，能够通过软件查看、跟踪项目任务与计划信息，掌握项目进度优化、资源冲突解决的基本方法。</w:t>
+        <w:t>一、引言</w:t>
       </w:r>
     </w:p>
     <w:p>
@@ -239,23 +109,31 @@
           <w:rFonts w:ascii="Times New Roman" w:hAnsi="Times New Roman" w:eastAsia="宋体"/>
           <w:sz w:val="21"/>
         </w:rPr>
-        <w:t>本项目周期只有 9 周、每周投入有限，而任务包含需求、开发、数据、模型、文档五条线并行推进，任何一条线的延误都会顺着依赖关系向后传导。因此需要先用 Microsoft Project 建立一份可执行的进度计划与比较基准，再在执行过程中持续跟踪实际进度、识别偏差、处理资源冲突，保证项目在 2026-11-05 按期交付。本实验即记录这一全过程。</w:t>
+        <w:t>本计划适用于火情智能监测与预警系统项目从启动到结项的完整过程，编制依据为《项目章程》确定的范围与里程碑、《工作任务分解说明书》的工作包与工期估算，以及课程实训的固定时段安排。项目背景与技术方案详见《项目介绍》，本文档不再重复。</w:t>
       </w:r>
     </w:p>
     <w:p>
       <w:pPr>
-        <w:pStyle w:val="Heading1"/>
+        <w:ind w:firstLine="420"/>
       </w:pPr>
       <w:r>
-        <w:t>二、实验材料与方法</w:t>
+        <w:rPr>
+          <w:rFonts w:ascii="Times New Roman" w:hAnsi="Times New Roman" w:eastAsia="宋体"/>
+          <w:sz w:val="21"/>
+        </w:rPr>
+        <w:t>项目周期只有 9 周、每周投入有限，而任务包含需求、开发、数据、模型、文档五条线并行推进，任何一条线的延误都会顺着依赖关系向后传导。因此先用 Microsoft Project 建立一份可执行的进度计划与比较基准，再在执行过程中持续跟踪实际进度、识别偏差、处理资源冲突，保证项目在 2026-11-05 按期交付。</w:t>
       </w:r>
     </w:p>
     <w:p>
       <w:pPr>
-        <w:pStyle w:val="Heading2"/>
+        <w:ind w:firstLine="420"/>
       </w:pPr>
       <w:r>
-        <w:t>2.1 实验环境与工具</w:t>
+        <w:rPr>
+          <w:rFonts w:ascii="Times New Roman" w:hAnsi="Times New Roman" w:eastAsia="宋体"/>
+          <w:sz w:val="21"/>
+        </w:rPr>
+        <w:t>计划所用的基础信息如下：</w:t>
       </w:r>
     </w:p>
     <w:tbl>
@@ -411,7 +289,7 @@
                 <w:rFonts w:ascii="Times New Roman" w:hAnsi="Times New Roman" w:eastAsia="宋体"/>
                 <w:sz w:val="19"/>
               </w:rPr>
-              <w:t>`项目任务分解.mpp`（35 项任务：22 项可执行任务 + 7 个摘要任务 + 5 个里程碑，另含 1 个项目摘要行）</w:t>
+              <w:t>`项目任务分解.mpp`（22 项可执行任务 + 7 个摘要任务 + 5 个里程碑）</w:t>
             </w:r>
           </w:p>
         </w:tc>
@@ -550,61 +428,59 @@
           </w:p>
         </w:tc>
       </w:tr>
+      <w:tr>
+        <w:tc>
+          <w:tcPr>
+            <w:tcW w:type="dxa" w:w="2494"/>
+            <w:vAlign w:val="center"/>
+            <w:shd w:val="clear" w:color="auto" w:fill="F2F5F9"/>
+          </w:tcPr>
+          <w:p>
+            <w:pPr>
+              <w:spacing w:line="300" w:lineRule="auto"/>
+              <w:ind w:firstLine="0"/>
+              <w:jc w:val="center"/>
+            </w:pPr>
+            <w:r/>
+            <w:r>
+              <w:rPr>
+                <w:rFonts w:ascii="Times New Roman" w:hAnsi="Times New Roman" w:eastAsia="宋体"/>
+                <w:sz w:val="19"/>
+              </w:rPr>
+              <w:t>实际进度来源</w:t>
+            </w:r>
+          </w:p>
+        </w:tc>
+        <w:tc>
+          <w:tcPr>
+            <w:tcW w:type="dxa" w:w="6236"/>
+            <w:vAlign w:val="center"/>
+            <w:shd w:val="clear" w:color="auto" w:fill="F2F5F9"/>
+          </w:tcPr>
+          <w:p>
+            <w:pPr>
+              <w:spacing w:line="300" w:lineRule="auto"/>
+              <w:ind w:firstLine="0"/>
+              <w:jc w:val="left"/>
+            </w:pPr>
+            <w:r/>
+            <w:r>
+              <w:rPr>
+                <w:rFonts w:ascii="Times New Roman" w:hAnsi="Times New Roman" w:eastAsia="宋体"/>
+                <w:sz w:val="19"/>
+              </w:rPr>
+              <w:t>小组任务台账（各任务实际起止与完成情况），与交付物完成时间相互印证</w:t>
+            </w:r>
+          </w:p>
+        </w:tc>
+      </w:tr>
     </w:tbl>
-    <w:p>
-      <w:pPr>
-        <w:pStyle w:val="Heading2"/>
-      </w:pPr>
-      <w:r>
-        <w:t>2.2 数据来源</w:t>
-      </w:r>
-    </w:p>
-    <w:p>
-      <w:pPr>
-        <w:ind w:firstLine="420"/>
-      </w:pPr>
-      <w:r>
-        <w:rPr>
-          <w:rFonts w:ascii="Times New Roman" w:hAnsi="Times New Roman" w:eastAsia="宋体"/>
-          <w:sz w:val="21"/>
-        </w:rPr>
-        <w:t>计划数据来自《工作任务分解说明书》的 WBS 与工作包工期估算；实际进度来自小组任务台账（各任务的实际起止日期与完成情况），并与交付物完成时间相互印证。</w:t>
-      </w:r>
-    </w:p>
     <w:p>
       <w:pPr>
         <w:pStyle w:val="Heading1"/>
       </w:pPr>
       <w:r>
-        <w:t>三、实验主要过程与结果</w:t>
-      </w:r>
-    </w:p>
-    <w:p>
-      <w:pPr>
-        <w:pStyle w:val="Heading2"/>
-      </w:pPr>
-      <w:r>
-        <w:t>1 引言</w:t>
-      </w:r>
-    </w:p>
-    <w:p>
-      <w:pPr>
-        <w:ind w:firstLine="420"/>
-      </w:pPr>
-      <w:r>
-        <w:rPr>
-          <w:rFonts w:ascii="Times New Roman" w:hAnsi="Times New Roman" w:eastAsia="宋体"/>
-          <w:sz w:val="21"/>
-        </w:rPr>
-        <w:t>本进度计划适用于火情智能监测与预警系统项目从启动到结项的完整过程。编制依据为《项目章程》确定的范围与里程碑、《工作任务分解说明书》的工作包与工期估算，以及课程实训的固定时段安排。项目背景与技术方案详见《项目介绍》，本文档不再重复，仅就进度计划的编制、跟踪、对比与优化作出安排。</w:t>
-      </w:r>
-    </w:p>
-    <w:p>
-      <w:pPr>
-        <w:pStyle w:val="Heading2"/>
-      </w:pPr>
-      <w:r>
-        <w:t>2 进度计划编制的背景概述 ★</w:t>
+        <w:t>二、进度计划编制的背景概述</w:t>
       </w:r>
     </w:p>
     <w:p>
@@ -705,18 +581,18 @@
     </w:p>
     <w:p>
       <w:pPr>
-        <w:pStyle w:val="Heading2"/>
+        <w:pStyle w:val="Heading1"/>
       </w:pPr>
       <w:r>
-        <w:t>3 实施计划 ★</w:t>
+        <w:t>三、实施计划</w:t>
       </w:r>
     </w:p>
     <w:p>
       <w:pPr>
-        <w:pStyle w:val="Heading3"/>
+        <w:pStyle w:val="Heading2"/>
       </w:pPr>
       <w:r>
-        <w:t>3.1 进度计划 ★ —— 本文档的核心，分量最重</w:t>
+        <w:t>3.1 进度计划</w:t>
       </w:r>
     </w:p>
     <w:p>
@@ -3841,7 +3717,7 @@
                 <w:rFonts w:ascii="Times New Roman" w:hAnsi="Times New Roman" w:eastAsia="宋体"/>
                 <w:sz w:val="19"/>
               </w:rPr>
-              <w:t>各项任务工期合计 95 个工作日，而项目总跨度只有 41 个工作日（2026-09-03 ~ 11-05，已扣除周末与国庆假期），差额由任务并行与多人分担实现。这与《工作任务分解说明书》的工期列一致。</w:t>
+              <w:t>各项任务工期合计 95 个工作日，而项目总跨度只有 41 个工作日（2026-09-03 ~ 11-05，已扣除周末与国庆假期），差额由任务并行与多人分担实现。</w:t>
             </w:r>
           </w:p>
         </w:tc>
@@ -5031,7 +4907,7 @@
           <w:rFonts w:ascii="Times New Roman" w:hAnsi="Times New Roman" w:eastAsia="宋体"/>
           <w:sz w:val="21"/>
         </w:rPr>
-        <w:t>而非连续投入工时，实际投入节奏为每周一次实训课加课后时间（详见实验 6 的工时口径）；</w:t>
+        <w:t>而非连续投入工时，实际投入节奏为每周一次实训课加课后时间；</w:t>
       </w:r>
     </w:p>
     <w:p>
@@ -5045,10 +4921,10 @@
     </w:p>
     <w:p>
       <w:pPr>
-        <w:pStyle w:val="Heading3"/>
+        <w:pStyle w:val="Heading2"/>
       </w:pPr>
       <w:r>
-        <w:t>3.2 调整后的进度计划 ★</w:t>
+        <w:t>3.2 调整后的进度计划</w:t>
       </w:r>
     </w:p>
     <w:p>
@@ -5061,7 +4937,7 @@
           <w:b/>
           <w:sz w:val="21"/>
         </w:rPr>
-        <w:t>（1）实际 vs 计划的偏差</w:t>
+        <w:t>（1）实际与计划的偏差</w:t>
       </w:r>
     </w:p>
     <w:p>
@@ -7432,7 +7308,7 @@
           <w:b/>
           <w:sz w:val="21"/>
         </w:rPr>
-        <w:t>（3）调整措施与调整后的进度计划表</w:t>
+        <w:t>（3）调整措施</w:t>
       </w:r>
     </w:p>
     <w:tbl>
@@ -7744,7 +7620,7 @@
                 <w:rFonts w:ascii="Times New Roman" w:hAnsi="Times New Roman" w:eastAsia="宋体"/>
                 <w:sz w:val="19"/>
               </w:rPr>
-              <w:t>人力过度集中</w:t>
+              <w:t>数据补充人力不足</w:t>
             </w:r>
           </w:p>
         </w:tc>
@@ -7766,7 +7642,7 @@
                 <w:rFonts w:ascii="Times New Roman" w:hAnsi="Times New Roman" w:eastAsia="宋体"/>
                 <w:sz w:val="19"/>
               </w:rPr>
-              <w:t>系统设计文档改为四人共同承担；接口联调交李汶航；功能测试交欧阳宇康；演示预演由李汶航主导</w:t>
+              <w:t>任务 17 由 3 人增至 4 人</w:t>
             </w:r>
           </w:p>
         </w:tc>
@@ -7775,71 +7651,6 @@
             <w:tcW w:type="dxa" w:w="3515"/>
             <w:vAlign w:val="center"/>
             <w:shd w:val="clear" w:color="auto" w:fill="F2F5F9"/>
-          </w:tcPr>
-          <w:p>
-            <w:pPr>
-              <w:spacing w:line="300" w:lineRule="auto"/>
-              <w:ind w:firstLine="0"/>
-              <w:jc w:val="left"/>
-            </w:pPr>
-            <w:r/>
-            <w:r>
-              <w:rPr>
-                <w:rFonts w:ascii="Times New Roman" w:hAnsi="Times New Roman" w:eastAsia="宋体"/>
-                <w:sz w:val="19"/>
-              </w:rPr>
-              <w:t>组长工作量占比下降（详见 4.2）</w:t>
-            </w:r>
-          </w:p>
-        </w:tc>
-      </w:tr>
-      <w:tr>
-        <w:tc>
-          <w:tcPr>
-            <w:tcW w:type="dxa" w:w="1701"/>
-            <w:vAlign w:val="center"/>
-          </w:tcPr>
-          <w:p>
-            <w:pPr>
-              <w:spacing w:line="300" w:lineRule="auto"/>
-              <w:ind w:firstLine="0"/>
-              <w:jc w:val="center"/>
-            </w:pPr>
-            <w:r/>
-            <w:r>
-              <w:rPr>
-                <w:rFonts w:ascii="Times New Roman" w:hAnsi="Times New Roman" w:eastAsia="宋体"/>
-                <w:sz w:val="19"/>
-              </w:rPr>
-              <w:t>数据补充人力不足</w:t>
-            </w:r>
-          </w:p>
-        </w:tc>
-        <w:tc>
-          <w:tcPr>
-            <w:tcW w:type="dxa" w:w="3515"/>
-            <w:vAlign w:val="center"/>
-          </w:tcPr>
-          <w:p>
-            <w:pPr>
-              <w:spacing w:line="300" w:lineRule="auto"/>
-              <w:ind w:firstLine="0"/>
-              <w:jc w:val="left"/>
-            </w:pPr>
-            <w:r/>
-            <w:r>
-              <w:rPr>
-                <w:rFonts w:ascii="Times New Roman" w:hAnsi="Times New Roman" w:eastAsia="宋体"/>
-                <w:sz w:val="19"/>
-              </w:rPr>
-              <w:t>任务 17 由 3 人增至 4 人</w:t>
-            </w:r>
-          </w:p>
-        </w:tc>
-        <w:tc>
-          <w:tcPr>
-            <w:tcW w:type="dxa" w:w="3515"/>
-            <w:vAlign w:val="center"/>
           </w:tcPr>
           <w:p>
             <w:pPr>
@@ -7983,25 +7794,6 @@
         </w:rPr>
         <w:t>（5）基准计划与中期计划对比</w:t>
       </w:r>
-      <w:r>
-        <w:rPr>
-          <w:rFonts w:ascii="Times New Roman" w:hAnsi="Times New Roman" w:eastAsia="宋体"/>
-          <w:sz w:val="21"/>
-        </w:rPr>
-        <w:t>（老师要求的产出）</w:t>
-      </w:r>
-    </w:p>
-    <w:p>
-      <w:pPr>
-        <w:ind w:firstLine="420"/>
-      </w:pPr>
-      <w:r>
-        <w:rPr>
-          <w:rFonts w:ascii="Times New Roman" w:hAnsi="Times New Roman" w:eastAsia="宋体"/>
-          <w:sz w:val="21"/>
-        </w:rPr>
-        <w:t>在状态日期录入实际进度后，执行「项目 → 设置比较基准 → 保存中期计划」保存了一次中期计划（比较基准 1），用于对比"原计划"与"执行后的调整计划"。</w:t>
-      </w:r>
     </w:p>
     <w:tbl>
       <w:tblPr>
@@ -9749,22 +9541,7 @@
           <w:rFonts w:ascii="Times New Roman" w:hAnsi="Times New Roman" w:eastAsia="宋体"/>
           <w:sz w:val="21"/>
         </w:rPr>
-        <w:t>对比结论：</w:t>
-      </w:r>
-      <w:r>
-        <w:rPr>
-          <w:rFonts w:ascii="Times New Roman" w:hAnsi="Times New Roman" w:eastAsia="宋体"/>
-          <w:b/>
-          <w:sz w:val="21"/>
-        </w:rPr>
-        <w:t>中期计划把 4 项延后任务的完成日期整体后移，把 7 项提前完成的任务前移</w:t>
-      </w:r>
-      <w:r>
-        <w:rPr>
-          <w:rFonts w:ascii="Times New Roman" w:hAnsi="Times New Roman" w:eastAsia="宋体"/>
-          <w:sz w:val="21"/>
-        </w:rPr>
-        <w:t>，其中变化最大的是任务 14（前移 11 天，原因是它在原计划中属于自动计划任务，工期被前置任务连带拉长）。这一对比说明原计划对"等待外部输入"和"自动计划任务工期"两处估计不准，也直接导向了 3.2（3）的调整措施。</w:t>
+        <w:t>对比结论：中期计划把 4 项延后任务的完成日期整体后移、把 7 项提前完成的任务前移，其中变化最大的是任务 14（前移 11 天，原因是它在原计划中属于自动计划任务，工期被前置任务连带拉长）。这说明原计划对"等待外部输入"和"自动计划任务工期"两处估计不准，也直接导向了（3）的调整措施。</w:t>
       </w:r>
     </w:p>
     <w:tbl>
@@ -9844,10 +9621,557 @@
     </w:p>
     <w:p>
       <w:pPr>
-        <w:pStyle w:val="Heading3"/>
+        <w:ind w:firstLine="420"/>
       </w:pPr>
       <w:r>
-        <w:t>3.3 进度跟踪记录与进度快照（老师要求的产出）</w:t>
+        <w:rPr>
+          <w:rFonts w:ascii="Times New Roman" w:hAnsi="Times New Roman" w:eastAsia="宋体"/>
+          <w:b/>
+          <w:sz w:val="21"/>
+        </w:rPr>
+        <w:t>（6）资源冲突及解决</w:t>
+      </w:r>
+    </w:p>
+    <w:p>
+      <w:pPr>
+        <w:ind w:firstLine="420"/>
+      </w:pPr>
+      <w:r>
+        <w:rPr>
+          <w:rFonts w:ascii="Times New Roman" w:hAnsi="Times New Roman" w:eastAsia="宋体"/>
+          <w:sz w:val="21"/>
+        </w:rPr>
+        <w:t>在「资源工作表」中检查工作量分配，发现冲突：</w:t>
+      </w:r>
+    </w:p>
+    <w:tbl>
+      <w:tblPr>
+        <w:tblStyle w:val="TableGrid"/>
+        <w:tblW w:type="auto" w:w="0"/>
+        <w:jc w:val="center"/>
+        <w:tblLayout w:type="fixed"/>
+        <w:tblLook w:firstColumn="1" w:firstRow="1" w:lastColumn="0" w:lastRow="0" w:noHBand="0" w:noVBand="1" w:val="04A0"/>
+        <w:tblW w:w="8731" w:type="dxa"/>
+        <w:tblLayout w:type="fixed"/>
+        <w:tblCellMar>
+          <w:top w:w="60" w:type="dxa"/>
+          <w:left w:w="100" w:type="dxa"/>
+          <w:bottom w:w="60" w:type="dxa"/>
+          <w:right w:w="100" w:type="dxa"/>
+        </w:tblCellMar>
+      </w:tblPr>
+      <w:tblGrid>
+        <w:gridCol w:w="1701"/>
+        <w:gridCol w:w="3515"/>
+        <w:gridCol w:w="3515"/>
+      </w:tblGrid>
+      <w:tr>
+        <w:tc>
+          <w:tcPr>
+            <w:tcW w:type="dxa" w:w="1701"/>
+            <w:vAlign w:val="center"/>
+            <w:shd w:val="clear" w:color="auto" w:fill="1F4D78"/>
+          </w:tcPr>
+          <w:p>
+            <w:pPr>
+              <w:ind w:firstLine="0"/>
+              <w:jc w:val="center"/>
+            </w:pPr>
+            <w:r/>
+            <w:r>
+              <w:rPr>
+                <w:rFonts w:ascii="Times New Roman" w:hAnsi="Times New Roman" w:eastAsia="黑体"/>
+                <w:b/>
+                <w:color w:val="FFFFFF"/>
+                <w:sz w:val="19"/>
+              </w:rPr>
+              <w:t>资源</w:t>
+            </w:r>
+          </w:p>
+        </w:tc>
+        <w:tc>
+          <w:tcPr>
+            <w:tcW w:type="dxa" w:w="3515"/>
+            <w:vAlign w:val="center"/>
+            <w:shd w:val="clear" w:color="auto" w:fill="1F4D78"/>
+          </w:tcPr>
+          <w:p>
+            <w:pPr>
+              <w:ind w:firstLine="0"/>
+              <w:jc w:val="center"/>
+            </w:pPr>
+            <w:r/>
+            <w:r>
+              <w:rPr>
+                <w:rFonts w:ascii="Times New Roman" w:hAnsi="Times New Roman" w:eastAsia="黑体"/>
+                <w:b/>
+                <w:color w:val="FFFFFF"/>
+                <w:sz w:val="19"/>
+              </w:rPr>
+              <w:t>工作总量</w:t>
+            </w:r>
+          </w:p>
+        </w:tc>
+        <w:tc>
+          <w:tcPr>
+            <w:tcW w:type="dxa" w:w="3515"/>
+            <w:vAlign w:val="center"/>
+            <w:shd w:val="clear" w:color="auto" w:fill="1F4D78"/>
+          </w:tcPr>
+          <w:p>
+            <w:pPr>
+              <w:ind w:firstLine="0"/>
+              <w:jc w:val="center"/>
+            </w:pPr>
+            <w:r/>
+            <w:r>
+              <w:rPr>
+                <w:rFonts w:ascii="Times New Roman" w:hAnsi="Times New Roman" w:eastAsia="黑体"/>
+                <w:b/>
+                <w:color w:val="FFFFFF"/>
+                <w:sz w:val="19"/>
+              </w:rPr>
+              <w:t>是否超分配</w:t>
+            </w:r>
+          </w:p>
+        </w:tc>
+      </w:tr>
+      <w:tr>
+        <w:tc>
+          <w:tcPr>
+            <w:tcW w:type="dxa" w:w="1701"/>
+            <w:vAlign w:val="center"/>
+          </w:tcPr>
+          <w:p>
+            <w:pPr>
+              <w:spacing w:line="300" w:lineRule="auto"/>
+              <w:ind w:firstLine="0"/>
+              <w:jc w:val="center"/>
+            </w:pPr>
+            <w:r/>
+            <w:r>
+              <w:rPr>
+                <w:rFonts w:ascii="Times New Roman" w:hAnsi="Times New Roman" w:eastAsia="宋体"/>
+                <w:sz w:val="19"/>
+              </w:rPr>
+              <w:t>蔡俊杰</w:t>
+            </w:r>
+          </w:p>
+        </w:tc>
+        <w:tc>
+          <w:tcPr>
+            <w:tcW w:type="dxa" w:w="3515"/>
+            <w:vAlign w:val="center"/>
+          </w:tcPr>
+          <w:p>
+            <w:pPr>
+              <w:spacing w:line="300" w:lineRule="auto"/>
+              <w:ind w:firstLine="0"/>
+              <w:jc w:val="left"/>
+            </w:pPr>
+            <w:r/>
+            <w:r>
+              <w:rPr>
+                <w:rFonts w:ascii="Times New Roman" w:hAnsi="Times New Roman" w:eastAsia="宋体"/>
+                <w:sz w:val="19"/>
+              </w:rPr>
+              <w:t>142 小时</w:t>
+            </w:r>
+          </w:p>
+        </w:tc>
+        <w:tc>
+          <w:tcPr>
+            <w:tcW w:type="dxa" w:w="3515"/>
+            <w:vAlign w:val="center"/>
+          </w:tcPr>
+          <w:p>
+            <w:pPr>
+              <w:spacing w:line="300" w:lineRule="auto"/>
+              <w:ind w:firstLine="0"/>
+              <w:jc w:val="left"/>
+            </w:pPr>
+            <w:r/>
+            <w:r>
+              <w:rPr>
+                <w:rFonts w:ascii="Times New Roman" w:hAnsi="Times New Roman" w:eastAsia="宋体"/>
+                <w:sz w:val="19"/>
+              </w:rPr>
+              <w:t>**是**</w:t>
+            </w:r>
+          </w:p>
+        </w:tc>
+      </w:tr>
+      <w:tr>
+        <w:tc>
+          <w:tcPr>
+            <w:tcW w:type="dxa" w:w="1701"/>
+            <w:vAlign w:val="center"/>
+            <w:shd w:val="clear" w:color="auto" w:fill="F2F5F9"/>
+          </w:tcPr>
+          <w:p>
+            <w:pPr>
+              <w:spacing w:line="300" w:lineRule="auto"/>
+              <w:ind w:firstLine="0"/>
+              <w:jc w:val="center"/>
+            </w:pPr>
+            <w:r/>
+            <w:r>
+              <w:rPr>
+                <w:rFonts w:ascii="Times New Roman" w:hAnsi="Times New Roman" w:eastAsia="宋体"/>
+                <w:sz w:val="19"/>
+              </w:rPr>
+              <w:t>李汶航</w:t>
+            </w:r>
+          </w:p>
+        </w:tc>
+        <w:tc>
+          <w:tcPr>
+            <w:tcW w:type="dxa" w:w="3515"/>
+            <w:vAlign w:val="center"/>
+            <w:shd w:val="clear" w:color="auto" w:fill="F2F5F9"/>
+          </w:tcPr>
+          <w:p>
+            <w:pPr>
+              <w:spacing w:line="300" w:lineRule="auto"/>
+              <w:ind w:firstLine="0"/>
+              <w:jc w:val="left"/>
+            </w:pPr>
+            <w:r/>
+            <w:r>
+              <w:rPr>
+                <w:rFonts w:ascii="Times New Roman" w:hAnsi="Times New Roman" w:eastAsia="宋体"/>
+                <w:sz w:val="19"/>
+              </w:rPr>
+              <w:t>98 小时</w:t>
+            </w:r>
+          </w:p>
+        </w:tc>
+        <w:tc>
+          <w:tcPr>
+            <w:tcW w:type="dxa" w:w="3515"/>
+            <w:vAlign w:val="center"/>
+            <w:shd w:val="clear" w:color="auto" w:fill="F2F5F9"/>
+          </w:tcPr>
+          <w:p>
+            <w:pPr>
+              <w:spacing w:line="300" w:lineRule="auto"/>
+              <w:ind w:firstLine="0"/>
+              <w:jc w:val="left"/>
+            </w:pPr>
+            <w:r/>
+            <w:r>
+              <w:rPr>
+                <w:rFonts w:ascii="Times New Roman" w:hAnsi="Times New Roman" w:eastAsia="宋体"/>
+                <w:sz w:val="19"/>
+              </w:rPr>
+              <w:t>否</w:t>
+            </w:r>
+          </w:p>
+        </w:tc>
+      </w:tr>
+      <w:tr>
+        <w:tc>
+          <w:tcPr>
+            <w:tcW w:type="dxa" w:w="1701"/>
+            <w:vAlign w:val="center"/>
+          </w:tcPr>
+          <w:p>
+            <w:pPr>
+              <w:spacing w:line="300" w:lineRule="auto"/>
+              <w:ind w:firstLine="0"/>
+              <w:jc w:val="center"/>
+            </w:pPr>
+            <w:r/>
+            <w:r>
+              <w:rPr>
+                <w:rFonts w:ascii="Times New Roman" w:hAnsi="Times New Roman" w:eastAsia="宋体"/>
+                <w:sz w:val="19"/>
+              </w:rPr>
+              <w:t>欧阳宇康</w:t>
+            </w:r>
+          </w:p>
+        </w:tc>
+        <w:tc>
+          <w:tcPr>
+            <w:tcW w:type="dxa" w:w="3515"/>
+            <w:vAlign w:val="center"/>
+          </w:tcPr>
+          <w:p>
+            <w:pPr>
+              <w:spacing w:line="300" w:lineRule="auto"/>
+              <w:ind w:firstLine="0"/>
+              <w:jc w:val="left"/>
+            </w:pPr>
+            <w:r/>
+            <w:r>
+              <w:rPr>
+                <w:rFonts w:ascii="Times New Roman" w:hAnsi="Times New Roman" w:eastAsia="宋体"/>
+                <w:sz w:val="19"/>
+              </w:rPr>
+              <w:t>84 小时</w:t>
+            </w:r>
+          </w:p>
+        </w:tc>
+        <w:tc>
+          <w:tcPr>
+            <w:tcW w:type="dxa" w:w="3515"/>
+            <w:vAlign w:val="center"/>
+          </w:tcPr>
+          <w:p>
+            <w:pPr>
+              <w:spacing w:line="300" w:lineRule="auto"/>
+              <w:ind w:firstLine="0"/>
+              <w:jc w:val="left"/>
+            </w:pPr>
+            <w:r/>
+            <w:r>
+              <w:rPr>
+                <w:rFonts w:ascii="Times New Roman" w:hAnsi="Times New Roman" w:eastAsia="宋体"/>
+                <w:sz w:val="19"/>
+              </w:rPr>
+              <w:t>否</w:t>
+            </w:r>
+          </w:p>
+        </w:tc>
+      </w:tr>
+      <w:tr>
+        <w:tc>
+          <w:tcPr>
+            <w:tcW w:type="dxa" w:w="1701"/>
+            <w:vAlign w:val="center"/>
+            <w:shd w:val="clear" w:color="auto" w:fill="F2F5F9"/>
+          </w:tcPr>
+          <w:p>
+            <w:pPr>
+              <w:spacing w:line="300" w:lineRule="auto"/>
+              <w:ind w:firstLine="0"/>
+              <w:jc w:val="center"/>
+            </w:pPr>
+            <w:r/>
+            <w:r>
+              <w:rPr>
+                <w:rFonts w:ascii="Times New Roman" w:hAnsi="Times New Roman" w:eastAsia="宋体"/>
+                <w:sz w:val="19"/>
+              </w:rPr>
+              <w:t>陈泽恩</w:t>
+            </w:r>
+          </w:p>
+        </w:tc>
+        <w:tc>
+          <w:tcPr>
+            <w:tcW w:type="dxa" w:w="3515"/>
+            <w:vAlign w:val="center"/>
+            <w:shd w:val="clear" w:color="auto" w:fill="F2F5F9"/>
+          </w:tcPr>
+          <w:p>
+            <w:pPr>
+              <w:spacing w:line="300" w:lineRule="auto"/>
+              <w:ind w:firstLine="0"/>
+              <w:jc w:val="left"/>
+            </w:pPr>
+            <w:r/>
+            <w:r>
+              <w:rPr>
+                <w:rFonts w:ascii="Times New Roman" w:hAnsi="Times New Roman" w:eastAsia="宋体"/>
+                <w:sz w:val="19"/>
+              </w:rPr>
+              <w:t>74 小时</w:t>
+            </w:r>
+          </w:p>
+        </w:tc>
+        <w:tc>
+          <w:tcPr>
+            <w:tcW w:type="dxa" w:w="3515"/>
+            <w:vAlign w:val="center"/>
+            <w:shd w:val="clear" w:color="auto" w:fill="F2F5F9"/>
+          </w:tcPr>
+          <w:p>
+            <w:pPr>
+              <w:spacing w:line="300" w:lineRule="auto"/>
+              <w:ind w:firstLine="0"/>
+              <w:jc w:val="left"/>
+            </w:pPr>
+            <w:r/>
+            <w:r>
+              <w:rPr>
+                <w:rFonts w:ascii="Times New Roman" w:hAnsi="Times New Roman" w:eastAsia="宋体"/>
+                <w:sz w:val="19"/>
+              </w:rPr>
+              <w:t>否</w:t>
+            </w:r>
+          </w:p>
+        </w:tc>
+      </w:tr>
+    </w:tbl>
+    <w:p>
+      <w:pPr>
+        <w:ind w:firstLine="420"/>
+      </w:pPr>
+      <w:r>
+        <w:rPr>
+          <w:rFonts w:ascii="Times New Roman" w:hAnsi="Times New Roman" w:eastAsia="宋体"/>
+          <w:b/>
+          <w:sz w:val="21"/>
+        </w:rPr>
+        <w:t>冲突原因</w:t>
+      </w:r>
+      <w:r>
+        <w:rPr>
+          <w:rFonts w:ascii="Times New Roman" w:hAnsi="Times New Roman" w:eastAsia="宋体"/>
+          <w:sz w:val="21"/>
+        </w:rPr>
+        <w:t>：组长同时承担系统设计、后端检测闭环、模型训练与评测等技术任务，工作量约为其他成员的 1.5 倍；且原计划中系统设计文档只安排 1 人，进一步加剧了集中度。</w:t>
+      </w:r>
+    </w:p>
+    <w:p>
+      <w:pPr>
+        <w:ind w:firstLine="420"/>
+      </w:pPr>
+      <w:r>
+        <w:rPr>
+          <w:rFonts w:ascii="Times New Roman" w:hAnsi="Times New Roman" w:eastAsia="宋体"/>
+          <w:b/>
+          <w:sz w:val="21"/>
+        </w:rPr>
+        <w:t>解决措施</w:t>
+      </w:r>
+      <w:r>
+        <w:rPr>
+          <w:rFonts w:ascii="Times New Roman" w:hAnsi="Times New Roman" w:eastAsia="宋体"/>
+          <w:sz w:val="21"/>
+        </w:rPr>
+        <w:t>：</w:t>
+      </w:r>
+    </w:p>
+    <w:tbl>
+      <w:tblPr>
+        <w:tblStyle w:val="TableGrid"/>
+        <w:tblW w:type="auto" w:w="0"/>
+        <w:jc w:val="center"/>
+        <w:tblLayout w:type="fixed"/>
+        <w:tblLook w:firstColumn="1" w:firstRow="1" w:lastColumn="0" w:lastRow="0" w:noHBand="0" w:noVBand="1" w:val="04A0"/>
+        <w:tblW w:w="8731" w:type="dxa"/>
+        <w:tblLayout w:type="fixed"/>
+        <w:tblCellMar>
+          <w:top w:w="60" w:type="dxa"/>
+          <w:left w:w="100" w:type="dxa"/>
+          <w:bottom w:w="60" w:type="dxa"/>
+          <w:right w:w="100" w:type="dxa"/>
+        </w:tblCellMar>
+      </w:tblPr>
+      <w:tblGrid>
+        <w:gridCol w:w="8731"/>
+      </w:tblGrid>
+      <w:tr>
+        <w:tc>
+          <w:tcPr>
+            <w:tcW w:type="dxa" w:w="8731"/>
+          </w:tcPr>
+          <w:p>
+            <w:pPr>
+              <w:ind w:firstLine="0"/>
+              <w:jc w:val="center"/>
+            </w:pPr>
+            <w:r/>
+            <w:r>
+              <w:br/>
+            </w:r>
+            <w:r>
+              <w:br/>
+            </w:r>
+            <w:r>
+              <w:br/>
+            </w:r>
+            <w:r>
+              <w:rPr>
+                <w:rFonts w:ascii="Times New Roman" w:hAnsi="Times New Roman" w:eastAsia="宋体"/>
+                <w:b/>
+                <w:color w:val="808080"/>
+                <w:sz w:val="21"/>
+              </w:rPr>
+              <w:t>【此处插入图片】【图 3-5】资源工作表（各成员工作量与超分配标记）（截图位置）</w:t>
+            </w:r>
+            <w:r>
+              <w:br/>
+            </w:r>
+            <w:r>
+              <w:br/>
+            </w:r>
+            <w:r>
+              <w:br/>
+            </w:r>
+          </w:p>
+        </w:tc>
+      </w:tr>
+    </w:tbl>
+    <w:p>
+      <w:pPr>
+        <w:jc w:val="center"/>
+      </w:pPr>
+      <w:r>
+        <w:rPr>
+          <w:rFonts w:ascii="Times New Roman" w:hAnsi="Times New Roman" w:eastAsia="宋体"/>
+          <w:b w:val="0"/>
+          <w:color w:val="404040"/>
+          <w:sz w:val="18"/>
+        </w:rPr>
+        <w:t>【图 3-5】资源工作表（各成员工作量与超分配标记）（截图位置）</w:t>
+      </w:r>
+    </w:p>
+    <w:p>
+      <w:r>
+        <w:rPr>
+          <w:rFonts w:ascii="Times New Roman" w:hAnsi="Times New Roman" w:eastAsia="宋体"/>
+          <w:sz w:val="21"/>
+        </w:rPr>
+        <w:t>1. 系统设计文档由 1 人改为四人共同承担，按架构、界面、接口与数据、文档规范分工；</w:t>
+      </w:r>
+    </w:p>
+    <w:p>
+      <w:r>
+        <w:rPr>
+          <w:rFonts w:ascii="Times New Roman" w:hAnsi="Times New Roman" w:eastAsia="宋体"/>
+          <w:sz w:val="21"/>
+        </w:rPr>
+        <w:t>2. 后端检测闭环的接口联调部分交由李汶航承担；</w:t>
+      </w:r>
+    </w:p>
+    <w:p>
+      <w:r>
+        <w:rPr>
+          <w:rFonts w:ascii="Times New Roman" w:hAnsi="Times New Roman" w:eastAsia="宋体"/>
+          <w:sz w:val="21"/>
+        </w:rPr>
+        <w:t>3. 功能测试与缺陷记录由欧阳宇康独立负责，组长不参与；</w:t>
+      </w:r>
+    </w:p>
+    <w:p>
+      <w:r>
+        <w:rPr>
+          <w:rFonts w:ascii="Times New Roman" w:hAnsi="Times New Roman" w:eastAsia="宋体"/>
+          <w:sz w:val="21"/>
+        </w:rPr>
+        <w:t>4. 手机推流实测与演示预演由李汶航主导，组长只做最终把关。</w:t>
+      </w:r>
+    </w:p>
+    <w:p>
+      <w:pPr>
+        <w:ind w:firstLine="420"/>
+      </w:pPr>
+      <w:r>
+        <w:rPr>
+          <w:rFonts w:ascii="Times New Roman" w:hAnsi="Times New Roman" w:eastAsia="宋体"/>
+          <w:sz w:val="21"/>
+        </w:rPr>
+        <w:t>调整后组长的工作量占比下降。需要说明的是：截至状态日期资源工作表中蔡俊杰仍带有轻微的超分配标记，因为前 3 周的技术任务确实集中由他推进，这属于已发生的事实；上述措施主要作用于 9 月下旬之后的剩余任务。</w:t>
+      </w:r>
+    </w:p>
+    <w:p>
+      <w:pPr>
+        <w:pStyle w:val="Heading2"/>
+      </w:pPr>
+      <w:r>
+        <w:t>3.3 进度跟踪记录与进度快照</w:t>
       </w:r>
     </w:p>
     <w:p>
@@ -10448,7 +10772,7 @@
                 <w:color w:val="808080"/>
                 <w:sz w:val="21"/>
               </w:rPr>
-              <w:t>【此处插入图片】【图 3-5】进度跟踪记录表与两次快照（截图位置）</w:t>
+              <w:t>【此处插入图片】【图 3-6】进度跟踪记录表与两次快照（截图位置）</w:t>
             </w:r>
             <w:r>
               <w:br/>
@@ -10474,15 +10798,15 @@
           <w:color w:val="404040"/>
           <w:sz w:val="18"/>
         </w:rPr>
-        <w:t>【图 3-5】进度跟踪记录表与两次快照（截图位置）</w:t>
+        <w:t>【图 3-6】进度跟踪记录表与两次快照（截图位置）</w:t>
       </w:r>
     </w:p>
     <w:p>
       <w:pPr>
-        <w:pStyle w:val="Heading3"/>
+        <w:pStyle w:val="Heading2"/>
       </w:pPr>
       <w:r>
-        <w:t>3.4 关于进度计划的其他说明 ★</w:t>
+        <w:t>3.4 关于进度计划的其他说明</w:t>
       </w:r>
     </w:p>
     <w:p>
@@ -10553,15 +10877,15 @@
           <w:rFonts w:ascii="Times New Roman" w:hAnsi="Times New Roman" w:eastAsia="宋体"/>
           <w:sz w:val="21"/>
         </w:rPr>
-        <w:t>）为二进制文件，Git 无法自动合并，约定同一时间只有一人修改，先后顺序为实验 5（进度）→ 实验 6（成本）→ 实验 7（质量）；③ 实际进度以交付物完成时间与任务台账为准，不用主观估计填写。</w:t>
+        <w:t>）为二进制文件，Git 无法自动合并，约定同一时间只有一人修改；③ 实际进度以交付物完成时间与任务台账为准，不用主观估计填写。</w:t>
       </w:r>
     </w:p>
     <w:p>
       <w:pPr>
-        <w:pStyle w:val="Heading3"/>
+        <w:pStyle w:val="Heading2"/>
       </w:pPr>
       <w:r>
-        <w:t>3.5 关于其他计划的说明 ★</w:t>
+        <w:t>3.5 关于其他计划的说明</w:t>
       </w:r>
     </w:p>
     <w:p>
@@ -10729,7 +11053,7 @@
                 <w:rFonts w:ascii="Times New Roman" w:hAnsi="Times New Roman" w:eastAsia="宋体"/>
                 <w:sz w:val="19"/>
               </w:rPr>
-              <w:t>按 20 元/工时（实习日薪 160 元/天折算）折算人力成本，总预算 7,480 元，并用挣值管理跟踪</w:t>
+              <w:t>按 20 元/工时（实习日薪折算）折算人力成本，总预算 7,480 元，并用挣值管理跟踪</w:t>
             </w:r>
           </w:p>
         </w:tc>
@@ -10929,10 +11253,10 @@
     </w:p>
     <w:p>
       <w:pPr>
-        <w:pStyle w:val="Heading2"/>
+        <w:pStyle w:val="Heading1"/>
       </w:pPr>
       <w:r>
-        <w:t>4 项目成果产品 ★</w:t>
+        <w:t>四、项目成果产品</w:t>
       </w:r>
     </w:p>
     <w:p>
@@ -10944,7 +11268,7 @@
           <w:rFonts w:ascii="Times New Roman" w:hAnsi="Times New Roman" w:eastAsia="宋体"/>
           <w:sz w:val="21"/>
         </w:rPr>
-        <w:t>本实验直接产出的成果：</w:t>
+        <w:t>本计划的直接产物：</w:t>
       </w:r>
     </w:p>
     <w:p>
@@ -10976,7 +11300,7 @@
           <w:rFonts w:ascii="Times New Roman" w:hAnsi="Times New Roman" w:eastAsia="宋体"/>
           <w:sz w:val="21"/>
         </w:rPr>
-        <w:t>2. 进度跟踪记录表与两次进度快照数据：见 3.6；</w:t>
+        <w:t>2. 进度跟踪记录表与两次进度快照数据：见 3.3；</w:t>
       </w:r>
     </w:p>
     <w:p>
@@ -10985,7 +11309,7 @@
           <w:rFonts w:ascii="Times New Roman" w:hAnsi="Times New Roman" w:eastAsia="宋体"/>
           <w:sz w:val="21"/>
         </w:rPr>
-        <w:t>3. 基准计划与中期计划对比分析资料：见 3.5；</w:t>
+        <w:t>3. 基准计划与中期计划对比分析资料：见 3.2（5）；</w:t>
       </w:r>
     </w:p>
     <w:p>
@@ -10994,7 +11318,7 @@
           <w:rFonts w:ascii="Times New Roman" w:hAnsi="Times New Roman" w:eastAsia="宋体"/>
           <w:sz w:val="21"/>
         </w:rPr>
-        <w:t>4. 任务优化及资源冲突解决方案：见第四章。</w:t>
+        <w:t>4. 任务优化及资源冲突解决方案：见 3.2（3）（6）。</w:t>
       </w:r>
     </w:p>
     <w:p>
@@ -11011,10 +11335,10 @@
     </w:p>
     <w:p>
       <w:pPr>
-        <w:pStyle w:val="Heading2"/>
+        <w:pStyle w:val="Heading1"/>
       </w:pPr>
       <w:r>
-        <w:t>5 其他 / 保障措施</w:t>
+        <w:t>五、其他 / 保障措施</w:t>
       </w:r>
     </w:p>
     <w:p>
@@ -11118,826 +11442,6 @@
         <w:pStyle w:val="Heading1"/>
       </w:pPr>
       <w:r>
-        <w:t>四、分析与讨论</w:t>
-      </w:r>
-    </w:p>
-    <w:p>
-      <w:pPr>
-        <w:pStyle w:val="Heading2"/>
-      </w:pPr>
-      <w:r>
-        <w:t>4.1 资源冲突与解决</w:t>
-      </w:r>
-    </w:p>
-    <w:p>
-      <w:pPr>
-        <w:ind w:firstLine="420"/>
-      </w:pPr>
-      <w:r>
-        <w:rPr>
-          <w:rFonts w:ascii="Times New Roman" w:hAnsi="Times New Roman" w:eastAsia="宋体"/>
-          <w:sz w:val="21"/>
-        </w:rPr>
-        <w:t>在「资源工作表」中检查工作量分配，发现冲突：</w:t>
-      </w:r>
-    </w:p>
-    <w:tbl>
-      <w:tblPr>
-        <w:tblStyle w:val="TableGrid"/>
-        <w:tblW w:type="auto" w:w="0"/>
-        <w:jc w:val="center"/>
-        <w:tblLayout w:type="fixed"/>
-        <w:tblLook w:firstColumn="1" w:firstRow="1" w:lastColumn="0" w:lastRow="0" w:noHBand="0" w:noVBand="1" w:val="04A0"/>
-        <w:tblW w:w="8731" w:type="dxa"/>
-        <w:tblLayout w:type="fixed"/>
-        <w:tblCellMar>
-          <w:top w:w="60" w:type="dxa"/>
-          <w:left w:w="100" w:type="dxa"/>
-          <w:bottom w:w="60" w:type="dxa"/>
-          <w:right w:w="100" w:type="dxa"/>
-        </w:tblCellMar>
-      </w:tblPr>
-      <w:tblGrid>
-        <w:gridCol w:w="1701"/>
-        <w:gridCol w:w="3515"/>
-        <w:gridCol w:w="3515"/>
-      </w:tblGrid>
-      <w:tr>
-        <w:tc>
-          <w:tcPr>
-            <w:tcW w:type="dxa" w:w="1701"/>
-            <w:vAlign w:val="center"/>
-            <w:shd w:val="clear" w:color="auto" w:fill="1F4D78"/>
-          </w:tcPr>
-          <w:p>
-            <w:pPr>
-              <w:ind w:firstLine="0"/>
-              <w:jc w:val="center"/>
-            </w:pPr>
-            <w:r/>
-            <w:r>
-              <w:rPr>
-                <w:rFonts w:ascii="Times New Roman" w:hAnsi="Times New Roman" w:eastAsia="黑体"/>
-                <w:b/>
-                <w:color w:val="FFFFFF"/>
-                <w:sz w:val="19"/>
-              </w:rPr>
-              <w:t>资源</w:t>
-            </w:r>
-          </w:p>
-        </w:tc>
-        <w:tc>
-          <w:tcPr>
-            <w:tcW w:type="dxa" w:w="3515"/>
-            <w:vAlign w:val="center"/>
-            <w:shd w:val="clear" w:color="auto" w:fill="1F4D78"/>
-          </w:tcPr>
-          <w:p>
-            <w:pPr>
-              <w:ind w:firstLine="0"/>
-              <w:jc w:val="center"/>
-            </w:pPr>
-            <w:r/>
-            <w:r>
-              <w:rPr>
-                <w:rFonts w:ascii="Times New Roman" w:hAnsi="Times New Roman" w:eastAsia="黑体"/>
-                <w:b/>
-                <w:color w:val="FFFFFF"/>
-                <w:sz w:val="19"/>
-              </w:rPr>
-              <w:t>工作总量</w:t>
-            </w:r>
-          </w:p>
-        </w:tc>
-        <w:tc>
-          <w:tcPr>
-            <w:tcW w:type="dxa" w:w="3515"/>
-            <w:vAlign w:val="center"/>
-            <w:shd w:val="clear" w:color="auto" w:fill="1F4D78"/>
-          </w:tcPr>
-          <w:p>
-            <w:pPr>
-              <w:ind w:firstLine="0"/>
-              <w:jc w:val="center"/>
-            </w:pPr>
-            <w:r/>
-            <w:r>
-              <w:rPr>
-                <w:rFonts w:ascii="Times New Roman" w:hAnsi="Times New Roman" w:eastAsia="黑体"/>
-                <w:b/>
-                <w:color w:val="FFFFFF"/>
-                <w:sz w:val="19"/>
-              </w:rPr>
-              <w:t>是否超分配</w:t>
-            </w:r>
-          </w:p>
-        </w:tc>
-      </w:tr>
-      <w:tr>
-        <w:tc>
-          <w:tcPr>
-            <w:tcW w:type="dxa" w:w="1701"/>
-            <w:vAlign w:val="center"/>
-          </w:tcPr>
-          <w:p>
-            <w:pPr>
-              <w:spacing w:line="300" w:lineRule="auto"/>
-              <w:ind w:firstLine="0"/>
-              <w:jc w:val="center"/>
-            </w:pPr>
-            <w:r/>
-            <w:r>
-              <w:rPr>
-                <w:rFonts w:ascii="Times New Roman" w:hAnsi="Times New Roman" w:eastAsia="宋体"/>
-                <w:sz w:val="19"/>
-              </w:rPr>
-              <w:t>蔡俊杰</w:t>
-            </w:r>
-          </w:p>
-        </w:tc>
-        <w:tc>
-          <w:tcPr>
-            <w:tcW w:type="dxa" w:w="3515"/>
-            <w:vAlign w:val="center"/>
-          </w:tcPr>
-          <w:p>
-            <w:pPr>
-              <w:spacing w:line="300" w:lineRule="auto"/>
-              <w:ind w:firstLine="0"/>
-              <w:jc w:val="left"/>
-            </w:pPr>
-            <w:r/>
-            <w:r>
-              <w:rPr>
-                <w:rFonts w:ascii="Times New Roman" w:hAnsi="Times New Roman" w:eastAsia="宋体"/>
-                <w:sz w:val="19"/>
-              </w:rPr>
-              <w:t>142 小时</w:t>
-            </w:r>
-          </w:p>
-        </w:tc>
-        <w:tc>
-          <w:tcPr>
-            <w:tcW w:type="dxa" w:w="3515"/>
-            <w:vAlign w:val="center"/>
-          </w:tcPr>
-          <w:p>
-            <w:pPr>
-              <w:spacing w:line="300" w:lineRule="auto"/>
-              <w:ind w:firstLine="0"/>
-              <w:jc w:val="left"/>
-            </w:pPr>
-            <w:r/>
-            <w:r>
-              <w:rPr>
-                <w:rFonts w:ascii="Times New Roman" w:hAnsi="Times New Roman" w:eastAsia="宋体"/>
-                <w:sz w:val="19"/>
-              </w:rPr>
-              <w:t>**是**</w:t>
-            </w:r>
-          </w:p>
-        </w:tc>
-      </w:tr>
-      <w:tr>
-        <w:tc>
-          <w:tcPr>
-            <w:tcW w:type="dxa" w:w="1701"/>
-            <w:vAlign w:val="center"/>
-            <w:shd w:val="clear" w:color="auto" w:fill="F2F5F9"/>
-          </w:tcPr>
-          <w:p>
-            <w:pPr>
-              <w:spacing w:line="300" w:lineRule="auto"/>
-              <w:ind w:firstLine="0"/>
-              <w:jc w:val="center"/>
-            </w:pPr>
-            <w:r/>
-            <w:r>
-              <w:rPr>
-                <w:rFonts w:ascii="Times New Roman" w:hAnsi="Times New Roman" w:eastAsia="宋体"/>
-                <w:sz w:val="19"/>
-              </w:rPr>
-              <w:t>李汶航</w:t>
-            </w:r>
-          </w:p>
-        </w:tc>
-        <w:tc>
-          <w:tcPr>
-            <w:tcW w:type="dxa" w:w="3515"/>
-            <w:vAlign w:val="center"/>
-            <w:shd w:val="clear" w:color="auto" w:fill="F2F5F9"/>
-          </w:tcPr>
-          <w:p>
-            <w:pPr>
-              <w:spacing w:line="300" w:lineRule="auto"/>
-              <w:ind w:firstLine="0"/>
-              <w:jc w:val="left"/>
-            </w:pPr>
-            <w:r/>
-            <w:r>
-              <w:rPr>
-                <w:rFonts w:ascii="Times New Roman" w:hAnsi="Times New Roman" w:eastAsia="宋体"/>
-                <w:sz w:val="19"/>
-              </w:rPr>
-              <w:t>98 小时</w:t>
-            </w:r>
-          </w:p>
-        </w:tc>
-        <w:tc>
-          <w:tcPr>
-            <w:tcW w:type="dxa" w:w="3515"/>
-            <w:vAlign w:val="center"/>
-            <w:shd w:val="clear" w:color="auto" w:fill="F2F5F9"/>
-          </w:tcPr>
-          <w:p>
-            <w:pPr>
-              <w:spacing w:line="300" w:lineRule="auto"/>
-              <w:ind w:firstLine="0"/>
-              <w:jc w:val="left"/>
-            </w:pPr>
-            <w:r/>
-            <w:r>
-              <w:rPr>
-                <w:rFonts w:ascii="Times New Roman" w:hAnsi="Times New Roman" w:eastAsia="宋体"/>
-                <w:sz w:val="19"/>
-              </w:rPr>
-              <w:t>否</w:t>
-            </w:r>
-          </w:p>
-        </w:tc>
-      </w:tr>
-      <w:tr>
-        <w:tc>
-          <w:tcPr>
-            <w:tcW w:type="dxa" w:w="1701"/>
-            <w:vAlign w:val="center"/>
-          </w:tcPr>
-          <w:p>
-            <w:pPr>
-              <w:spacing w:line="300" w:lineRule="auto"/>
-              <w:ind w:firstLine="0"/>
-              <w:jc w:val="center"/>
-            </w:pPr>
-            <w:r/>
-            <w:r>
-              <w:rPr>
-                <w:rFonts w:ascii="Times New Roman" w:hAnsi="Times New Roman" w:eastAsia="宋体"/>
-                <w:sz w:val="19"/>
-              </w:rPr>
-              <w:t>欧阳宇康</w:t>
-            </w:r>
-          </w:p>
-        </w:tc>
-        <w:tc>
-          <w:tcPr>
-            <w:tcW w:type="dxa" w:w="3515"/>
-            <w:vAlign w:val="center"/>
-          </w:tcPr>
-          <w:p>
-            <w:pPr>
-              <w:spacing w:line="300" w:lineRule="auto"/>
-              <w:ind w:firstLine="0"/>
-              <w:jc w:val="left"/>
-            </w:pPr>
-            <w:r/>
-            <w:r>
-              <w:rPr>
-                <w:rFonts w:ascii="Times New Roman" w:hAnsi="Times New Roman" w:eastAsia="宋体"/>
-                <w:sz w:val="19"/>
-              </w:rPr>
-              <w:t>84 小时</w:t>
-            </w:r>
-          </w:p>
-        </w:tc>
-        <w:tc>
-          <w:tcPr>
-            <w:tcW w:type="dxa" w:w="3515"/>
-            <w:vAlign w:val="center"/>
-          </w:tcPr>
-          <w:p>
-            <w:pPr>
-              <w:spacing w:line="300" w:lineRule="auto"/>
-              <w:ind w:firstLine="0"/>
-              <w:jc w:val="left"/>
-            </w:pPr>
-            <w:r/>
-            <w:r>
-              <w:rPr>
-                <w:rFonts w:ascii="Times New Roman" w:hAnsi="Times New Roman" w:eastAsia="宋体"/>
-                <w:sz w:val="19"/>
-              </w:rPr>
-              <w:t>否</w:t>
-            </w:r>
-          </w:p>
-        </w:tc>
-      </w:tr>
-      <w:tr>
-        <w:tc>
-          <w:tcPr>
-            <w:tcW w:type="dxa" w:w="1701"/>
-            <w:vAlign w:val="center"/>
-            <w:shd w:val="clear" w:color="auto" w:fill="F2F5F9"/>
-          </w:tcPr>
-          <w:p>
-            <w:pPr>
-              <w:spacing w:line="300" w:lineRule="auto"/>
-              <w:ind w:firstLine="0"/>
-              <w:jc w:val="center"/>
-            </w:pPr>
-            <w:r/>
-            <w:r>
-              <w:rPr>
-                <w:rFonts w:ascii="Times New Roman" w:hAnsi="Times New Roman" w:eastAsia="宋体"/>
-                <w:sz w:val="19"/>
-              </w:rPr>
-              <w:t>陈泽恩</w:t>
-            </w:r>
-          </w:p>
-        </w:tc>
-        <w:tc>
-          <w:tcPr>
-            <w:tcW w:type="dxa" w:w="3515"/>
-            <w:vAlign w:val="center"/>
-            <w:shd w:val="clear" w:color="auto" w:fill="F2F5F9"/>
-          </w:tcPr>
-          <w:p>
-            <w:pPr>
-              <w:spacing w:line="300" w:lineRule="auto"/>
-              <w:ind w:firstLine="0"/>
-              <w:jc w:val="left"/>
-            </w:pPr>
-            <w:r/>
-            <w:r>
-              <w:rPr>
-                <w:rFonts w:ascii="Times New Roman" w:hAnsi="Times New Roman" w:eastAsia="宋体"/>
-                <w:sz w:val="19"/>
-              </w:rPr>
-              <w:t>74 小时</w:t>
-            </w:r>
-          </w:p>
-        </w:tc>
-        <w:tc>
-          <w:tcPr>
-            <w:tcW w:type="dxa" w:w="3515"/>
-            <w:vAlign w:val="center"/>
-            <w:shd w:val="clear" w:color="auto" w:fill="F2F5F9"/>
-          </w:tcPr>
-          <w:p>
-            <w:pPr>
-              <w:spacing w:line="300" w:lineRule="auto"/>
-              <w:ind w:firstLine="0"/>
-              <w:jc w:val="left"/>
-            </w:pPr>
-            <w:r/>
-            <w:r>
-              <w:rPr>
-                <w:rFonts w:ascii="Times New Roman" w:hAnsi="Times New Roman" w:eastAsia="宋体"/>
-                <w:sz w:val="19"/>
-              </w:rPr>
-              <w:t>否</w:t>
-            </w:r>
-          </w:p>
-        </w:tc>
-      </w:tr>
-    </w:tbl>
-    <w:p>
-      <w:pPr>
-        <w:ind w:firstLine="420"/>
-      </w:pPr>
-      <w:r>
-        <w:rPr>
-          <w:rFonts w:ascii="Times New Roman" w:hAnsi="Times New Roman" w:eastAsia="宋体"/>
-          <w:b/>
-          <w:sz w:val="21"/>
-        </w:rPr>
-        <w:t>冲突原因</w:t>
-      </w:r>
-      <w:r>
-        <w:rPr>
-          <w:rFonts w:ascii="Times New Roman" w:hAnsi="Times New Roman" w:eastAsia="宋体"/>
-          <w:sz w:val="21"/>
-        </w:rPr>
-        <w:t>：组长同时承担系统设计、后端检测闭环、模型训练与评测等技术任务，工作量约为其他成员的 1.5 倍；且原计划中系统设计文档只安排 1 人，进一步加剧了集中度。</w:t>
-      </w:r>
-    </w:p>
-    <w:p>
-      <w:pPr>
-        <w:ind w:firstLine="420"/>
-      </w:pPr>
-      <w:r>
-        <w:rPr>
-          <w:rFonts w:ascii="Times New Roman" w:hAnsi="Times New Roman" w:eastAsia="宋体"/>
-          <w:b/>
-          <w:sz w:val="21"/>
-        </w:rPr>
-        <w:t>解决措施</w:t>
-      </w:r>
-      <w:r>
-        <w:rPr>
-          <w:rFonts w:ascii="Times New Roman" w:hAnsi="Times New Roman" w:eastAsia="宋体"/>
-          <w:sz w:val="21"/>
-        </w:rPr>
-        <w:t>：</w:t>
-      </w:r>
-    </w:p>
-    <w:tbl>
-      <w:tblPr>
-        <w:tblStyle w:val="TableGrid"/>
-        <w:tblW w:type="auto" w:w="0"/>
-        <w:jc w:val="center"/>
-        <w:tblLayout w:type="fixed"/>
-        <w:tblLook w:firstColumn="1" w:firstRow="1" w:lastColumn="0" w:lastRow="0" w:noHBand="0" w:noVBand="1" w:val="04A0"/>
-        <w:tblW w:w="8731" w:type="dxa"/>
-        <w:tblLayout w:type="fixed"/>
-        <w:tblCellMar>
-          <w:top w:w="60" w:type="dxa"/>
-          <w:left w:w="100" w:type="dxa"/>
-          <w:bottom w:w="60" w:type="dxa"/>
-          <w:right w:w="100" w:type="dxa"/>
-        </w:tblCellMar>
-      </w:tblPr>
-      <w:tblGrid>
-        <w:gridCol w:w="8731"/>
-      </w:tblGrid>
-      <w:tr>
-        <w:tc>
-          <w:tcPr>
-            <w:tcW w:type="dxa" w:w="8731"/>
-          </w:tcPr>
-          <w:p>
-            <w:pPr>
-              <w:ind w:firstLine="0"/>
-              <w:jc w:val="center"/>
-            </w:pPr>
-            <w:r/>
-            <w:r>
-              <w:br/>
-            </w:r>
-            <w:r>
-              <w:br/>
-            </w:r>
-            <w:r>
-              <w:br/>
-            </w:r>
-            <w:r>
-              <w:rPr>
-                <w:rFonts w:ascii="Times New Roman" w:hAnsi="Times New Roman" w:eastAsia="宋体"/>
-                <w:b/>
-                <w:color w:val="808080"/>
-                <w:sz w:val="21"/>
-              </w:rPr>
-              <w:t>【此处插入图片】【图 3-6】资源工作表（各成员工作量与超分配标记）（截图位置）</w:t>
-            </w:r>
-            <w:r>
-              <w:br/>
-            </w:r>
-            <w:r>
-              <w:br/>
-            </w:r>
-            <w:r>
-              <w:br/>
-            </w:r>
-          </w:p>
-        </w:tc>
-      </w:tr>
-    </w:tbl>
-    <w:p>
-      <w:pPr>
-        <w:jc w:val="center"/>
-      </w:pPr>
-      <w:r>
-        <w:rPr>
-          <w:rFonts w:ascii="Times New Roman" w:hAnsi="Times New Roman" w:eastAsia="宋体"/>
-          <w:b w:val="0"/>
-          <w:color w:val="404040"/>
-          <w:sz w:val="18"/>
-        </w:rPr>
-        <w:t>【图 3-6】资源工作表（各成员工作量与超分配标记）（截图位置）</w:t>
-      </w:r>
-    </w:p>
-    <w:p>
-      <w:r>
-        <w:rPr>
-          <w:rFonts w:ascii="Times New Roman" w:hAnsi="Times New Roman" w:eastAsia="宋体"/>
-          <w:sz w:val="21"/>
-        </w:rPr>
-        <w:t>1. 系统设计文档由 1 人改为四人共同承担，按架构、界面、接口与数据、文档规范分工；</w:t>
-      </w:r>
-    </w:p>
-    <w:p>
-      <w:r>
-        <w:rPr>
-          <w:rFonts w:ascii="Times New Roman" w:hAnsi="Times New Roman" w:eastAsia="宋体"/>
-          <w:sz w:val="21"/>
-        </w:rPr>
-        <w:t>2. 后端检测闭环的接口联调部分交由李汶航承担；</w:t>
-      </w:r>
-    </w:p>
-    <w:p>
-      <w:r>
-        <w:rPr>
-          <w:rFonts w:ascii="Times New Roman" w:hAnsi="Times New Roman" w:eastAsia="宋体"/>
-          <w:sz w:val="21"/>
-        </w:rPr>
-        <w:t>3. 功能测试与缺陷记录由欧阳宇康独立负责，组长不参与；</w:t>
-      </w:r>
-    </w:p>
-    <w:p>
-      <w:r>
-        <w:rPr>
-          <w:rFonts w:ascii="Times New Roman" w:hAnsi="Times New Roman" w:eastAsia="宋体"/>
-          <w:sz w:val="21"/>
-        </w:rPr>
-        <w:t>4. 手机推流实测与演示预演由李汶航主导，组长只做最终把关。</w:t>
-      </w:r>
-    </w:p>
-    <w:p>
-      <w:pPr>
-        <w:ind w:firstLine="420"/>
-      </w:pPr>
-      <w:r>
-        <w:rPr>
-          <w:rFonts w:ascii="Times New Roman" w:hAnsi="Times New Roman" w:eastAsia="宋体"/>
-          <w:sz w:val="21"/>
-        </w:rPr>
-        <w:t>调整后组长的工作量占比下降。需要说明的是：截至状态日期资源工作表中蔡俊杰仍带有轻微的超分配标记，因为前 3 周的技术任务确实集中由他推进，这属于已发生的事实；上述措施主要作用于 9 月下旬之后的剩余任务。</w:t>
-      </w:r>
-    </w:p>
-    <w:p>
-      <w:pPr>
-        <w:pStyle w:val="Heading2"/>
-      </w:pPr>
-      <w:r>
-        <w:t>4.2 对进度管理方法的讨论</w:t>
-      </w:r>
-    </w:p>
-    <w:p>
-      <w:r>
-        <w:rPr>
-          <w:rFonts w:ascii="Times New Roman" w:hAnsi="Times New Roman" w:eastAsia="宋体"/>
-          <w:sz w:val="21"/>
-        </w:rPr>
-        <w:t xml:space="preserve">1. </w:t>
-      </w:r>
-      <w:r>
-        <w:rPr>
-          <w:rFonts w:ascii="Times New Roman" w:hAnsi="Times New Roman" w:eastAsia="宋体"/>
-          <w:b/>
-          <w:sz w:val="21"/>
-        </w:rPr>
-        <w:t>"等待型任务"必须按日历跨度估期</w:t>
-      </w:r>
-      <w:r>
-        <w:rPr>
-          <w:rFonts w:ascii="Times New Roman" w:hAnsi="Times New Roman" w:eastAsia="宋体"/>
-          <w:sz w:val="21"/>
-        </w:rPr>
-        <w:t>。本章最值得记的一条经验是：延后全部集中在需要等外部输入的任务上（等模板、等安装、等评审），而它们在计划里被当作连续作业排期。今后编制类似计划时，这类任务应单独识别并按日历跨度估算，或直接并入相邻任务的工期。</w:t>
-      </w:r>
-    </w:p>
-    <w:p>
-      <w:r>
-        <w:rPr>
-          <w:rFonts w:ascii="Times New Roman" w:hAnsi="Times New Roman" w:eastAsia="宋体"/>
-          <w:sz w:val="21"/>
-        </w:rPr>
-        <w:t xml:space="preserve">2. </w:t>
-      </w:r>
-      <w:r>
-        <w:rPr>
-          <w:rFonts w:ascii="Times New Roman" w:hAnsi="Times New Roman" w:eastAsia="宋体"/>
-          <w:b/>
-          <w:sz w:val="21"/>
-        </w:rPr>
-        <w:t>自动计划任务的工期会被依赖关系放大</w:t>
-      </w:r>
-      <w:r>
-        <w:rPr>
-          <w:rFonts w:ascii="Times New Roman" w:hAnsi="Times New Roman" w:eastAsia="宋体"/>
-          <w:sz w:val="21"/>
-        </w:rPr>
-        <w:t>。任务 14 的基准工期 12 个工作日、实际只用 5 个工作日，偏差不是执行造成的，而是计划造成的。这说明保存比较基准之前必须逐项复核自动计划任务，否则后期的进度与成本对比都会建立在一个失真的基准上。</w:t>
-      </w:r>
-    </w:p>
-    <w:p>
-      <w:r>
-        <w:rPr>
-          <w:rFonts w:ascii="Times New Roman" w:hAnsi="Times New Roman" w:eastAsia="宋体"/>
-          <w:sz w:val="21"/>
-        </w:rPr>
-        <w:t xml:space="preserve">3. </w:t>
-      </w:r>
-      <w:r>
-        <w:rPr>
-          <w:rFonts w:ascii="Times New Roman" w:hAnsi="Times New Roman" w:eastAsia="宋体"/>
-          <w:b/>
-          <w:sz w:val="21"/>
-        </w:rPr>
-        <w:t>关键路径法不能覆盖全部风险</w:t>
-      </w:r>
-      <w:r>
-        <w:rPr>
-          <w:rFonts w:ascii="Times New Roman" w:hAnsi="Times New Roman" w:eastAsia="宋体"/>
-          <w:sz w:val="21"/>
-        </w:rPr>
-        <w:t>。数据治理与模型重训不在关键路径上，却是当前最实质的瓶颈——因为它承担的是探索性工作，工期的不确定性远高于编码任务。关键路径之外的高不确定性任务，应当单独设里程碑跟踪。</w:t>
-      </w:r>
-    </w:p>
-    <w:p>
-      <w:r>
-        <w:rPr>
-          <w:rFonts w:ascii="Times New Roman" w:hAnsi="Times New Roman" w:eastAsia="宋体"/>
-          <w:sz w:val="21"/>
-        </w:rPr>
-        <w:t xml:space="preserve">4. </w:t>
-      </w:r>
-      <w:r>
-        <w:rPr>
-          <w:rFonts w:ascii="Times New Roman" w:hAnsi="Times New Roman" w:eastAsia="宋体"/>
-          <w:b/>
-          <w:sz w:val="21"/>
-        </w:rPr>
-        <w:t>跟踪频率决定发现的早晚</w:t>
-      </w:r>
-      <w:r>
-        <w:rPr>
-          <w:rFonts w:ascii="Times New Roman" w:hAnsi="Times New Roman" w:eastAsia="宋体"/>
-          <w:sz w:val="21"/>
-        </w:rPr>
-        <w:t>。本项目的两次快照都是在实训课后补录的，数据治理的滞后直到状态日期才被正式记录。若能做到任务完成即更新，偏差会提前一到两周暴露。</w:t>
-      </w:r>
-    </w:p>
-    <w:p>
-      <w:pPr>
-        <w:pStyle w:val="Heading2"/>
-      </w:pPr>
-      <w:r>
-        <w:t>4.3 管理启示</w:t>
-      </w:r>
-    </w:p>
-    <w:p>
-      <w:r>
-        <w:rPr>
-          <w:rFonts w:ascii="Times New Roman" w:hAnsi="Times New Roman" w:eastAsia="宋体"/>
-          <w:sz w:val="21"/>
-        </w:rPr>
-        <w:t xml:space="preserve">1. </w:t>
-      </w:r>
-      <w:r>
-        <w:rPr>
-          <w:rFonts w:ascii="Times New Roman" w:hAnsi="Times New Roman" w:eastAsia="宋体"/>
-          <w:b/>
-          <w:sz w:val="21"/>
-        </w:rPr>
-        <w:t>分工均衡要用数据检查，不能凭感觉</w:t>
-      </w:r>
-      <w:r>
-        <w:rPr>
-          <w:rFonts w:ascii="Times New Roman" w:hAnsi="Times New Roman" w:eastAsia="宋体"/>
-          <w:sz w:val="21"/>
-        </w:rPr>
-        <w:t>。资源工作表打开之前，组内普遍认为"任务都有人认领"，但工作量数据一出来，组长的负荷是其他成员的 1.5 倍——任务有归属不等于工作均衡。</w:t>
-      </w:r>
-    </w:p>
-    <w:p>
-      <w:r>
-        <w:rPr>
-          <w:rFonts w:ascii="Times New Roman" w:hAnsi="Times New Roman" w:eastAsia="宋体"/>
-          <w:sz w:val="21"/>
-        </w:rPr>
-        <w:t xml:space="preserve">2. </w:t>
-      </w:r>
-      <w:r>
-        <w:rPr>
-          <w:rFonts w:ascii="Times New Roman" w:hAnsi="Times New Roman" w:eastAsia="宋体"/>
-          <w:b/>
-          <w:sz w:val="21"/>
-        </w:rPr>
-        <w:t>计划不是一次成型的</w:t>
-      </w:r>
-      <w:r>
-        <w:rPr>
-          <w:rFonts w:ascii="Times New Roman" w:hAnsi="Times New Roman" w:eastAsia="宋体"/>
-          <w:sz w:val="21"/>
-        </w:rPr>
-        <w:t>。本项目先后经历了首版计划、执行中的调整计划、以及录入实际进度后的中期计划三个版本，每一版都修正了上一版的估算偏差。把"计划会变"当作常态，比坚持一份不动的计划更接近真实。</w:t>
-      </w:r>
-    </w:p>
-    <w:p>
-      <w:r>
-        <w:rPr>
-          <w:rFonts w:ascii="Times New Roman" w:hAnsi="Times New Roman" w:eastAsia="宋体"/>
-          <w:sz w:val="21"/>
-        </w:rPr>
-        <w:t xml:space="preserve">3. </w:t>
-      </w:r>
-      <w:r>
-        <w:rPr>
-          <w:rFonts w:ascii="Times New Roman" w:hAnsi="Times New Roman" w:eastAsia="宋体"/>
-          <w:b/>
-          <w:sz w:val="21"/>
-        </w:rPr>
-        <w:t>进度与成本必须同源对照</w:t>
-      </w:r>
-      <w:r>
-        <w:rPr>
-          <w:rFonts w:ascii="Times New Roman" w:hAnsi="Times New Roman" w:eastAsia="宋体"/>
-          <w:sz w:val="21"/>
-        </w:rPr>
-        <w:t>。本实验的进度数据与实验 6 的成本数据来自同一份 Project 文件、同一个比较基准，因此 SPI 与 CPI 能互相印证（例如中期计划增加的成本与成本偏差 CV 完全一致）。两份文档若各算各的，结论很容易冲突。</w:t>
-      </w:r>
-    </w:p>
-    <w:p>
-      <w:pPr>
-        <w:pStyle w:val="Heading1"/>
-      </w:pPr>
-      <w:r>
-        <w:t>五、心得体会</w:t>
-      </w:r>
-    </w:p>
-    <w:p>
-      <w:pPr>
-        <w:ind w:firstLine="420"/>
-      </w:pPr>
-      <w:r>
-        <w:rPr>
-          <w:rFonts w:ascii="Times New Roman" w:hAnsi="Times New Roman" w:eastAsia="宋体"/>
-          <w:sz w:val="21"/>
-        </w:rPr>
-        <w:t>这次实验最大的收获是把"进度"从感觉变成了数字。以前判断项目快慢靠"这周做了多少"，用比较基准和跟踪甘特图之后，每个任务的偏差能精确到天，SPI 也能算出 1.41 回落到 1.02 这样的趋势。</w:t>
-      </w:r>
-    </w:p>
-    <w:p>
-      <w:pPr>
-        <w:ind w:firstLine="420"/>
-      </w:pPr>
-      <w:r>
-        <w:rPr>
-          <w:rFonts w:ascii="Times New Roman" w:hAnsi="Times New Roman" w:eastAsia="宋体"/>
-          <w:sz w:val="21"/>
-        </w:rPr>
-        <w:t>其次是认识到</w:t>
-      </w:r>
-      <w:r>
-        <w:rPr>
-          <w:rFonts w:ascii="Times New Roman" w:hAnsi="Times New Roman" w:eastAsia="宋体"/>
-          <w:b/>
-          <w:sz w:val="21"/>
-        </w:rPr>
-        <w:t>计划本身的错误和执行偏差是两回事</w:t>
-      </w:r>
-      <w:r>
-        <w:rPr>
-          <w:rFonts w:ascii="Times New Roman" w:hAnsi="Times New Roman" w:eastAsia="宋体"/>
-          <w:sz w:val="21"/>
-        </w:rPr>
-        <w:t>。任务 14 提前 11 天，看着是好事，实际上是自动计划任务被前置任务拉长了工期导致的估算虚高；如果不做基准与中期计划的对比，这个错误会被"提前完成"的表象掩盖，还会让后续预算跟着虚高。</w:t>
-      </w:r>
-    </w:p>
-    <w:p>
-      <w:pPr>
-        <w:ind w:firstLine="420"/>
-      </w:pPr>
-      <w:r>
-        <w:rPr>
-          <w:rFonts w:ascii="Times New Roman" w:hAnsi="Times New Roman" w:eastAsia="宋体"/>
-          <w:sz w:val="21"/>
-        </w:rPr>
-        <w:t>最后是资源工作表的作用超出预期。四个人排期时，谁干了多少全靠印象，资源工作表一打开，"组长 142 小时、其他成员 74~98 小时"这种失衡立刻暴露出来。这提醒我们：分工不能只看任务有没有人认领，还要看</w:t>
-      </w:r>
-      <w:r>
-        <w:rPr>
-          <w:rFonts w:ascii="Times New Roman" w:hAnsi="Times New Roman" w:eastAsia="宋体"/>
-          <w:b/>
-          <w:sz w:val="21"/>
-        </w:rPr>
-        <w:t>工作量是不是真的均衡</w:t>
-      </w:r>
-      <w:r>
-        <w:rPr>
-          <w:rFonts w:ascii="Times New Roman" w:hAnsi="Times New Roman" w:eastAsia="宋体"/>
-          <w:sz w:val="21"/>
-        </w:rPr>
-        <w:t>。</w:t>
-      </w:r>
-    </w:p>
-    <w:p>
-      <w:pPr>
-        <w:ind w:firstLine="420"/>
-      </w:pPr>
-      <w:r>
-        <w:rPr>
-          <w:rFonts w:ascii="Times New Roman" w:hAnsi="Times New Roman" w:eastAsia="宋体"/>
-          <w:sz w:val="21"/>
-        </w:rPr>
-        <w:t>不足之处是跟踪频率还是偏低——两次快照都在实训课后补录，如果能做到任务一完成就更新，偏差会更早暴露，数据治理的滞后也不至于拖到状态日期才发现。</w:t>
-      </w:r>
-    </w:p>
-    <w:p>
-      <w:pPr>
-        <w:pStyle w:val="Heading1"/>
-      </w:pPr>
-      <w:r>
         <w:t>附件：图片准备清单（共 6 张，全部在项目文件 项目任务分解.mpp 中出图）</w:t>
       </w:r>
     </w:p>
@@ -12129,7 +11633,7 @@
                 <w:rFonts w:ascii="Times New Roman" w:hAnsi="Times New Roman" w:eastAsia="宋体"/>
                 <w:sz w:val="19"/>
               </w:rPr>
-              <w:t>3.1 ②</w:t>
+              <w:t>3.1</w:t>
             </w:r>
           </w:p>
         </w:tc>
@@ -12218,7 +11722,7 @@
                 <w:rFonts w:ascii="Times New Roman" w:hAnsi="Times New Roman" w:eastAsia="宋体"/>
                 <w:sz w:val="19"/>
               </w:rPr>
-              <w:t>3.1 ③</w:t>
+              <w:t>3.1</w:t>
             </w:r>
           </w:p>
         </w:tc>
@@ -12240,7 +11744,7 @@
                 <w:rFonts w:ascii="Times New Roman" w:hAnsi="Times New Roman" w:eastAsia="宋体"/>
                 <w:sz w:val="19"/>
               </w:rPr>
-              <w:t>视图 → **甘特图**；左侧任务表显示 WBS、任务名称、工期、开始时间、完成时间、前置任务、资源名称；时间轴按"周"缩放；格式 → 勾选**关键任务**（关键路径显示为红色）；任务多时可分两屏截或拉长窗口</w:t>
+              <w:t>视图 → **甘特图**；左侧任务表显示 WBS、任务名称、工期、开始时间、完成时间、前置任务、资源名称；时间轴按"周"缩放；格式 → 勾选**关键任务**（关键路径显示为红色）</w:t>
             </w:r>
           </w:p>
         </w:tc>
@@ -12326,7 +11830,7 @@
                 <w:rFonts w:ascii="Times New Roman" w:hAnsi="Times New Roman" w:eastAsia="宋体"/>
                 <w:sz w:val="19"/>
               </w:rPr>
-              <w:t>视图 → 其他视图 → **跟踪甘特图**；每项任务会同时显示基准条与当前条，已录实际进度的任务上面还有一条实际条。也可在甘特图里勾选**比较基准**达到类似效果</w:t>
+              <w:t>视图 → 其他视图 → **跟踪甘特图**；每项任务会同时显示基准条与当前条，已录实际进度的任务上面还有一条实际条</w:t>
             </w:r>
           </w:p>
         </w:tc>
@@ -12460,7 +11964,7 @@
                 <w:rFonts w:ascii="Times New Roman" w:hAnsi="Times New Roman" w:eastAsia="宋体"/>
                 <w:sz w:val="19"/>
               </w:rPr>
-              <w:t>进度跟踪记录表与两次快照</w:t>
+              <w:t>资源工作表</w:t>
             </w:r>
           </w:p>
         </w:tc>
@@ -12481,7 +11985,7 @@
                 <w:rFonts w:ascii="Times New Roman" w:hAnsi="Times New Roman" w:eastAsia="宋体"/>
                 <w:sz w:val="19"/>
               </w:rPr>
-              <w:t>3.3</w:t>
+              <w:t>3.2（6）</w:t>
             </w:r>
           </w:p>
         </w:tc>
@@ -12502,7 +12006,7 @@
                 <w:rFonts w:ascii="Times New Roman" w:hAnsi="Times New Roman" w:eastAsia="宋体"/>
                 <w:sz w:val="19"/>
               </w:rPr>
-              <w:t>3.3 的表格可另存为 Excel 后截图；"快照"即两次跟踪时点的任务完成状态截图，与表一起放</w:t>
+              <w:t>视图 → **资源工作表**；显示"最大单位 / 工时 / 过度分配"三列，超分配的资源会显示为红色</w:t>
             </w:r>
           </w:p>
         </w:tc>
@@ -12548,7 +12052,7 @@
                 <w:rFonts w:ascii="Times New Roman" w:hAnsi="Times New Roman" w:eastAsia="宋体"/>
                 <w:sz w:val="19"/>
               </w:rPr>
-              <w:t>资源工作表</w:t>
+              <w:t>进度跟踪记录表与两次快照</w:t>
             </w:r>
           </w:p>
         </w:tc>
@@ -12570,7 +12074,7 @@
                 <w:rFonts w:ascii="Times New Roman" w:hAnsi="Times New Roman" w:eastAsia="宋体"/>
                 <w:sz w:val="19"/>
               </w:rPr>
-              <w:t>4.1</w:t>
+              <w:t>3.3</w:t>
             </w:r>
           </w:p>
         </w:tc>
@@ -12592,119 +12096,12 @@
                 <w:rFonts w:ascii="Times New Roman" w:hAnsi="Times New Roman" w:eastAsia="宋体"/>
                 <w:sz w:val="19"/>
               </w:rPr>
-              <w:t>视图 → **资源工作表**；显示"最大单位 / 工时 / 过度分配"三列，超分配的资源会显示为红色</w:t>
+              <w:t>3.3 的表格可另存为 Excel 后截图；"快照"即两次跟踪时点的任务完成状态截图，与表一起放</w:t>
             </w:r>
           </w:p>
         </w:tc>
       </w:tr>
     </w:tbl>
-    <w:p>
-      <w:pPr>
-        <w:ind w:firstLine="420"/>
-      </w:pPr>
-      <w:r>
-        <w:rPr>
-          <w:rFonts w:ascii="Times New Roman" w:hAnsi="Times New Roman" w:eastAsia="宋体"/>
-          <w:b/>
-          <w:sz w:val="21"/>
-        </w:rPr>
-        <w:t>出图与归档要求</w:t>
-      </w:r>
-    </w:p>
-    <w:p>
-      <w:r>
-        <w:rPr>
-          <w:rFonts w:ascii="Times New Roman" w:hAnsi="Times New Roman" w:eastAsia="宋体"/>
-          <w:sz w:val="21"/>
-        </w:rPr>
-        <w:t xml:space="preserve">1. 截图用 </w:t>
-      </w:r>
-      <w:r>
-        <w:rPr>
-          <w:rFonts w:ascii="Consolas" w:hAnsi="Consolas" w:eastAsia="Consolas"/>
-          <w:sz w:val="19"/>
-        </w:rPr>
-        <w:t>Win + Shift + S</w:t>
-      </w:r>
-      <w:r>
-        <w:rPr>
-          <w:rFonts w:ascii="Times New Roman" w:hAnsi="Times New Roman" w:eastAsia="宋体"/>
-          <w:sz w:val="21"/>
-        </w:rPr>
-        <w:t xml:space="preserve">，原图保存到 </w:t>
-      </w:r>
-      <w:r>
-        <w:rPr>
-          <w:rFonts w:ascii="Consolas" w:hAnsi="Consolas" w:eastAsia="Consolas"/>
-          <w:sz w:val="19"/>
-        </w:rPr>
-        <w:t>docs/课程任务/过程记录/&lt;姓名&gt;/</w:t>
-      </w:r>
-      <w:r>
-        <w:rPr>
-          <w:rFonts w:ascii="Times New Roman" w:hAnsi="Times New Roman" w:eastAsia="宋体"/>
-          <w:sz w:val="21"/>
-        </w:rPr>
-        <w:t>，不要只留文档里的缩略图；</w:t>
-      </w:r>
-    </w:p>
-    <w:p>
-      <w:r>
-        <w:rPr>
-          <w:rFonts w:ascii="Times New Roman" w:hAnsi="Times New Roman" w:eastAsia="宋体"/>
-          <w:sz w:val="21"/>
-        </w:rPr>
-        <w:t>2. 每张图在正文中用</w:t>
-      </w:r>
-      <w:r>
-        <w:rPr>
-          <w:rFonts w:ascii="Times New Roman" w:hAnsi="Times New Roman" w:eastAsia="宋体"/>
-          <w:b/>
-          <w:sz w:val="21"/>
-        </w:rPr>
-        <w:t>图号</w:t>
-      </w:r>
-      <w:r>
-        <w:rPr>
-          <w:rFonts w:ascii="Times New Roman" w:hAnsi="Times New Roman" w:eastAsia="宋体"/>
-          <w:sz w:val="21"/>
-        </w:rPr>
-        <w:t>引用（如"见表 3-1""如图 3-2 所示"），图题写在图的下方，表格题写在表格上方；</w:t>
-      </w:r>
-    </w:p>
-    <w:p>
-      <w:r>
-        <w:rPr>
-          <w:rFonts w:ascii="Times New Roman" w:hAnsi="Times New Roman" w:eastAsia="宋体"/>
-          <w:sz w:val="21"/>
-        </w:rPr>
-        <w:t>3. 表格与图的编号规则：</w:t>
-      </w:r>
-      <w:r>
-        <w:rPr>
-          <w:rFonts w:ascii="Times New Roman" w:hAnsi="Times New Roman" w:eastAsia="宋体"/>
-          <w:b/>
-          <w:sz w:val="21"/>
-        </w:rPr>
-        <w:t>表 3-1、表 3-2 按出现顺序编号，图 3-1 ~ 图 3-7 同理</w:t>
-      </w:r>
-      <w:r>
-        <w:rPr>
-          <w:rFonts w:ascii="Times New Roman" w:hAnsi="Times New Roman" w:eastAsia="宋体"/>
-          <w:sz w:val="21"/>
-        </w:rPr>
-        <w:t>；</w:t>
-      </w:r>
-    </w:p>
-    <w:p>
-      <w:r>
-        <w:rPr>
-          <w:rFonts w:ascii="Times New Roman" w:hAnsi="Times New Roman" w:eastAsia="宋体"/>
-          <w:sz w:val="21"/>
-        </w:rPr>
-        <w:t>4. 如果某张图截出来内容与《工作任务分解说明书》图 2-2 重复（同为工期甘特图），按 3.1 ③ 的说明注明区别，或直接删掉本张。</w:t>
-      </w:r>
-    </w:p>
     <w:sectPr>
       <w:footerReference w:type="default" r:id="rId9"/>
       <w:pgSz w:w="11906" w:h="16838"/>

--- a/docs/课程任务/实验5-软件项目进度管理/实验5_软件项目进度管理.docx
+++ b/docs/课程任务/实验5-软件项目进度管理/实验5_软件项目进度管理.docx
@@ -10413,7 +10413,7 @@
                 <w:rFonts w:ascii="Times New Roman" w:hAnsi="Times New Roman" w:eastAsia="宋体"/>
                 <w:sz w:val="19"/>
               </w:rPr>
-              <w:t>1,224 元</w:t>
+              <w:t>2,040 元</w:t>
             </w:r>
           </w:p>
         </w:tc>
@@ -10434,7 +10434,7 @@
                 <w:rFonts w:ascii="Times New Roman" w:hAnsi="Times New Roman" w:eastAsia="宋体"/>
                 <w:sz w:val="19"/>
               </w:rPr>
-              <w:t>1,728 元</w:t>
+              <w:t>2,880 元</w:t>
             </w:r>
           </w:p>
         </w:tc>
@@ -10564,7 +10564,7 @@
                 <w:rFonts w:ascii="Times New Roman" w:hAnsi="Times New Roman" w:eastAsia="宋体"/>
                 <w:sz w:val="19"/>
               </w:rPr>
-              <w:t>2,304 元</w:t>
+              <w:t>3,840 元</w:t>
             </w:r>
           </w:p>
         </w:tc>
@@ -10586,7 +10586,7 @@
                 <w:rFonts w:ascii="Times New Roman" w:hAnsi="Times New Roman" w:eastAsia="宋体"/>
                 <w:sz w:val="19"/>
               </w:rPr>
-              <w:t>2,350 元</w:t>
+              <w:t>3,916 元</w:t>
             </w:r>
           </w:p>
         </w:tc>
@@ -10716,6 +10716,21 @@
                 <w:sz w:val="19"/>
               </w:rPr>
               <w:t>跟踪节奏：每周实训课结束后更新一次实际进度并记录快照，PV 取"截至跟踪日应完成工作的基准成本"，EV 取"已完成工作的基准成本"。</w:t>
+            </w:r>
+            <w:r>
+              <w:rPr>
+                <w:rFonts w:ascii="Times New Roman" w:hAnsi="Times New Roman" w:eastAsia="宋体"/>
+                <w:b/>
+                <w:sz w:val="19"/>
+              </w:rPr>
+              <w:t>上述金额按 20 元/工时（160 元/人天）口径折算，与《项目成本管理计划》的成本基准一致</w:t>
+            </w:r>
+            <w:r>
+              <w:rPr>
+                <w:rFonts w:ascii="Times New Roman" w:hAnsi="Times New Roman" w:eastAsia="宋体"/>
+                <w:sz w:val="19"/>
+              </w:rPr>
+              <w:t>——09-24 一行的 PV、EV 与成本文档 4.2 节的挣值分析完全对应。</w:t>
             </w:r>
           </w:p>
         </w:tc>
@@ -11268,16 +11283,7 @@
           <w:rFonts w:ascii="Times New Roman" w:hAnsi="Times New Roman" w:eastAsia="宋体"/>
           <w:sz w:val="21"/>
         </w:rPr>
-        <w:t>本计划的直接产物：</w:t>
-      </w:r>
-    </w:p>
-    <w:p>
-      <w:r>
-        <w:rPr>
-          <w:rFonts w:ascii="Times New Roman" w:hAnsi="Times New Roman" w:eastAsia="宋体"/>
-          <w:sz w:val="21"/>
-        </w:rPr>
-        <w:t>1. 配置完成进度计划的项目管理软件工程文件：</w:t>
+        <w:t xml:space="preserve">本计划的直接产物：① 配置完成进度计划的项目管理软件工程文件 </w:t>
       </w:r>
       <w:r>
         <w:rPr>
@@ -11291,34 +11297,7 @@
           <w:rFonts w:ascii="Times New Roman" w:hAnsi="Times New Roman" w:eastAsia="宋体"/>
           <w:sz w:val="21"/>
         </w:rPr>
-        <w:t>；</w:t>
-      </w:r>
-    </w:p>
-    <w:p>
-      <w:r>
-        <w:rPr>
-          <w:rFonts w:ascii="Times New Roman" w:hAnsi="Times New Roman" w:eastAsia="宋体"/>
-          <w:sz w:val="21"/>
-        </w:rPr>
-        <w:t>2. 进度跟踪记录表与两次进度快照数据：见 3.3；</w:t>
-      </w:r>
-    </w:p>
-    <w:p>
-      <w:r>
-        <w:rPr>
-          <w:rFonts w:ascii="Times New Roman" w:hAnsi="Times New Roman" w:eastAsia="宋体"/>
-          <w:sz w:val="21"/>
-        </w:rPr>
-        <w:t>3. 基准计划与中期计划对比分析资料：见 3.2（5）；</w:t>
-      </w:r>
-    </w:p>
-    <w:p>
-      <w:r>
-        <w:rPr>
-          <w:rFonts w:ascii="Times New Roman" w:hAnsi="Times New Roman" w:eastAsia="宋体"/>
-          <w:sz w:val="21"/>
-        </w:rPr>
-        <w:t>4. 任务优化及资源冲突解决方案：见 3.2（3）（6）。</w:t>
+        <w:t>；② 进度跟踪记录表与两次进度快照（见 3.3）；③ 基准计划与中期计划对比分析资料（见 3.2（5））；④ 任务优化及资源冲突解决方案（见 3.2（3）（6））。</w:t>
       </w:r>
     </w:p>
     <w:p>
@@ -11330,7 +11309,1012 @@
           <w:rFonts w:ascii="Times New Roman" w:hAnsi="Times New Roman" w:eastAsia="宋体"/>
           <w:sz w:val="21"/>
         </w:rPr>
-        <w:t>项目自身的阶段成果为：任务 1~4 四份文档定稿、系统核心闭环跑通、首轮模型训练完成（mAP50 0.758）。</w:t>
+        <w:t>项目本身交付的产品如下。</w:t>
+      </w:r>
+    </w:p>
+    <w:p>
+      <w:pPr>
+        <w:pStyle w:val="Heading2"/>
+      </w:pPr>
+      <w:r>
+        <w:t>4.1 软件程序</w:t>
+      </w:r>
+    </w:p>
+    <w:tbl>
+      <w:tblPr>
+        <w:tblStyle w:val="TableGrid"/>
+        <w:tblW w:type="auto" w:w="0"/>
+        <w:jc w:val="center"/>
+        <w:tblLayout w:type="fixed"/>
+        <w:tblLook w:firstColumn="1" w:firstRow="1" w:lastColumn="0" w:lastRow="0" w:noHBand="0" w:noVBand="1" w:val="04A0"/>
+        <w:tblW w:w="8731" w:type="dxa"/>
+        <w:tblLayout w:type="fixed"/>
+        <w:tblCellMar>
+          <w:top w:w="60" w:type="dxa"/>
+          <w:left w:w="100" w:type="dxa"/>
+          <w:bottom w:w="60" w:type="dxa"/>
+          <w:right w:w="100" w:type="dxa"/>
+        </w:tblCellMar>
+      </w:tblPr>
+      <w:tblGrid>
+        <w:gridCol w:w="2494"/>
+        <w:gridCol w:w="6237"/>
+      </w:tblGrid>
+      <w:tr>
+        <w:tc>
+          <w:tcPr>
+            <w:tcW w:type="dxa" w:w="2494"/>
+            <w:vAlign w:val="center"/>
+            <w:shd w:val="clear" w:color="auto" w:fill="1F4D78"/>
+          </w:tcPr>
+          <w:p>
+            <w:pPr>
+              <w:ind w:firstLine="0"/>
+              <w:jc w:val="center"/>
+            </w:pPr>
+            <w:r/>
+            <w:r>
+              <w:rPr>
+                <w:rFonts w:ascii="Times New Roman" w:hAnsi="Times New Roman" w:eastAsia="黑体"/>
+                <w:b/>
+                <w:color w:val="FFFFFF"/>
+                <w:sz w:val="19"/>
+              </w:rPr>
+              <w:t>项目</w:t>
+            </w:r>
+          </w:p>
+        </w:tc>
+        <w:tc>
+          <w:tcPr>
+            <w:tcW w:type="dxa" w:w="6236"/>
+            <w:vAlign w:val="center"/>
+            <w:shd w:val="clear" w:color="auto" w:fill="1F4D78"/>
+          </w:tcPr>
+          <w:p>
+            <w:pPr>
+              <w:ind w:firstLine="0"/>
+              <w:jc w:val="center"/>
+            </w:pPr>
+            <w:r/>
+            <w:r>
+              <w:rPr>
+                <w:rFonts w:ascii="Times New Roman" w:hAnsi="Times New Roman" w:eastAsia="黑体"/>
+                <w:b/>
+                <w:color w:val="FFFFFF"/>
+                <w:sz w:val="19"/>
+              </w:rPr>
+              <w:t>内容</w:t>
+            </w:r>
+          </w:p>
+        </w:tc>
+      </w:tr>
+      <w:tr>
+        <w:tc>
+          <w:tcPr>
+            <w:tcW w:type="dxa" w:w="2494"/>
+            <w:vAlign w:val="center"/>
+          </w:tcPr>
+          <w:p>
+            <w:pPr>
+              <w:spacing w:line="300" w:lineRule="auto"/>
+              <w:ind w:firstLine="0"/>
+              <w:jc w:val="center"/>
+            </w:pPr>
+            <w:r/>
+            <w:r>
+              <w:rPr>
+                <w:rFonts w:ascii="Times New Roman" w:hAnsi="Times New Roman" w:eastAsia="宋体"/>
+                <w:sz w:val="19"/>
+              </w:rPr>
+              <w:t>程序名称</w:t>
+            </w:r>
+          </w:p>
+        </w:tc>
+        <w:tc>
+          <w:tcPr>
+            <w:tcW w:type="dxa" w:w="6236"/>
+            <w:vAlign w:val="center"/>
+          </w:tcPr>
+          <w:p>
+            <w:pPr>
+              <w:spacing w:line="300" w:lineRule="auto"/>
+              <w:ind w:firstLine="0"/>
+              <w:jc w:val="left"/>
+            </w:pPr>
+            <w:r/>
+            <w:r>
+              <w:rPr>
+                <w:rFonts w:ascii="Times New Roman" w:hAnsi="Times New Roman" w:eastAsia="宋体"/>
+                <w:sz w:val="19"/>
+              </w:rPr>
+              <w:t>火情智能监测与预警系统（FireGuard AI）</w:t>
+            </w:r>
+          </w:p>
+        </w:tc>
+      </w:tr>
+      <w:tr>
+        <w:tc>
+          <w:tcPr>
+            <w:tcW w:type="dxa" w:w="2494"/>
+            <w:vAlign w:val="center"/>
+            <w:shd w:val="clear" w:color="auto" w:fill="F2F5F9"/>
+          </w:tcPr>
+          <w:p>
+            <w:pPr>
+              <w:spacing w:line="300" w:lineRule="auto"/>
+              <w:ind w:firstLine="0"/>
+              <w:jc w:val="center"/>
+            </w:pPr>
+            <w:r/>
+            <w:r>
+              <w:rPr>
+                <w:rFonts w:ascii="Times New Roman" w:hAnsi="Times New Roman" w:eastAsia="宋体"/>
+                <w:sz w:val="19"/>
+              </w:rPr>
+              <w:t>所用的编程语言</w:t>
+            </w:r>
+          </w:p>
+        </w:tc>
+        <w:tc>
+          <w:tcPr>
+            <w:tcW w:type="dxa" w:w="6236"/>
+            <w:vAlign w:val="center"/>
+            <w:shd w:val="clear" w:color="auto" w:fill="F2F5F9"/>
+          </w:tcPr>
+          <w:p>
+            <w:pPr>
+              <w:spacing w:line="300" w:lineRule="auto"/>
+              <w:ind w:firstLine="0"/>
+              <w:jc w:val="left"/>
+            </w:pPr>
+            <w:r/>
+            <w:r>
+              <w:rPr>
+                <w:rFonts w:ascii="Times New Roman" w:hAnsi="Times New Roman" w:eastAsia="宋体"/>
+                <w:sz w:val="19"/>
+              </w:rPr>
+              <w:t>Python（后端与模型）、JavaScript（前端）、SQL（数据）、HTML/CSS（页面）；详见《项目介绍》2.2</w:t>
+            </w:r>
+          </w:p>
+        </w:tc>
+      </w:tr>
+      <w:tr>
+        <w:tc>
+          <w:tcPr>
+            <w:tcW w:type="dxa" w:w="2494"/>
+            <w:vAlign w:val="center"/>
+          </w:tcPr>
+          <w:p>
+            <w:pPr>
+              <w:spacing w:line="300" w:lineRule="auto"/>
+              <w:ind w:firstLine="0"/>
+              <w:jc w:val="center"/>
+            </w:pPr>
+            <w:r/>
+            <w:r>
+              <w:rPr>
+                <w:rFonts w:ascii="Times New Roman" w:hAnsi="Times New Roman" w:eastAsia="宋体"/>
+                <w:sz w:val="19"/>
+              </w:rPr>
+              <w:t>存储程序的媒体形式</w:t>
+            </w:r>
+          </w:p>
+        </w:tc>
+        <w:tc>
+          <w:tcPr>
+            <w:tcW w:type="dxa" w:w="6236"/>
+            <w:vAlign w:val="center"/>
+          </w:tcPr>
+          <w:p>
+            <w:pPr>
+              <w:spacing w:line="300" w:lineRule="auto"/>
+              <w:ind w:firstLine="0"/>
+              <w:jc w:val="left"/>
+            </w:pPr>
+            <w:r/>
+            <w:r>
+              <w:rPr>
+                <w:rFonts w:ascii="Times New Roman" w:hAnsi="Times New Roman" w:eastAsia="宋体"/>
+                <w:sz w:val="19"/>
+              </w:rPr>
+              <w:t>项目 Git 仓库（源码）＋ 本机部署包（含模型权重）</w:t>
+            </w:r>
+          </w:p>
+        </w:tc>
+      </w:tr>
+      <w:tr>
+        <w:tc>
+          <w:tcPr>
+            <w:tcW w:type="dxa" w:w="2494"/>
+            <w:vAlign w:val="center"/>
+            <w:shd w:val="clear" w:color="auto" w:fill="F2F5F9"/>
+          </w:tcPr>
+          <w:p>
+            <w:pPr>
+              <w:spacing w:line="300" w:lineRule="auto"/>
+              <w:ind w:firstLine="0"/>
+              <w:jc w:val="center"/>
+            </w:pPr>
+            <w:r/>
+            <w:r>
+              <w:rPr>
+                <w:rFonts w:ascii="Times New Roman" w:hAnsi="Times New Roman" w:eastAsia="宋体"/>
+                <w:sz w:val="19"/>
+              </w:rPr>
+              <w:t>交付物说明</w:t>
+            </w:r>
+          </w:p>
+        </w:tc>
+        <w:tc>
+          <w:tcPr>
+            <w:tcW w:type="dxa" w:w="6236"/>
+            <w:vAlign w:val="center"/>
+            <w:shd w:val="clear" w:color="auto" w:fill="F2F5F9"/>
+          </w:tcPr>
+          <w:p>
+            <w:pPr>
+              <w:spacing w:line="300" w:lineRule="auto"/>
+              <w:ind w:firstLine="0"/>
+              <w:jc w:val="left"/>
+            </w:pPr>
+            <w:r/>
+            <w:r>
+              <w:rPr>
+                <w:rFonts w:ascii="Times New Roman" w:hAnsi="Times New Roman" w:eastAsia="宋体"/>
+                <w:sz w:val="19"/>
+              </w:rPr>
+              <w:t>系统能够完成"视频源接入 → 实时烟火检测 → 分级预警 → 前端展示 → 历史与统计"的完整闭环；支持手机摄像头推流、本地上传视频与 RTSP 三类视频源</w:t>
+            </w:r>
+          </w:p>
+        </w:tc>
+      </w:tr>
+    </w:tbl>
+    <w:p>
+      <w:pPr>
+        <w:pStyle w:val="Heading2"/>
+      </w:pPr>
+      <w:r>
+        <w:t>4.2 软件文档</w:t>
+      </w:r>
+    </w:p>
+    <w:tbl>
+      <w:tblPr>
+        <w:tblStyle w:val="TableGrid"/>
+        <w:tblW w:type="auto" w:w="0"/>
+        <w:jc w:val="center"/>
+        <w:tblLayout w:type="fixed"/>
+        <w:tblLook w:firstColumn="1" w:firstRow="1" w:lastColumn="0" w:lastRow="0" w:noHBand="0" w:noVBand="1" w:val="04A0"/>
+        <w:tblW w:w="8731" w:type="dxa"/>
+        <w:tblLayout w:type="fixed"/>
+        <w:tblCellMar>
+          <w:top w:w="60" w:type="dxa"/>
+          <w:left w:w="100" w:type="dxa"/>
+          <w:bottom w:w="60" w:type="dxa"/>
+          <w:right w:w="100" w:type="dxa"/>
+        </w:tblCellMar>
+      </w:tblPr>
+      <w:tblGrid>
+        <w:gridCol w:w="2494"/>
+        <w:gridCol w:w="6237"/>
+      </w:tblGrid>
+      <w:tr>
+        <w:tc>
+          <w:tcPr>
+            <w:tcW w:type="dxa" w:w="2494"/>
+            <w:vAlign w:val="center"/>
+            <w:shd w:val="clear" w:color="auto" w:fill="1F4D78"/>
+          </w:tcPr>
+          <w:p>
+            <w:pPr>
+              <w:ind w:firstLine="0"/>
+              <w:jc w:val="center"/>
+            </w:pPr>
+            <w:r/>
+            <w:r>
+              <w:rPr>
+                <w:rFonts w:ascii="Times New Roman" w:hAnsi="Times New Roman" w:eastAsia="黑体"/>
+                <w:b/>
+                <w:color w:val="FFFFFF"/>
+                <w:sz w:val="19"/>
+              </w:rPr>
+              <w:t>文档</w:t>
+            </w:r>
+          </w:p>
+        </w:tc>
+        <w:tc>
+          <w:tcPr>
+            <w:tcW w:type="dxa" w:w="6236"/>
+            <w:vAlign w:val="center"/>
+            <w:shd w:val="clear" w:color="auto" w:fill="1F4D78"/>
+          </w:tcPr>
+          <w:p>
+            <w:pPr>
+              <w:ind w:firstLine="0"/>
+              <w:jc w:val="center"/>
+            </w:pPr>
+            <w:r/>
+            <w:r>
+              <w:rPr>
+                <w:rFonts w:ascii="Times New Roman" w:hAnsi="Times New Roman" w:eastAsia="黑体"/>
+                <w:b/>
+                <w:color w:val="FFFFFF"/>
+                <w:sz w:val="19"/>
+              </w:rPr>
+              <w:t>作用</w:t>
+            </w:r>
+          </w:p>
+        </w:tc>
+      </w:tr>
+      <w:tr>
+        <w:tc>
+          <w:tcPr>
+            <w:tcW w:type="dxa" w:w="2494"/>
+            <w:vAlign w:val="center"/>
+          </w:tcPr>
+          <w:p>
+            <w:pPr>
+              <w:spacing w:line="300" w:lineRule="auto"/>
+              <w:ind w:firstLine="0"/>
+              <w:jc w:val="center"/>
+            </w:pPr>
+            <w:r/>
+            <w:r>
+              <w:rPr>
+                <w:rFonts w:ascii="Times New Roman" w:hAnsi="Times New Roman" w:eastAsia="宋体"/>
+                <w:sz w:val="19"/>
+              </w:rPr>
+              <w:t>项目章程</w:t>
+            </w:r>
+          </w:p>
+        </w:tc>
+        <w:tc>
+          <w:tcPr>
+            <w:tcW w:type="dxa" w:w="6236"/>
+            <w:vAlign w:val="center"/>
+          </w:tcPr>
+          <w:p>
+            <w:pPr>
+              <w:spacing w:line="300" w:lineRule="auto"/>
+              <w:ind w:firstLine="0"/>
+              <w:jc w:val="left"/>
+            </w:pPr>
+            <w:r/>
+            <w:r>
+              <w:rPr>
+                <w:rFonts w:ascii="Times New Roman" w:hAnsi="Times New Roman" w:eastAsia="宋体"/>
+                <w:sz w:val="19"/>
+              </w:rPr>
+              <w:t>确立项目目标、时间边界与团队分工</w:t>
+            </w:r>
+          </w:p>
+        </w:tc>
+      </w:tr>
+      <w:tr>
+        <w:tc>
+          <w:tcPr>
+            <w:tcW w:type="dxa" w:w="2494"/>
+            <w:vAlign w:val="center"/>
+            <w:shd w:val="clear" w:color="auto" w:fill="F2F5F9"/>
+          </w:tcPr>
+          <w:p>
+            <w:pPr>
+              <w:spacing w:line="300" w:lineRule="auto"/>
+              <w:ind w:firstLine="0"/>
+              <w:jc w:val="center"/>
+            </w:pPr>
+            <w:r/>
+            <w:r>
+              <w:rPr>
+                <w:rFonts w:ascii="Times New Roman" w:hAnsi="Times New Roman" w:eastAsia="宋体"/>
+                <w:sz w:val="19"/>
+              </w:rPr>
+              <w:t>项目介绍</w:t>
+            </w:r>
+          </w:p>
+        </w:tc>
+        <w:tc>
+          <w:tcPr>
+            <w:tcW w:type="dxa" w:w="6236"/>
+            <w:vAlign w:val="center"/>
+            <w:shd w:val="clear" w:color="auto" w:fill="F2F5F9"/>
+          </w:tcPr>
+          <w:p>
+            <w:pPr>
+              <w:spacing w:line="300" w:lineRule="auto"/>
+              <w:ind w:firstLine="0"/>
+              <w:jc w:val="left"/>
+            </w:pPr>
+            <w:r/>
+            <w:r>
+              <w:rPr>
+                <w:rFonts w:ascii="Times New Roman" w:hAnsi="Times New Roman" w:eastAsia="宋体"/>
+                <w:sz w:val="19"/>
+              </w:rPr>
+              <w:t>统一项目背景、技术方案与人员分工认知</w:t>
+            </w:r>
+          </w:p>
+        </w:tc>
+      </w:tr>
+      <w:tr>
+        <w:tc>
+          <w:tcPr>
+            <w:tcW w:type="dxa" w:w="2494"/>
+            <w:vAlign w:val="center"/>
+          </w:tcPr>
+          <w:p>
+            <w:pPr>
+              <w:spacing w:line="300" w:lineRule="auto"/>
+              <w:ind w:firstLine="0"/>
+              <w:jc w:val="center"/>
+            </w:pPr>
+            <w:r/>
+            <w:r>
+              <w:rPr>
+                <w:rFonts w:ascii="Times New Roman" w:hAnsi="Times New Roman" w:eastAsia="宋体"/>
+                <w:sz w:val="19"/>
+              </w:rPr>
+              <w:t>需求规格说明书</w:t>
+            </w:r>
+          </w:p>
+        </w:tc>
+        <w:tc>
+          <w:tcPr>
+            <w:tcW w:type="dxa" w:w="6236"/>
+            <w:vAlign w:val="center"/>
+          </w:tcPr>
+          <w:p>
+            <w:pPr>
+              <w:spacing w:line="300" w:lineRule="auto"/>
+              <w:ind w:firstLine="0"/>
+              <w:jc w:val="left"/>
+            </w:pPr>
+            <w:r/>
+            <w:r>
+              <w:rPr>
+                <w:rFonts w:ascii="Times New Roman" w:hAnsi="Times New Roman" w:eastAsia="宋体"/>
+                <w:sz w:val="19"/>
+              </w:rPr>
+              <w:t>规定业务范围、功能需求与非功能需求，作为需求基线</w:t>
+            </w:r>
+          </w:p>
+        </w:tc>
+      </w:tr>
+      <w:tr>
+        <w:tc>
+          <w:tcPr>
+            <w:tcW w:type="dxa" w:w="2494"/>
+            <w:vAlign w:val="center"/>
+            <w:shd w:val="clear" w:color="auto" w:fill="F2F5F9"/>
+          </w:tcPr>
+          <w:p>
+            <w:pPr>
+              <w:spacing w:line="300" w:lineRule="auto"/>
+              <w:ind w:firstLine="0"/>
+              <w:jc w:val="center"/>
+            </w:pPr>
+            <w:r/>
+            <w:r>
+              <w:rPr>
+                <w:rFonts w:ascii="Times New Roman" w:hAnsi="Times New Roman" w:eastAsia="宋体"/>
+                <w:sz w:val="19"/>
+              </w:rPr>
+              <w:t>工作任务分解说明书</w:t>
+            </w:r>
+          </w:p>
+        </w:tc>
+        <w:tc>
+          <w:tcPr>
+            <w:tcW w:type="dxa" w:w="6236"/>
+            <w:vAlign w:val="center"/>
+            <w:shd w:val="clear" w:color="auto" w:fill="F2F5F9"/>
+          </w:tcPr>
+          <w:p>
+            <w:pPr>
+              <w:spacing w:line="300" w:lineRule="auto"/>
+              <w:ind w:firstLine="0"/>
+              <w:jc w:val="left"/>
+            </w:pPr>
+            <w:r/>
+            <w:r>
+              <w:rPr>
+                <w:rFonts w:ascii="Times New Roman" w:hAnsi="Times New Roman" w:eastAsia="宋体"/>
+                <w:sz w:val="19"/>
+              </w:rPr>
+              <w:t>给出 WBS 与工作包清单</w:t>
+            </w:r>
+          </w:p>
+        </w:tc>
+      </w:tr>
+      <w:tr>
+        <w:tc>
+          <w:tcPr>
+            <w:tcW w:type="dxa" w:w="2494"/>
+            <w:vAlign w:val="center"/>
+          </w:tcPr>
+          <w:p>
+            <w:pPr>
+              <w:spacing w:line="300" w:lineRule="auto"/>
+              <w:ind w:firstLine="0"/>
+              <w:jc w:val="center"/>
+            </w:pPr>
+            <w:r/>
+            <w:r>
+              <w:rPr>
+                <w:rFonts w:ascii="Times New Roman" w:hAnsi="Times New Roman" w:eastAsia="宋体"/>
+                <w:sz w:val="19"/>
+              </w:rPr>
+              <w:t>进度管理计划（本文档）</w:t>
+            </w:r>
+          </w:p>
+        </w:tc>
+        <w:tc>
+          <w:tcPr>
+            <w:tcW w:type="dxa" w:w="6236"/>
+            <w:vAlign w:val="center"/>
+          </w:tcPr>
+          <w:p>
+            <w:pPr>
+              <w:spacing w:line="300" w:lineRule="auto"/>
+              <w:ind w:firstLine="0"/>
+              <w:jc w:val="left"/>
+            </w:pPr>
+            <w:r/>
+            <w:r>
+              <w:rPr>
+                <w:rFonts w:ascii="Times New Roman" w:hAnsi="Times New Roman" w:eastAsia="宋体"/>
+                <w:sz w:val="19"/>
+              </w:rPr>
+              <w:t>规定进度安排、比较基准与跟踪方式</w:t>
+            </w:r>
+          </w:p>
+        </w:tc>
+      </w:tr>
+      <w:tr>
+        <w:tc>
+          <w:tcPr>
+            <w:tcW w:type="dxa" w:w="2494"/>
+            <w:vAlign w:val="center"/>
+            <w:shd w:val="clear" w:color="auto" w:fill="F2F5F9"/>
+          </w:tcPr>
+          <w:p>
+            <w:pPr>
+              <w:spacing w:line="300" w:lineRule="auto"/>
+              <w:ind w:firstLine="0"/>
+              <w:jc w:val="center"/>
+            </w:pPr>
+            <w:r/>
+            <w:r>
+              <w:rPr>
+                <w:rFonts w:ascii="Times New Roman" w:hAnsi="Times New Roman" w:eastAsia="宋体"/>
+                <w:sz w:val="19"/>
+              </w:rPr>
+              <w:t>成本 / 质量 / 配置 / 风险 / 沟通 / 人力资源管理计划</w:t>
+            </w:r>
+          </w:p>
+        </w:tc>
+        <w:tc>
+          <w:tcPr>
+            <w:tcW w:type="dxa" w:w="6236"/>
+            <w:vAlign w:val="center"/>
+            <w:shd w:val="clear" w:color="auto" w:fill="F2F5F9"/>
+          </w:tcPr>
+          <w:p>
+            <w:pPr>
+              <w:spacing w:line="300" w:lineRule="auto"/>
+              <w:ind w:firstLine="0"/>
+              <w:jc w:val="left"/>
+            </w:pPr>
+            <w:r/>
+            <w:r>
+              <w:rPr>
+                <w:rFonts w:ascii="Times New Roman" w:hAnsi="Times New Roman" w:eastAsia="宋体"/>
+                <w:sz w:val="19"/>
+              </w:rPr>
+              <w:t>对应各管理领域的安排与措施</w:t>
+            </w:r>
+          </w:p>
+        </w:tc>
+      </w:tr>
+      <w:tr>
+        <w:tc>
+          <w:tcPr>
+            <w:tcW w:type="dxa" w:w="2494"/>
+            <w:vAlign w:val="center"/>
+          </w:tcPr>
+          <w:p>
+            <w:pPr>
+              <w:spacing w:line="300" w:lineRule="auto"/>
+              <w:ind w:firstLine="0"/>
+              <w:jc w:val="center"/>
+            </w:pPr>
+            <w:r/>
+            <w:r>
+              <w:rPr>
+                <w:rFonts w:ascii="Times New Roman" w:hAnsi="Times New Roman" w:eastAsia="宋体"/>
+                <w:sz w:val="19"/>
+              </w:rPr>
+              <w:t>验收报告</w:t>
+            </w:r>
+          </w:p>
+        </w:tc>
+        <w:tc>
+          <w:tcPr>
+            <w:tcW w:type="dxa" w:w="6236"/>
+            <w:vAlign w:val="center"/>
+          </w:tcPr>
+          <w:p>
+            <w:pPr>
+              <w:spacing w:line="300" w:lineRule="auto"/>
+              <w:ind w:firstLine="0"/>
+              <w:jc w:val="left"/>
+            </w:pPr>
+            <w:r/>
+            <w:r>
+              <w:rPr>
+                <w:rFonts w:ascii="Times New Roman" w:hAnsi="Times New Roman" w:eastAsia="宋体"/>
+                <w:sz w:val="19"/>
+              </w:rPr>
+              <w:t>记录验收过程与结论</w:t>
+            </w:r>
+          </w:p>
+        </w:tc>
+      </w:tr>
+      <w:tr>
+        <w:tc>
+          <w:tcPr>
+            <w:tcW w:type="dxa" w:w="2494"/>
+            <w:vAlign w:val="center"/>
+            <w:shd w:val="clear" w:color="auto" w:fill="F2F5F9"/>
+          </w:tcPr>
+          <w:p>
+            <w:pPr>
+              <w:spacing w:line="300" w:lineRule="auto"/>
+              <w:ind w:firstLine="0"/>
+              <w:jc w:val="center"/>
+            </w:pPr>
+            <w:r/>
+            <w:r>
+              <w:rPr>
+                <w:rFonts w:ascii="Times New Roman" w:hAnsi="Times New Roman" w:eastAsia="宋体"/>
+                <w:sz w:val="19"/>
+              </w:rPr>
+              <w:t>用户使用手册</w:t>
+            </w:r>
+          </w:p>
+        </w:tc>
+        <w:tc>
+          <w:tcPr>
+            <w:tcW w:type="dxa" w:w="6236"/>
+            <w:vAlign w:val="center"/>
+            <w:shd w:val="clear" w:color="auto" w:fill="F2F5F9"/>
+          </w:tcPr>
+          <w:p>
+            <w:pPr>
+              <w:spacing w:line="300" w:lineRule="auto"/>
+              <w:ind w:firstLine="0"/>
+              <w:jc w:val="left"/>
+            </w:pPr>
+            <w:r/>
+            <w:r>
+              <w:rPr>
+                <w:rFonts w:ascii="Times New Roman" w:hAnsi="Times New Roman" w:eastAsia="宋体"/>
+                <w:sz w:val="19"/>
+              </w:rPr>
+              <w:t>指导用户如何使用系统</w:t>
+            </w:r>
+          </w:p>
+        </w:tc>
+      </w:tr>
+    </w:tbl>
+    <w:tbl>
+      <w:tblPr>
+        <w:tblStyle w:val="TableGrid"/>
+        <w:tblW w:type="auto" w:w="0"/>
+        <w:jc w:val="center"/>
+        <w:tblLayout w:type="fixed"/>
+        <w:tblLook w:firstColumn="1" w:firstRow="1" w:lastColumn="0" w:lastRow="0" w:noHBand="0" w:noVBand="1" w:val="04A0"/>
+        <w:tblW w:w="8731" w:type="dxa"/>
+        <w:tblLayout w:type="fixed"/>
+        <w:tblCellMar>
+          <w:top w:w="60" w:type="dxa"/>
+          <w:left w:w="100" w:type="dxa"/>
+          <w:bottom w:w="60" w:type="dxa"/>
+          <w:right w:w="100" w:type="dxa"/>
+        </w:tblCellMar>
+      </w:tblPr>
+      <w:tblGrid>
+        <w:gridCol w:w="8731"/>
+      </w:tblGrid>
+      <w:tr>
+        <w:tc>
+          <w:tcPr>
+            <w:tcW w:type="dxa" w:w="8731"/>
+            <w:shd w:val="clear" w:fill="F2F5F9"/>
+          </w:tcPr>
+          <w:p>
+            <w:pPr>
+              <w:ind w:firstLine="0"/>
+            </w:pPr>
+            <w:r/>
+            <w:r>
+              <w:rPr>
+                <w:rFonts w:ascii="Times New Roman" w:hAnsi="Times New Roman" w:eastAsia="宋体"/>
+                <w:sz w:val="19"/>
+              </w:rPr>
+              <w:t>上述文档中属于配置项的，必须在《配置管理计划》的配置项清单中出现同名条目，两份文档要对齐。</w:t>
+            </w:r>
+          </w:p>
+        </w:tc>
+      </w:tr>
+    </w:tbl>
+    <w:p>
+      <w:pPr>
+        <w:spacing w:after="0"/>
+      </w:pPr>
+    </w:p>
+    <w:p>
+      <w:pPr>
+        <w:pStyle w:val="Heading2"/>
+      </w:pPr>
+      <w:r>
+        <w:t>4.3 软件服务</w:t>
+      </w:r>
+    </w:p>
+    <w:p>
+      <w:pPr>
+        <w:ind w:firstLine="420"/>
+      </w:pPr>
+      <w:r>
+        <w:rPr>
+          <w:rFonts w:ascii="Times New Roman" w:hAnsi="Times New Roman" w:eastAsia="宋体"/>
+          <w:sz w:val="21"/>
+        </w:rPr>
+        <w:t>交付后的服务安排：</w:t>
+      </w:r>
+      <w:r>
+        <w:rPr>
+          <w:rFonts w:ascii="Times New Roman" w:hAnsi="Times New Roman" w:eastAsia="宋体"/>
+          <w:b/>
+          <w:sz w:val="21"/>
+        </w:rPr>
+        <w:t>课堂演示支持</w:t>
+      </w:r>
+      <w:r>
+        <w:rPr>
+          <w:rFonts w:ascii="Times New Roman" w:hAnsi="Times New Roman" w:eastAsia="宋体"/>
+          <w:sz w:val="21"/>
+        </w:rPr>
+        <w:t>（准备演示脚本与应急预案，保证现场演示可控可复现）、</w:t>
+      </w:r>
+      <w:r>
+        <w:rPr>
+          <w:rFonts w:ascii="Times New Roman" w:hAnsi="Times New Roman" w:eastAsia="宋体"/>
+          <w:b/>
+          <w:sz w:val="21"/>
+        </w:rPr>
+        <w:t>部署指导</w:t>
+      </w:r>
+      <w:r>
+        <w:rPr>
+          <w:rFonts w:ascii="Times New Roman" w:hAnsi="Times New Roman" w:eastAsia="宋体"/>
+          <w:sz w:val="21"/>
+        </w:rPr>
+        <w:t>（提供环境安装与启动步骤）、</w:t>
+      </w:r>
+      <w:r>
+        <w:rPr>
+          <w:rFonts w:ascii="Times New Roman" w:hAnsi="Times New Roman" w:eastAsia="宋体"/>
+          <w:b/>
+          <w:sz w:val="21"/>
+        </w:rPr>
+        <w:t>维护安排</w:t>
+      </w:r>
+      <w:r>
+        <w:rPr>
+          <w:rFonts w:ascii="Times New Roman" w:hAnsi="Times New Roman" w:eastAsia="宋体"/>
+          <w:sz w:val="21"/>
+        </w:rPr>
+        <w:t>（结项后由组长负责答疑与缺陷修复）。</w:t>
+      </w:r>
+    </w:p>
+    <w:p>
+      <w:pPr>
+        <w:pStyle w:val="Heading2"/>
+      </w:pPr>
+      <w:r>
+        <w:t>4.4 非移交的软件产品</w:t>
+      </w:r>
+    </w:p>
+    <w:p>
+      <w:pPr>
+        <w:ind w:firstLine="420"/>
+      </w:pPr>
+      <w:r>
+        <w:rPr>
+          <w:rFonts w:ascii="Times New Roman" w:hAnsi="Times New Roman" w:eastAsia="宋体"/>
+          <w:sz w:val="21"/>
+        </w:rPr>
+        <w:t>以下为本项目内部产物，不随产品移交：项目计划、质量保证计划、编码规则、测试计划、测试用例、测试报告、配置管理计划、需求规格说明书、概要设计说明书、详细设计说明书、设计术语及规范、源程序、</w:t>
+      </w:r>
+      <w:r>
+        <w:rPr>
+          <w:rFonts w:ascii="Times New Roman" w:hAnsi="Times New Roman" w:eastAsia="宋体"/>
+          <w:b/>
+          <w:sz w:val="21"/>
+        </w:rPr>
+        <w:t>数据集与模型权重</w:t>
+      </w:r>
+      <w:r>
+        <w:rPr>
+          <w:rFonts w:ascii="Times New Roman" w:hAnsi="Times New Roman" w:eastAsia="宋体"/>
+          <w:sz w:val="21"/>
+        </w:rPr>
+        <w:t>。</w:t>
+      </w:r>
+    </w:p>
+    <w:tbl>
+      <w:tblPr>
+        <w:tblStyle w:val="TableGrid"/>
+        <w:tblW w:type="auto" w:w="0"/>
+        <w:jc w:val="center"/>
+        <w:tblLayout w:type="fixed"/>
+        <w:tblLook w:firstColumn="1" w:firstRow="1" w:lastColumn="0" w:lastRow="0" w:noHBand="0" w:noVBand="1" w:val="04A0"/>
+        <w:tblW w:w="8731" w:type="dxa"/>
+        <w:tblLayout w:type="fixed"/>
+        <w:tblCellMar>
+          <w:top w:w="60" w:type="dxa"/>
+          <w:left w:w="100" w:type="dxa"/>
+          <w:bottom w:w="60" w:type="dxa"/>
+          <w:right w:w="100" w:type="dxa"/>
+        </w:tblCellMar>
+      </w:tblPr>
+      <w:tblGrid>
+        <w:gridCol w:w="8731"/>
+      </w:tblGrid>
+      <w:tr>
+        <w:tc>
+          <w:tcPr>
+            <w:tcW w:type="dxa" w:w="8731"/>
+            <w:shd w:val="clear" w:fill="F2F5F9"/>
+          </w:tcPr>
+          <w:p>
+            <w:pPr>
+              <w:ind w:firstLine="0"/>
+            </w:pPr>
+            <w:r/>
+            <w:r>
+              <w:rPr>
+                <w:rFonts w:ascii="Times New Roman" w:hAnsi="Times New Roman" w:eastAsia="宋体"/>
+                <w:sz w:val="19"/>
+              </w:rPr>
+              <w:t>《需求规格说明书》5.5 已规定"数据集与模型权重不进入代码仓库"，因此这两项明确列为非移交项。</w:t>
+            </w:r>
+          </w:p>
+        </w:tc>
+      </w:tr>
+    </w:tbl>
+    <w:p>
+      <w:pPr>
+        <w:spacing w:after="0"/>
+      </w:pPr>
+    </w:p>
+    <w:p>
+      <w:pPr>
+        <w:pStyle w:val="Heading2"/>
+      </w:pPr>
+      <w:r>
+        <w:t>4.5 验收标准</w:t>
+      </w:r>
+    </w:p>
+    <w:p>
+      <w:r>
+        <w:rPr>
+          <w:rFonts w:ascii="Times New Roman" w:hAnsi="Times New Roman" w:eastAsia="宋体"/>
+          <w:sz w:val="21"/>
+        </w:rPr>
+        <w:t xml:space="preserve">• </w:t>
+      </w:r>
+      <w:r>
+        <w:rPr>
+          <w:rFonts w:ascii="Times New Roman" w:hAnsi="Times New Roman" w:eastAsia="宋体"/>
+          <w:b/>
+          <w:sz w:val="21"/>
+        </w:rPr>
+        <w:t>验收对象与总体要求</w:t>
+      </w:r>
+      <w:r>
+        <w:rPr>
+          <w:rFonts w:ascii="Times New Roman" w:hAnsi="Times New Roman" w:eastAsia="宋体"/>
+          <w:sz w:val="21"/>
+        </w:rPr>
+        <w:t>：验收对象包括程序、数据和文档三部分；以《需求规格说明书》确定的功能与质量要求为验收依据。</w:t>
+      </w:r>
+    </w:p>
+    <w:p>
+      <w:r>
+        <w:rPr>
+          <w:rFonts w:ascii="Times New Roman" w:hAnsi="Times New Roman" w:eastAsia="宋体"/>
+          <w:sz w:val="21"/>
+        </w:rPr>
+        <w:t xml:space="preserve">• </w:t>
+      </w:r>
+      <w:r>
+        <w:rPr>
+          <w:rFonts w:ascii="Times New Roman" w:hAnsi="Times New Roman" w:eastAsia="宋体"/>
+          <w:b/>
+          <w:sz w:val="21"/>
+        </w:rPr>
+        <w:t>验收依据</w:t>
+      </w:r>
+      <w:r>
+        <w:rPr>
+          <w:rFonts w:ascii="Times New Roman" w:hAnsi="Times New Roman" w:eastAsia="宋体"/>
+          <w:sz w:val="21"/>
+        </w:rPr>
+        <w:t>：功能与质量验收标准详见《需求规格说明书》3.7 测试与验收规范、5.3 产品质量需求，以及 UC-01 ~ UC-16 各用例的验收标准行。</w:t>
+      </w:r>
+    </w:p>
+    <w:p>
+      <w:r>
+        <w:rPr>
+          <w:rFonts w:ascii="Times New Roman" w:hAnsi="Times New Roman" w:eastAsia="宋体"/>
+          <w:sz w:val="21"/>
+        </w:rPr>
+        <w:t xml:space="preserve">• </w:t>
+      </w:r>
+      <w:r>
+        <w:rPr>
+          <w:rFonts w:ascii="Times New Roman" w:hAnsi="Times New Roman" w:eastAsia="宋体"/>
+          <w:b/>
+          <w:sz w:val="21"/>
+        </w:rPr>
+        <w:t>验收测试类型</w:t>
+      </w:r>
+      <w:r>
+        <w:rPr>
+          <w:rFonts w:ascii="Times New Roman" w:hAnsi="Times New Roman" w:eastAsia="宋体"/>
+          <w:sz w:val="21"/>
+        </w:rPr>
+        <w:t>：安装测试、功能测试、界面测试、性能测试、文档测试；各类型的具体规范见上述依据文件，此处不展开。</w:t>
+      </w:r>
+    </w:p>
+    <w:p>
+      <w:r>
+        <w:rPr>
+          <w:rFonts w:ascii="Times New Roman" w:hAnsi="Times New Roman" w:eastAsia="宋体"/>
+          <w:sz w:val="21"/>
+        </w:rPr>
+        <w:t xml:space="preserve">• </w:t>
+      </w:r>
+      <w:r>
+        <w:rPr>
+          <w:rFonts w:ascii="Times New Roman" w:hAnsi="Times New Roman" w:eastAsia="宋体"/>
+          <w:b/>
+          <w:sz w:val="21"/>
+        </w:rPr>
+        <w:t>本计划负责的部分</w:t>
+      </w:r>
+      <w:r>
+        <w:rPr>
+          <w:rFonts w:ascii="Times New Roman" w:hAnsi="Times New Roman" w:eastAsia="宋体"/>
+          <w:sz w:val="21"/>
+        </w:rPr>
+        <w:t>：验收的时间安排（2026-11-04 ~ 11-05 结项归档期间）、参与人员（全员）、组织方式（现场演示 + 文档检查）、通过准则（</w:t>
+      </w:r>
+      <w:r>
+        <w:rPr>
+          <w:rFonts w:ascii="Times New Roman" w:hAnsi="Times New Roman" w:eastAsia="宋体"/>
+          <w:b/>
+          <w:sz w:val="21"/>
+        </w:rPr>
+        <w:t>用例通过率 ≥ 95%、严重缺陷清零</w:t>
+      </w:r>
+      <w:r>
+        <w:rPr>
+          <w:rFonts w:ascii="Times New Roman" w:hAnsi="Times New Roman" w:eastAsia="宋体"/>
+          <w:sz w:val="21"/>
+        </w:rPr>
+        <w:t>，该指标取自《工作任务分解说明书》的验收标准）。</w:t>
       </w:r>
     </w:p>
     <w:p>

--- a/docs/课程任务/实验5-软件项目进度管理/实验5_软件项目进度管理.docx
+++ b/docs/课程任务/实验5-软件项目进度管理/实验5_软件项目进度管理.docx
@@ -102,6 +102,14 @@
     </w:p>
     <w:p>
       <w:pPr>
+        <w:pStyle w:val="Heading2"/>
+      </w:pPr>
+      <w:r>
+        <w:t>1.1 编写目的</w:t>
+      </w:r>
+    </w:p>
+    <w:p>
+      <w:pPr>
         <w:ind w:firstLine="420"/>
       </w:pPr>
       <w:r>
@@ -109,7 +117,27 @@
           <w:rFonts w:ascii="Times New Roman" w:hAnsi="Times New Roman" w:eastAsia="宋体"/>
           <w:sz w:val="21"/>
         </w:rPr>
-        <w:t>本计划适用于火情智能监测与预警系统项目从启动到结项的完整过程，编制依据为《项目章程》确定的范围与里程碑、《工作任务分解说明书》的工作包与工期估算，以及课程实训的固定时段安排。项目背景与技术方案详见《项目介绍》，本文档不再重复。</w:t>
+        <w:t>本文档用于规定火情智能监测与预警系统的进度安排，明确各任务的起止时间、里程碑、比较基准与跟踪方式，作为项目执行与进度控制的依据。</w:t>
+      </w:r>
+    </w:p>
+    <w:p>
+      <w:pPr>
+        <w:ind w:firstLine="420"/>
+      </w:pPr>
+      <w:r>
+        <w:rPr>
+          <w:rFonts w:ascii="Times New Roman" w:hAnsi="Times New Roman" w:eastAsia="宋体"/>
+          <w:sz w:val="21"/>
+        </w:rPr>
+        <w:t>本计划适用于项目从启动到结项的完整过程。项目背景与技术方案详见《项目介绍》，本文档不再重复；产品功能与质量要求见《需求规格说明书》，任务分解见《工作任务分解说明书》，成本安排见《项目成本管理计划》。</w:t>
+      </w:r>
+    </w:p>
+    <w:p>
+      <w:pPr>
+        <w:pStyle w:val="Heading2"/>
+      </w:pPr>
+      <w:r>
+        <w:t>1.2 背景</w:t>
       </w:r>
     </w:p>
     <w:p>
@@ -477,10 +505,620 @@
     </w:tbl>
     <w:p>
       <w:pPr>
+        <w:pStyle w:val="Heading2"/>
+      </w:pPr>
+      <w:r>
+        <w:t>1.3 参考资料</w:t>
+      </w:r>
+    </w:p>
+    <w:tbl>
+      <w:tblPr>
+        <w:tblStyle w:val="TableGrid"/>
+        <w:tblW w:type="auto" w:w="0"/>
+        <w:jc w:val="center"/>
+        <w:tblLayout w:type="fixed"/>
+        <w:tblLook w:firstColumn="1" w:firstRow="1" w:lastColumn="0" w:lastRow="0" w:noHBand="0" w:noVBand="1" w:val="04A0"/>
+        <w:tblW w:w="8731" w:type="dxa"/>
+        <w:tblLayout w:type="fixed"/>
+        <w:tblCellMar>
+          <w:top w:w="60" w:type="dxa"/>
+          <w:left w:w="100" w:type="dxa"/>
+          <w:bottom w:w="60" w:type="dxa"/>
+          <w:right w:w="100" w:type="dxa"/>
+        </w:tblCellMar>
+      </w:tblPr>
+      <w:tblGrid>
+        <w:gridCol w:w="2494"/>
+        <w:gridCol w:w="6237"/>
+      </w:tblGrid>
+      <w:tr>
+        <w:tc>
+          <w:tcPr>
+            <w:tcW w:type="dxa" w:w="2494"/>
+            <w:vAlign w:val="center"/>
+            <w:shd w:val="clear" w:color="auto" w:fill="1F4D78"/>
+          </w:tcPr>
+          <w:p>
+            <w:pPr>
+              <w:ind w:firstLine="0"/>
+              <w:jc w:val="center"/>
+            </w:pPr>
+            <w:r/>
+            <w:r>
+              <w:rPr>
+                <w:rFonts w:ascii="Times New Roman" w:hAnsi="Times New Roman" w:eastAsia="黑体"/>
+                <w:b/>
+                <w:color w:val="FFFFFF"/>
+                <w:sz w:val="19"/>
+              </w:rPr>
+              <w:t>类别</w:t>
+            </w:r>
+          </w:p>
+        </w:tc>
+        <w:tc>
+          <w:tcPr>
+            <w:tcW w:type="dxa" w:w="6236"/>
+            <w:vAlign w:val="center"/>
+            <w:shd w:val="clear" w:color="auto" w:fill="1F4D78"/>
+          </w:tcPr>
+          <w:p>
+            <w:pPr>
+              <w:ind w:firstLine="0"/>
+              <w:jc w:val="center"/>
+            </w:pPr>
+            <w:r/>
+            <w:r>
+              <w:rPr>
+                <w:rFonts w:ascii="Times New Roman" w:hAnsi="Times New Roman" w:eastAsia="黑体"/>
+                <w:b/>
+                <w:color w:val="FFFFFF"/>
+                <w:sz w:val="19"/>
+              </w:rPr>
+              <w:t>文件</w:t>
+            </w:r>
+          </w:p>
+        </w:tc>
+      </w:tr>
+      <w:tr>
+        <w:tc>
+          <w:tcPr>
+            <w:tcW w:type="dxa" w:w="2494"/>
+            <w:vAlign w:val="center"/>
+          </w:tcPr>
+          <w:p>
+            <w:pPr>
+              <w:spacing w:line="300" w:lineRule="auto"/>
+              <w:ind w:firstLine="0"/>
+              <w:jc w:val="center"/>
+            </w:pPr>
+            <w:r/>
+            <w:r>
+              <w:rPr>
+                <w:rFonts w:ascii="Times New Roman" w:hAnsi="Times New Roman" w:eastAsia="宋体"/>
+                <w:sz w:val="19"/>
+              </w:rPr>
+              <w:t>项目内部</w:t>
+            </w:r>
+          </w:p>
+        </w:tc>
+        <w:tc>
+          <w:tcPr>
+            <w:tcW w:type="dxa" w:w="6236"/>
+            <w:vAlign w:val="center"/>
+          </w:tcPr>
+          <w:p>
+            <w:pPr>
+              <w:spacing w:line="300" w:lineRule="auto"/>
+              <w:ind w:firstLine="0"/>
+              <w:jc w:val="left"/>
+            </w:pPr>
+            <w:r/>
+            <w:r>
+              <w:rPr>
+                <w:rFonts w:ascii="Times New Roman" w:hAnsi="Times New Roman" w:eastAsia="宋体"/>
+                <w:sz w:val="19"/>
+              </w:rPr>
+              <w:t>《项目章程》《项目介绍》《需求规格说明书》《工作任务分解说明书》《项目成本管理计划》</w:t>
+            </w:r>
+          </w:p>
+        </w:tc>
+      </w:tr>
+      <w:tr>
+        <w:tc>
+          <w:tcPr>
+            <w:tcW w:type="dxa" w:w="2494"/>
+            <w:vAlign w:val="center"/>
+            <w:shd w:val="clear" w:color="auto" w:fill="F2F5F9"/>
+          </w:tcPr>
+          <w:p>
+            <w:pPr>
+              <w:spacing w:line="300" w:lineRule="auto"/>
+              <w:ind w:firstLine="0"/>
+              <w:jc w:val="center"/>
+            </w:pPr>
+            <w:r/>
+            <w:r>
+              <w:rPr>
+                <w:rFonts w:ascii="Times New Roman" w:hAnsi="Times New Roman" w:eastAsia="宋体"/>
+                <w:sz w:val="19"/>
+              </w:rPr>
+              <w:t>过程记录</w:t>
+            </w:r>
+          </w:p>
+        </w:tc>
+        <w:tc>
+          <w:tcPr>
+            <w:tcW w:type="dxa" w:w="6236"/>
+            <w:vAlign w:val="center"/>
+            <w:shd w:val="clear" w:color="auto" w:fill="F2F5F9"/>
+          </w:tcPr>
+          <w:p>
+            <w:pPr>
+              <w:spacing w:line="300" w:lineRule="auto"/>
+              <w:ind w:firstLine="0"/>
+              <w:jc w:val="left"/>
+            </w:pPr>
+            <w:r/>
+            <w:r>
+              <w:rPr>
+                <w:rFonts w:ascii="Times New Roman" w:hAnsi="Times New Roman" w:eastAsia="宋体"/>
+                <w:sz w:val="19"/>
+              </w:rPr>
+              <w:t>小组任务台账、各阶段交付物完成时间、Git 提交记录</w:t>
+            </w:r>
+          </w:p>
+        </w:tc>
+      </w:tr>
+      <w:tr>
+        <w:tc>
+          <w:tcPr>
+            <w:tcW w:type="dxa" w:w="2494"/>
+            <w:vAlign w:val="center"/>
+          </w:tcPr>
+          <w:p>
+            <w:pPr>
+              <w:spacing w:line="300" w:lineRule="auto"/>
+              <w:ind w:firstLine="0"/>
+              <w:jc w:val="center"/>
+            </w:pPr>
+            <w:r/>
+            <w:r>
+              <w:rPr>
+                <w:rFonts w:ascii="Times New Roman" w:hAnsi="Times New Roman" w:eastAsia="宋体"/>
+                <w:sz w:val="19"/>
+              </w:rPr>
+              <w:t>课程材料</w:t>
+            </w:r>
+          </w:p>
+        </w:tc>
+        <w:tc>
+          <w:tcPr>
+            <w:tcW w:type="dxa" w:w="6236"/>
+            <w:vAlign w:val="center"/>
+          </w:tcPr>
+          <w:p>
+            <w:pPr>
+              <w:spacing w:line="300" w:lineRule="auto"/>
+              <w:ind w:firstLine="0"/>
+              <w:jc w:val="left"/>
+            </w:pPr>
+            <w:r/>
+            <w:r>
+              <w:rPr>
+                <w:rFonts w:ascii="Times New Roman" w:hAnsi="Times New Roman" w:eastAsia="宋体"/>
+                <w:sz w:val="19"/>
+              </w:rPr>
+              <w:t>课程任务说明与 Microsoft Project 操作规范</w:t>
+            </w:r>
+          </w:p>
+        </w:tc>
+      </w:tr>
+    </w:tbl>
+    <w:p>
+      <w:pPr>
+        <w:pStyle w:val="Heading2"/>
+      </w:pPr>
+      <w:r>
+        <w:t>1.4 重要术语</w:t>
+      </w:r>
+    </w:p>
+    <w:tbl>
+      <w:tblPr>
+        <w:tblStyle w:val="TableGrid"/>
+        <w:tblW w:type="auto" w:w="0"/>
+        <w:jc w:val="center"/>
+        <w:tblLayout w:type="fixed"/>
+        <w:tblLook w:firstColumn="1" w:firstRow="1" w:lastColumn="0" w:lastRow="0" w:noHBand="0" w:noVBand="1" w:val="04A0"/>
+        <w:tblW w:w="8731" w:type="dxa"/>
+        <w:tblLayout w:type="fixed"/>
+        <w:tblCellMar>
+          <w:top w:w="60" w:type="dxa"/>
+          <w:left w:w="100" w:type="dxa"/>
+          <w:bottom w:w="60" w:type="dxa"/>
+          <w:right w:w="100" w:type="dxa"/>
+        </w:tblCellMar>
+      </w:tblPr>
+      <w:tblGrid>
+        <w:gridCol w:w="2494"/>
+        <w:gridCol w:w="6237"/>
+      </w:tblGrid>
+      <w:tr>
+        <w:tc>
+          <w:tcPr>
+            <w:tcW w:type="dxa" w:w="2494"/>
+            <w:vAlign w:val="center"/>
+            <w:shd w:val="clear" w:color="auto" w:fill="1F4D78"/>
+          </w:tcPr>
+          <w:p>
+            <w:pPr>
+              <w:ind w:firstLine="0"/>
+              <w:jc w:val="center"/>
+            </w:pPr>
+            <w:r/>
+            <w:r>
+              <w:rPr>
+                <w:rFonts w:ascii="Times New Roman" w:hAnsi="Times New Roman" w:eastAsia="黑体"/>
+                <w:b/>
+                <w:color w:val="FFFFFF"/>
+                <w:sz w:val="19"/>
+              </w:rPr>
+              <w:t>术语</w:t>
+            </w:r>
+          </w:p>
+        </w:tc>
+        <w:tc>
+          <w:tcPr>
+            <w:tcW w:type="dxa" w:w="6236"/>
+            <w:vAlign w:val="center"/>
+            <w:shd w:val="clear" w:color="auto" w:fill="1F4D78"/>
+          </w:tcPr>
+          <w:p>
+            <w:pPr>
+              <w:ind w:firstLine="0"/>
+              <w:jc w:val="center"/>
+            </w:pPr>
+            <w:r/>
+            <w:r>
+              <w:rPr>
+                <w:rFonts w:ascii="Times New Roman" w:hAnsi="Times New Roman" w:eastAsia="黑体"/>
+                <w:b/>
+                <w:color w:val="FFFFFF"/>
+                <w:sz w:val="19"/>
+              </w:rPr>
+              <w:t>含义</w:t>
+            </w:r>
+          </w:p>
+        </w:tc>
+      </w:tr>
+      <w:tr>
+        <w:tc>
+          <w:tcPr>
+            <w:tcW w:type="dxa" w:w="2494"/>
+            <w:vAlign w:val="center"/>
+          </w:tcPr>
+          <w:p>
+            <w:pPr>
+              <w:spacing w:line="300" w:lineRule="auto"/>
+              <w:ind w:firstLine="0"/>
+              <w:jc w:val="center"/>
+            </w:pPr>
+            <w:r/>
+            <w:r>
+              <w:rPr>
+                <w:rFonts w:ascii="Times New Roman" w:hAnsi="Times New Roman" w:eastAsia="宋体"/>
+                <w:sz w:val="19"/>
+              </w:rPr>
+              <w:t>WBS</w:t>
+            </w:r>
+          </w:p>
+        </w:tc>
+        <w:tc>
+          <w:tcPr>
+            <w:tcW w:type="dxa" w:w="6236"/>
+            <w:vAlign w:val="center"/>
+          </w:tcPr>
+          <w:p>
+            <w:pPr>
+              <w:spacing w:line="300" w:lineRule="auto"/>
+              <w:ind w:firstLine="0"/>
+              <w:jc w:val="left"/>
+            </w:pPr>
+            <w:r/>
+            <w:r>
+              <w:rPr>
+                <w:rFonts w:ascii="Times New Roman" w:hAnsi="Times New Roman" w:eastAsia="宋体"/>
+                <w:sz w:val="19"/>
+              </w:rPr>
+              <w:t>工作分解结构，把项目逐层拆解为可管理的工作包</w:t>
+            </w:r>
+          </w:p>
+        </w:tc>
+      </w:tr>
+      <w:tr>
+        <w:tc>
+          <w:tcPr>
+            <w:tcW w:type="dxa" w:w="2494"/>
+            <w:vAlign w:val="center"/>
+            <w:shd w:val="clear" w:color="auto" w:fill="F2F5F9"/>
+          </w:tcPr>
+          <w:p>
+            <w:pPr>
+              <w:spacing w:line="300" w:lineRule="auto"/>
+              <w:ind w:firstLine="0"/>
+              <w:jc w:val="center"/>
+            </w:pPr>
+            <w:r/>
+            <w:r>
+              <w:rPr>
+                <w:rFonts w:ascii="Times New Roman" w:hAnsi="Times New Roman" w:eastAsia="宋体"/>
+                <w:sz w:val="19"/>
+              </w:rPr>
+              <w:t>比较基准</w:t>
+            </w:r>
+          </w:p>
+        </w:tc>
+        <w:tc>
+          <w:tcPr>
+            <w:tcW w:type="dxa" w:w="6236"/>
+            <w:vAlign w:val="center"/>
+            <w:shd w:val="clear" w:color="auto" w:fill="F2F5F9"/>
+          </w:tcPr>
+          <w:p>
+            <w:pPr>
+              <w:spacing w:line="300" w:lineRule="auto"/>
+              <w:ind w:firstLine="0"/>
+              <w:jc w:val="left"/>
+            </w:pPr>
+            <w:r/>
+            <w:r>
+              <w:rPr>
+                <w:rFonts w:ascii="Times New Roman" w:hAnsi="Times New Roman" w:eastAsia="宋体"/>
+                <w:sz w:val="19"/>
+              </w:rPr>
+              <w:t>计划定稿后固化下来的一组时间和成本，作为后续对比的参照</w:t>
+            </w:r>
+          </w:p>
+        </w:tc>
+      </w:tr>
+      <w:tr>
+        <w:tc>
+          <w:tcPr>
+            <w:tcW w:type="dxa" w:w="2494"/>
+            <w:vAlign w:val="center"/>
+          </w:tcPr>
+          <w:p>
+            <w:pPr>
+              <w:spacing w:line="300" w:lineRule="auto"/>
+              <w:ind w:firstLine="0"/>
+              <w:jc w:val="center"/>
+            </w:pPr>
+            <w:r/>
+            <w:r>
+              <w:rPr>
+                <w:rFonts w:ascii="Times New Roman" w:hAnsi="Times New Roman" w:eastAsia="宋体"/>
+                <w:sz w:val="19"/>
+              </w:rPr>
+              <w:t>中期计划</w:t>
+            </w:r>
+          </w:p>
+        </w:tc>
+        <w:tc>
+          <w:tcPr>
+            <w:tcW w:type="dxa" w:w="6236"/>
+            <w:vAlign w:val="center"/>
+          </w:tcPr>
+          <w:p>
+            <w:pPr>
+              <w:spacing w:line="300" w:lineRule="auto"/>
+              <w:ind w:firstLine="0"/>
+              <w:jc w:val="left"/>
+            </w:pPr>
+            <w:r/>
+            <w:r>
+              <w:rPr>
+                <w:rFonts w:ascii="Times New Roman" w:hAnsi="Times New Roman" w:eastAsia="宋体"/>
+                <w:sz w:val="19"/>
+              </w:rPr>
+              <w:t>执行一段时间后保存的计划快照，用于与比较基准对比</w:t>
+            </w:r>
+          </w:p>
+        </w:tc>
+      </w:tr>
+      <w:tr>
+        <w:tc>
+          <w:tcPr>
+            <w:tcW w:type="dxa" w:w="2494"/>
+            <w:vAlign w:val="center"/>
+            <w:shd w:val="clear" w:color="auto" w:fill="F2F5F9"/>
+          </w:tcPr>
+          <w:p>
+            <w:pPr>
+              <w:spacing w:line="300" w:lineRule="auto"/>
+              <w:ind w:firstLine="0"/>
+              <w:jc w:val="center"/>
+            </w:pPr>
+            <w:r/>
+            <w:r>
+              <w:rPr>
+                <w:rFonts w:ascii="Times New Roman" w:hAnsi="Times New Roman" w:eastAsia="宋体"/>
+                <w:sz w:val="19"/>
+              </w:rPr>
+              <w:t>跟踪甘特图</w:t>
+            </w:r>
+          </w:p>
+        </w:tc>
+        <w:tc>
+          <w:tcPr>
+            <w:tcW w:type="dxa" w:w="6236"/>
+            <w:vAlign w:val="center"/>
+            <w:shd w:val="clear" w:color="auto" w:fill="F2F5F9"/>
+          </w:tcPr>
+          <w:p>
+            <w:pPr>
+              <w:spacing w:line="300" w:lineRule="auto"/>
+              <w:ind w:firstLine="0"/>
+              <w:jc w:val="left"/>
+            </w:pPr>
+            <w:r/>
+            <w:r>
+              <w:rPr>
+                <w:rFonts w:ascii="Times New Roman" w:hAnsi="Times New Roman" w:eastAsia="宋体"/>
+                <w:sz w:val="19"/>
+              </w:rPr>
+              <w:t>同时显示比较基准与实际执行情况的甘特图</w:t>
+            </w:r>
+          </w:p>
+        </w:tc>
+      </w:tr>
+      <w:tr>
+        <w:tc>
+          <w:tcPr>
+            <w:tcW w:type="dxa" w:w="2494"/>
+            <w:vAlign w:val="center"/>
+          </w:tcPr>
+          <w:p>
+            <w:pPr>
+              <w:spacing w:line="300" w:lineRule="auto"/>
+              <w:ind w:firstLine="0"/>
+              <w:jc w:val="center"/>
+            </w:pPr>
+            <w:r/>
+            <w:r>
+              <w:rPr>
+                <w:rFonts w:ascii="Times New Roman" w:hAnsi="Times New Roman" w:eastAsia="宋体"/>
+                <w:sz w:val="19"/>
+              </w:rPr>
+              <w:t>PV / EV</w:t>
+            </w:r>
+          </w:p>
+        </w:tc>
+        <w:tc>
+          <w:tcPr>
+            <w:tcW w:type="dxa" w:w="6236"/>
+            <w:vAlign w:val="center"/>
+          </w:tcPr>
+          <w:p>
+            <w:pPr>
+              <w:spacing w:line="300" w:lineRule="auto"/>
+              <w:ind w:firstLine="0"/>
+              <w:jc w:val="left"/>
+            </w:pPr>
+            <w:r/>
+            <w:r>
+              <w:rPr>
+                <w:rFonts w:ascii="Times New Roman" w:hAnsi="Times New Roman" w:eastAsia="宋体"/>
+                <w:sz w:val="19"/>
+              </w:rPr>
+              <w:t>计划价值 / 挣值：截至某时点"应完成工作的预算"与"已完成工作的预算"</w:t>
+            </w:r>
+          </w:p>
+        </w:tc>
+      </w:tr>
+      <w:tr>
+        <w:tc>
+          <w:tcPr>
+            <w:tcW w:type="dxa" w:w="2494"/>
+            <w:vAlign w:val="center"/>
+            <w:shd w:val="clear" w:color="auto" w:fill="F2F5F9"/>
+          </w:tcPr>
+          <w:p>
+            <w:pPr>
+              <w:spacing w:line="300" w:lineRule="auto"/>
+              <w:ind w:firstLine="0"/>
+              <w:jc w:val="center"/>
+            </w:pPr>
+            <w:r/>
+            <w:r>
+              <w:rPr>
+                <w:rFonts w:ascii="Times New Roman" w:hAnsi="Times New Roman" w:eastAsia="宋体"/>
+                <w:sz w:val="19"/>
+              </w:rPr>
+              <w:t>SPI</w:t>
+            </w:r>
+          </w:p>
+        </w:tc>
+        <w:tc>
+          <w:tcPr>
+            <w:tcW w:type="dxa" w:w="6236"/>
+            <w:vAlign w:val="center"/>
+            <w:shd w:val="clear" w:color="auto" w:fill="F2F5F9"/>
+          </w:tcPr>
+          <w:p>
+            <w:pPr>
+              <w:spacing w:line="300" w:lineRule="auto"/>
+              <w:ind w:firstLine="0"/>
+              <w:jc w:val="left"/>
+            </w:pPr>
+            <w:r/>
+            <w:r>
+              <w:rPr>
+                <w:rFonts w:ascii="Times New Roman" w:hAnsi="Times New Roman" w:eastAsia="宋体"/>
+                <w:sz w:val="19"/>
+              </w:rPr>
+              <w:t>进度绩效指数，SPI = EV ÷ PV，大于 1 表示进度超前</w:t>
+            </w:r>
+          </w:p>
+        </w:tc>
+      </w:tr>
+      <w:tr>
+        <w:tc>
+          <w:tcPr>
+            <w:tcW w:type="dxa" w:w="2494"/>
+            <w:vAlign w:val="center"/>
+          </w:tcPr>
+          <w:p>
+            <w:pPr>
+              <w:spacing w:line="300" w:lineRule="auto"/>
+              <w:ind w:firstLine="0"/>
+              <w:jc w:val="center"/>
+            </w:pPr>
+            <w:r/>
+            <w:r>
+              <w:rPr>
+                <w:rFonts w:ascii="Times New Roman" w:hAnsi="Times New Roman" w:eastAsia="宋体"/>
+                <w:sz w:val="19"/>
+              </w:rPr>
+              <w:t>关键路径</w:t>
+            </w:r>
+          </w:p>
+        </w:tc>
+        <w:tc>
+          <w:tcPr>
+            <w:tcW w:type="dxa" w:w="6236"/>
+            <w:vAlign w:val="center"/>
+          </w:tcPr>
+          <w:p>
+            <w:pPr>
+              <w:spacing w:line="300" w:lineRule="auto"/>
+              <w:ind w:firstLine="0"/>
+              <w:jc w:val="left"/>
+            </w:pPr>
+            <w:r/>
+            <w:r>
+              <w:rPr>
+                <w:rFonts w:ascii="Times New Roman" w:hAnsi="Times New Roman" w:eastAsia="宋体"/>
+                <w:sz w:val="19"/>
+              </w:rPr>
+              <w:t>决定项目最短工期的任务序列，其中任一任务延后都会导致整体延后</w:t>
+            </w:r>
+          </w:p>
+        </w:tc>
+      </w:tr>
+    </w:tbl>
+    <w:p>
+      <w:pPr>
         <w:pStyle w:val="Heading1"/>
       </w:pPr>
       <w:r>
         <w:t>二、进度计划编制的背景概述</w:t>
+      </w:r>
+    </w:p>
+    <w:p>
+      <w:pPr>
+        <w:pStyle w:val="Heading2"/>
+      </w:pPr>
+      <w:r>
+        <w:t>2.1 软件生存期模型选择与设计</w:t>
       </w:r>
     </w:p>
     <w:p>
@@ -492,7 +1130,324 @@
           <w:rFonts w:ascii="Times New Roman" w:hAnsi="Times New Roman" w:eastAsia="宋体"/>
           <w:sz w:val="21"/>
         </w:rPr>
-        <w:t>进度计划的编制受三个现实条件约束：</w:t>
+        <w:t>编制进度计划前，先要确定采用哪种软件生存期模型，因为它直接决定阶段如何划分、任务如何排序。</w:t>
+      </w:r>
+    </w:p>
+    <w:p>
+      <w:pPr>
+        <w:ind w:firstLine="420"/>
+      </w:pPr>
+      <w:r>
+        <w:rPr>
+          <w:rFonts w:ascii="Times New Roman" w:hAnsi="Times New Roman" w:eastAsia="宋体"/>
+          <w:b/>
+          <w:sz w:val="21"/>
+        </w:rPr>
+        <w:t>（1）候选模型对比。</w:t>
+      </w:r>
+    </w:p>
+    <w:tbl>
+      <w:tblPr>
+        <w:tblStyle w:val="TableGrid"/>
+        <w:tblW w:type="auto" w:w="0"/>
+        <w:jc w:val="center"/>
+        <w:tblLayout w:type="fixed"/>
+        <w:tblLook w:firstColumn="1" w:firstRow="1" w:lastColumn="0" w:lastRow="0" w:noHBand="0" w:noVBand="1" w:val="04A0"/>
+        <w:tblW w:w="8731" w:type="dxa"/>
+        <w:tblLayout w:type="fixed"/>
+        <w:tblCellMar>
+          <w:top w:w="60" w:type="dxa"/>
+          <w:left w:w="100" w:type="dxa"/>
+          <w:bottom w:w="60" w:type="dxa"/>
+          <w:right w:w="100" w:type="dxa"/>
+        </w:tblCellMar>
+      </w:tblPr>
+      <w:tblGrid>
+        <w:gridCol w:w="1701"/>
+        <w:gridCol w:w="3515"/>
+        <w:gridCol w:w="3515"/>
+      </w:tblGrid>
+      <w:tr>
+        <w:tc>
+          <w:tcPr>
+            <w:tcW w:type="dxa" w:w="1701"/>
+            <w:vAlign w:val="center"/>
+            <w:shd w:val="clear" w:color="auto" w:fill="1F4D78"/>
+          </w:tcPr>
+          <w:p>
+            <w:pPr>
+              <w:ind w:firstLine="0"/>
+              <w:jc w:val="center"/>
+            </w:pPr>
+            <w:r/>
+            <w:r>
+              <w:rPr>
+                <w:rFonts w:ascii="Times New Roman" w:hAnsi="Times New Roman" w:eastAsia="黑体"/>
+                <w:b/>
+                <w:color w:val="FFFFFF"/>
+                <w:sz w:val="19"/>
+              </w:rPr>
+              <w:t>模型</w:t>
+            </w:r>
+          </w:p>
+        </w:tc>
+        <w:tc>
+          <w:tcPr>
+            <w:tcW w:type="dxa" w:w="3515"/>
+            <w:vAlign w:val="center"/>
+            <w:shd w:val="clear" w:color="auto" w:fill="1F4D78"/>
+          </w:tcPr>
+          <w:p>
+            <w:pPr>
+              <w:ind w:firstLine="0"/>
+              <w:jc w:val="center"/>
+            </w:pPr>
+            <w:r/>
+            <w:r>
+              <w:rPr>
+                <w:rFonts w:ascii="Times New Roman" w:hAnsi="Times New Roman" w:eastAsia="黑体"/>
+                <w:b/>
+                <w:color w:val="FFFFFF"/>
+                <w:sz w:val="19"/>
+              </w:rPr>
+              <w:t>特点</w:t>
+            </w:r>
+          </w:p>
+        </w:tc>
+        <w:tc>
+          <w:tcPr>
+            <w:tcW w:type="dxa" w:w="3515"/>
+            <w:vAlign w:val="center"/>
+            <w:shd w:val="clear" w:color="auto" w:fill="1F4D78"/>
+          </w:tcPr>
+          <w:p>
+            <w:pPr>
+              <w:ind w:firstLine="0"/>
+              <w:jc w:val="center"/>
+            </w:pPr>
+            <w:r/>
+            <w:r>
+              <w:rPr>
+                <w:rFonts w:ascii="Times New Roman" w:hAnsi="Times New Roman" w:eastAsia="黑体"/>
+                <w:b/>
+                <w:color w:val="FFFFFF"/>
+                <w:sz w:val="19"/>
+              </w:rPr>
+              <w:t>对本项目的适用性</w:t>
+            </w:r>
+          </w:p>
+        </w:tc>
+      </w:tr>
+      <w:tr>
+        <w:tc>
+          <w:tcPr>
+            <w:tcW w:type="dxa" w:w="1701"/>
+            <w:vAlign w:val="center"/>
+          </w:tcPr>
+          <w:p>
+            <w:pPr>
+              <w:spacing w:line="300" w:lineRule="auto"/>
+              <w:ind w:firstLine="0"/>
+              <w:jc w:val="center"/>
+            </w:pPr>
+            <w:r/>
+            <w:r>
+              <w:rPr>
+                <w:rFonts w:ascii="Times New Roman" w:hAnsi="Times New Roman" w:eastAsia="宋体"/>
+                <w:sz w:val="19"/>
+              </w:rPr>
+              <w:t>瀑布模型</w:t>
+            </w:r>
+          </w:p>
+        </w:tc>
+        <w:tc>
+          <w:tcPr>
+            <w:tcW w:type="dxa" w:w="3515"/>
+            <w:vAlign w:val="center"/>
+          </w:tcPr>
+          <w:p>
+            <w:pPr>
+              <w:spacing w:line="300" w:lineRule="auto"/>
+              <w:ind w:firstLine="0"/>
+              <w:jc w:val="left"/>
+            </w:pPr>
+            <w:r/>
+            <w:r>
+              <w:rPr>
+                <w:rFonts w:ascii="Times New Roman" w:hAnsi="Times New Roman" w:eastAsia="宋体"/>
+                <w:sz w:val="19"/>
+              </w:rPr>
+              <w:t>要求严格线性的开发，每个阶段结束后经过严格的阶段性复审与确认才能进入下一阶段</w:t>
+            </w:r>
+          </w:p>
+        </w:tc>
+        <w:tc>
+          <w:tcPr>
+            <w:tcW w:type="dxa" w:w="3515"/>
+            <w:vAlign w:val="center"/>
+          </w:tcPr>
+          <w:p>
+            <w:pPr>
+              <w:spacing w:line="300" w:lineRule="auto"/>
+              <w:ind w:firstLine="0"/>
+              <w:jc w:val="left"/>
+            </w:pPr>
+            <w:r/>
+            <w:r>
+              <w:rPr>
+                <w:rFonts w:ascii="Times New Roman" w:hAnsi="Times New Roman" w:eastAsia="宋体"/>
+                <w:sz w:val="19"/>
+              </w:rPr>
+              <w:t>**不适用**：本项目需求在过程中仍有新增（老师中途追加了手机摄像头推流、智能体复核、远距离识别三项要求），瀑布模型处理需求变更的代价过高</w:t>
+            </w:r>
+          </w:p>
+        </w:tc>
+      </w:tr>
+      <w:tr>
+        <w:tc>
+          <w:tcPr>
+            <w:tcW w:type="dxa" w:w="1701"/>
+            <w:vAlign w:val="center"/>
+            <w:shd w:val="clear" w:color="auto" w:fill="F2F5F9"/>
+          </w:tcPr>
+          <w:p>
+            <w:pPr>
+              <w:spacing w:line="300" w:lineRule="auto"/>
+              <w:ind w:firstLine="0"/>
+              <w:jc w:val="center"/>
+            </w:pPr>
+            <w:r/>
+            <w:r>
+              <w:rPr>
+                <w:rFonts w:ascii="Times New Roman" w:hAnsi="Times New Roman" w:eastAsia="宋体"/>
+                <w:sz w:val="19"/>
+              </w:rPr>
+              <w:t>增量模型</w:t>
+            </w:r>
+          </w:p>
+        </w:tc>
+        <w:tc>
+          <w:tcPr>
+            <w:tcW w:type="dxa" w:w="3515"/>
+            <w:vAlign w:val="center"/>
+            <w:shd w:val="clear" w:color="auto" w:fill="F2F5F9"/>
+          </w:tcPr>
+          <w:p>
+            <w:pPr>
+              <w:spacing w:line="300" w:lineRule="auto"/>
+              <w:ind w:firstLine="0"/>
+              <w:jc w:val="left"/>
+            </w:pPr>
+            <w:r/>
+            <w:r>
+              <w:rPr>
+                <w:rFonts w:ascii="Times New Roman" w:hAnsi="Times New Roman" w:eastAsia="宋体"/>
+                <w:sz w:val="19"/>
+              </w:rPr>
+              <w:t>把软件描述、设计和实现活动分散成一系列增量，增量轮流被开发并逐个交付</w:t>
+            </w:r>
+          </w:p>
+        </w:tc>
+        <w:tc>
+          <w:tcPr>
+            <w:tcW w:type="dxa" w:w="3515"/>
+            <w:vAlign w:val="center"/>
+            <w:shd w:val="clear" w:color="auto" w:fill="F2F5F9"/>
+          </w:tcPr>
+          <w:p>
+            <w:pPr>
+              <w:spacing w:line="300" w:lineRule="auto"/>
+              <w:ind w:firstLine="0"/>
+              <w:jc w:val="left"/>
+            </w:pPr>
+            <w:r/>
+            <w:r>
+              <w:rPr>
+                <w:rFonts w:ascii="Times New Roman" w:hAnsi="Times New Roman" w:eastAsia="宋体"/>
+                <w:sz w:val="19"/>
+              </w:rPr>
+              <w:t>**适用**：需求可以分批纳入，每个增量都能产出可运行版本</w:t>
+            </w:r>
+          </w:p>
+        </w:tc>
+      </w:tr>
+      <w:tr>
+        <w:tc>
+          <w:tcPr>
+            <w:tcW w:type="dxa" w:w="1701"/>
+            <w:vAlign w:val="center"/>
+          </w:tcPr>
+          <w:p>
+            <w:pPr>
+              <w:spacing w:line="300" w:lineRule="auto"/>
+              <w:ind w:firstLine="0"/>
+              <w:jc w:val="center"/>
+            </w:pPr>
+            <w:r/>
+            <w:r>
+              <w:rPr>
+                <w:rFonts w:ascii="Times New Roman" w:hAnsi="Times New Roman" w:eastAsia="宋体"/>
+                <w:sz w:val="19"/>
+              </w:rPr>
+              <w:t>迭代（敏捷）模型</w:t>
+            </w:r>
+          </w:p>
+        </w:tc>
+        <w:tc>
+          <w:tcPr>
+            <w:tcW w:type="dxa" w:w="3515"/>
+            <w:vAlign w:val="center"/>
+          </w:tcPr>
+          <w:p>
+            <w:pPr>
+              <w:spacing w:line="300" w:lineRule="auto"/>
+              <w:ind w:firstLine="0"/>
+              <w:jc w:val="left"/>
+            </w:pPr>
+            <w:r/>
+            <w:r>
+              <w:rPr>
+                <w:rFonts w:ascii="Times New Roman" w:hAnsi="Times New Roman" w:eastAsia="宋体"/>
+                <w:sz w:val="19"/>
+              </w:rPr>
+              <w:t>以短周期迭代持续交付，强调快速响应变化</w:t>
+            </w:r>
+          </w:p>
+        </w:tc>
+        <w:tc>
+          <w:tcPr>
+            <w:tcW w:type="dxa" w:w="3515"/>
+            <w:vAlign w:val="center"/>
+          </w:tcPr>
+          <w:p>
+            <w:pPr>
+              <w:spacing w:line="300" w:lineRule="auto"/>
+              <w:ind w:firstLine="0"/>
+              <w:jc w:val="left"/>
+            </w:pPr>
+            <w:r/>
+            <w:r>
+              <w:rPr>
+                <w:rFonts w:ascii="Times New Roman" w:hAnsi="Times New Roman" w:eastAsia="宋体"/>
+                <w:sz w:val="19"/>
+              </w:rPr>
+              <w:t>部分适用，但课程实训每周仅有一次固定时段，迭代节奏难以保证</w:t>
+            </w:r>
+          </w:p>
+        </w:tc>
+      </w:tr>
+    </w:tbl>
+    <w:p>
+      <w:pPr>
+        <w:ind w:firstLine="420"/>
+      </w:pPr>
+      <w:r>
+        <w:rPr>
+          <w:rFonts w:ascii="Times New Roman" w:hAnsi="Times New Roman" w:eastAsia="宋体"/>
+          <w:b/>
+          <w:sz w:val="21"/>
+        </w:rPr>
+        <w:t>（2）选择增量模型的四条理由。</w:t>
       </w:r>
     </w:p>
     <w:p>
@@ -509,14 +1464,14 @@
           <w:b/>
           <w:sz w:val="21"/>
         </w:rPr>
-        <w:t>投入时间固定且有限</w:t>
+        <w:t>需求仍在演进</w:t>
       </w:r>
       <w:r>
         <w:rPr>
           <w:rFonts w:ascii="Times New Roman" w:hAnsi="Times New Roman" w:eastAsia="宋体"/>
           <w:sz w:val="21"/>
         </w:rPr>
-        <w:t>：每周只有一次实训课（上午 8:30–12:00，约 3.5 小时），其余靠课后时间，因此计划中任务工期表示"日历跨度"而非连续工时；</w:t>
+        <w:t>：老师的要求在项目启动后仍有追加，增量模型允许把新增需求放进后续增量，而不必重做已完成部分；</w:t>
       </w:r>
     </w:p>
     <w:p>
@@ -533,14 +1488,14 @@
           <w:b/>
           <w:sz w:val="21"/>
         </w:rPr>
-        <w:t>任务存在硬性依赖</w:t>
+        <w:t>需要尽早拿出可演示的版本</w:t>
       </w:r>
       <w:r>
         <w:rPr>
           <w:rFonts w:ascii="Times New Roman" w:hAnsi="Times New Roman" w:eastAsia="宋体"/>
           <w:sz w:val="21"/>
         </w:rPr>
-        <w:t>：需求与设计文档是开发的前提，数据治理是模型重训的前提，测试与演示又依赖前序全部完成；</w:t>
+        <w:t>：课程实训按周推进，早期就有一个能跑通的最小系统，才能用于中期汇报与问题暴露；</w:t>
       </w:r>
     </w:p>
     <w:p>
@@ -557,14 +1512,51 @@
           <w:b/>
           <w:sz w:val="21"/>
         </w:rPr>
-        <w:t>有两条外部约束</w:t>
+        <w:t>组员投入时间碎片化</w:t>
       </w:r>
       <w:r>
         <w:rPr>
           <w:rFonts w:ascii="Times New Roman" w:hAnsi="Times New Roman" w:eastAsia="宋体"/>
           <w:sz w:val="21"/>
         </w:rPr>
-        <w:t>：国庆假期（10-01 ~ 10-07）不可排期；课堂演示不得使用真实火源，演示素材需提前准备。</w:t>
+        <w:t>：四人都是在校学生，无法全职投入，增量模型允许并行推进并且分批投入；</w:t>
+      </w:r>
+    </w:p>
+    <w:p>
+      <w:r>
+        <w:rPr>
+          <w:rFonts w:ascii="Times New Roman" w:hAnsi="Times New Roman" w:eastAsia="宋体"/>
+          <w:sz w:val="21"/>
+        </w:rPr>
+        <w:t xml:space="preserve">4. </w:t>
+      </w:r>
+      <w:r>
+        <w:rPr>
+          <w:rFonts w:ascii="Times New Roman" w:hAnsi="Times New Roman" w:eastAsia="宋体"/>
+          <w:b/>
+          <w:sz w:val="21"/>
+        </w:rPr>
+        <w:t>各增量之间依赖清晰</w:t>
+      </w:r>
+      <w:r>
+        <w:rPr>
+          <w:rFonts w:ascii="Times New Roman" w:hAnsi="Times New Roman" w:eastAsia="宋体"/>
+          <w:sz w:val="21"/>
+        </w:rPr>
+        <w:t>：核心闭环是数据与模型、智能体与远距离两项增强的前置条件，适合按增量逐个交付。</w:t>
+      </w:r>
+    </w:p>
+    <w:p>
+      <w:pPr>
+        <w:ind w:firstLine="420"/>
+      </w:pPr>
+      <w:r>
+        <w:rPr>
+          <w:rFonts w:ascii="Times New Roman" w:hAnsi="Times New Roman" w:eastAsia="宋体"/>
+          <w:b/>
+          <w:sz w:val="21"/>
+        </w:rPr>
+        <w:t>（3）增量模型的优点。</w:t>
       </w:r>
     </w:p>
     <w:p>
@@ -576,7 +1568,1799 @@
           <w:rFonts w:ascii="Times New Roman" w:hAnsi="Times New Roman" w:eastAsia="宋体"/>
           <w:sz w:val="21"/>
         </w:rPr>
-        <w:t>据此确定的排期原则是：前期文档与设计并行推进，中期开发与数据治理并行，后期收敛到测试与演示。</w:t>
+        <w:t>早期即可见成果、风险分散到各个增量、系统可扩充、文档与产品同步产出；缺点是对架构设计的要求较高，若早期架构不稳定，后续增量可能需要返工。</w:t>
+      </w:r>
+    </w:p>
+    <w:p>
+      <w:pPr>
+        <w:ind w:firstLine="420"/>
+      </w:pPr>
+      <w:r>
+        <w:rPr>
+          <w:rFonts w:ascii="Times New Roman" w:hAnsi="Times New Roman" w:eastAsia="宋体"/>
+          <w:b/>
+          <w:sz w:val="21"/>
+        </w:rPr>
+        <w:t>（4）适用性判断。</w:t>
+      </w:r>
+    </w:p>
+    <w:p>
+      <w:pPr>
+        <w:ind w:firstLine="420"/>
+      </w:pPr>
+      <w:r>
+        <w:rPr>
+          <w:rFonts w:ascii="Times New Roman" w:hAnsi="Times New Roman" w:eastAsia="宋体"/>
+          <w:sz w:val="21"/>
+        </w:rPr>
+        <w:t>本项目的复杂程度中等、整体风险中低、对文档与演示成果的依赖度高，符合增量模型适合的项目类型。</w:t>
+      </w:r>
+      <w:r>
+        <w:rPr>
+          <w:rFonts w:ascii="Times New Roman" w:hAnsi="Times New Roman" w:eastAsia="宋体"/>
+          <w:b/>
+          <w:sz w:val="21"/>
+        </w:rPr>
+        <w:t>因此选择增量式作为本项目的开发模型。</w:t>
+      </w:r>
+    </w:p>
+    <w:p>
+      <w:pPr>
+        <w:ind w:firstLine="420"/>
+      </w:pPr>
+      <w:r>
+        <w:rPr>
+          <w:rFonts w:ascii="Times New Roman" w:hAnsi="Times New Roman" w:eastAsia="宋体"/>
+          <w:b/>
+          <w:sz w:val="21"/>
+        </w:rPr>
+        <w:t>（5）本项目的增量划分。</w:t>
+      </w:r>
+    </w:p>
+    <w:tbl>
+      <w:tblPr>
+        <w:tblStyle w:val="TableGrid"/>
+        <w:tblW w:type="auto" w:w="0"/>
+        <w:jc w:val="center"/>
+        <w:tblLayout w:type="fixed"/>
+        <w:tblLook w:firstColumn="1" w:firstRow="1" w:lastColumn="0" w:lastRow="0" w:noHBand="0" w:noVBand="1" w:val="04A0"/>
+        <w:tblW w:w="8731" w:type="dxa"/>
+        <w:tblLayout w:type="fixed"/>
+        <w:tblCellMar>
+          <w:top w:w="60" w:type="dxa"/>
+          <w:left w:w="100" w:type="dxa"/>
+          <w:bottom w:w="60" w:type="dxa"/>
+          <w:right w:w="100" w:type="dxa"/>
+        </w:tblCellMar>
+      </w:tblPr>
+      <w:tblGrid>
+        <w:gridCol w:w="1701"/>
+        <w:gridCol w:w="3515"/>
+        <w:gridCol w:w="3515"/>
+      </w:tblGrid>
+      <w:tr>
+        <w:tc>
+          <w:tcPr>
+            <w:tcW w:type="dxa" w:w="1701"/>
+            <w:vAlign w:val="center"/>
+            <w:shd w:val="clear" w:color="auto" w:fill="1F4D78"/>
+          </w:tcPr>
+          <w:p>
+            <w:pPr>
+              <w:ind w:firstLine="0"/>
+              <w:jc w:val="center"/>
+            </w:pPr>
+            <w:r/>
+            <w:r>
+              <w:rPr>
+                <w:rFonts w:ascii="Times New Roman" w:hAnsi="Times New Roman" w:eastAsia="黑体"/>
+                <w:b/>
+                <w:color w:val="FFFFFF"/>
+                <w:sz w:val="19"/>
+              </w:rPr>
+              <w:t>增量</w:t>
+            </w:r>
+          </w:p>
+        </w:tc>
+        <w:tc>
+          <w:tcPr>
+            <w:tcW w:type="dxa" w:w="3515"/>
+            <w:vAlign w:val="center"/>
+            <w:shd w:val="clear" w:color="auto" w:fill="1F4D78"/>
+          </w:tcPr>
+          <w:p>
+            <w:pPr>
+              <w:ind w:firstLine="0"/>
+              <w:jc w:val="center"/>
+            </w:pPr>
+            <w:r/>
+            <w:r>
+              <w:rPr>
+                <w:rFonts w:ascii="Times New Roman" w:hAnsi="Times New Roman" w:eastAsia="黑体"/>
+                <w:b/>
+                <w:color w:val="FFFFFF"/>
+                <w:sz w:val="19"/>
+              </w:rPr>
+              <w:t>内容</w:t>
+            </w:r>
+          </w:p>
+        </w:tc>
+        <w:tc>
+          <w:tcPr>
+            <w:tcW w:type="dxa" w:w="3515"/>
+            <w:vAlign w:val="center"/>
+            <w:shd w:val="clear" w:color="auto" w:fill="1F4D78"/>
+          </w:tcPr>
+          <w:p>
+            <w:pPr>
+              <w:ind w:firstLine="0"/>
+              <w:jc w:val="center"/>
+            </w:pPr>
+            <w:r/>
+            <w:r>
+              <w:rPr>
+                <w:rFonts w:ascii="Times New Roman" w:hAnsi="Times New Roman" w:eastAsia="黑体"/>
+                <w:b/>
+                <w:color w:val="FFFFFF"/>
+                <w:sz w:val="19"/>
+              </w:rPr>
+              <w:t>对应阶段</w:t>
+            </w:r>
+          </w:p>
+        </w:tc>
+      </w:tr>
+      <w:tr>
+        <w:tc>
+          <w:tcPr>
+            <w:tcW w:type="dxa" w:w="1701"/>
+            <w:vAlign w:val="center"/>
+          </w:tcPr>
+          <w:p>
+            <w:pPr>
+              <w:spacing w:line="300" w:lineRule="auto"/>
+              <w:ind w:firstLine="0"/>
+              <w:jc w:val="center"/>
+            </w:pPr>
+            <w:r/>
+            <w:r>
+              <w:rPr>
+                <w:rFonts w:ascii="Times New Roman" w:hAnsi="Times New Roman" w:eastAsia="宋体"/>
+                <w:sz w:val="19"/>
+              </w:rPr>
+              <w:t>增量 1</w:t>
+            </w:r>
+          </w:p>
+        </w:tc>
+        <w:tc>
+          <w:tcPr>
+            <w:tcW w:type="dxa" w:w="3515"/>
+            <w:vAlign w:val="center"/>
+          </w:tcPr>
+          <w:p>
+            <w:pPr>
+              <w:spacing w:line="300" w:lineRule="auto"/>
+              <w:ind w:firstLine="0"/>
+              <w:jc w:val="left"/>
+            </w:pPr>
+            <w:r/>
+            <w:r>
+              <w:rPr>
+                <w:rFonts w:ascii="Times New Roman" w:hAnsi="Times New Roman" w:eastAsia="宋体"/>
+                <w:sz w:val="19"/>
+              </w:rPr>
+              <w:t>核心闭环：视频源接入、烟火检测、分级预警、前端展示</w:t>
+            </w:r>
+          </w:p>
+        </w:tc>
+        <w:tc>
+          <w:tcPr>
+            <w:tcW w:type="dxa" w:w="3515"/>
+            <w:vAlign w:val="center"/>
+          </w:tcPr>
+          <w:p>
+            <w:pPr>
+              <w:spacing w:line="300" w:lineRule="auto"/>
+              <w:ind w:firstLine="0"/>
+              <w:jc w:val="left"/>
+            </w:pPr>
+            <w:r/>
+            <w:r>
+              <w:rPr>
+                <w:rFonts w:ascii="Times New Roman" w:hAnsi="Times New Roman" w:eastAsia="宋体"/>
+                <w:sz w:val="19"/>
+              </w:rPr>
+              <w:t>第 1~3 周</w:t>
+            </w:r>
+          </w:p>
+        </w:tc>
+      </w:tr>
+      <w:tr>
+        <w:tc>
+          <w:tcPr>
+            <w:tcW w:type="dxa" w:w="1701"/>
+            <w:vAlign w:val="center"/>
+            <w:shd w:val="clear" w:color="auto" w:fill="F2F5F9"/>
+          </w:tcPr>
+          <w:p>
+            <w:pPr>
+              <w:spacing w:line="300" w:lineRule="auto"/>
+              <w:ind w:firstLine="0"/>
+              <w:jc w:val="center"/>
+            </w:pPr>
+            <w:r/>
+            <w:r>
+              <w:rPr>
+                <w:rFonts w:ascii="Times New Roman" w:hAnsi="Times New Roman" w:eastAsia="宋体"/>
+                <w:sz w:val="19"/>
+              </w:rPr>
+              <w:t>增量 2</w:t>
+            </w:r>
+          </w:p>
+        </w:tc>
+        <w:tc>
+          <w:tcPr>
+            <w:tcW w:type="dxa" w:w="3515"/>
+            <w:vAlign w:val="center"/>
+            <w:shd w:val="clear" w:color="auto" w:fill="F2F5F9"/>
+          </w:tcPr>
+          <w:p>
+            <w:pPr>
+              <w:spacing w:line="300" w:lineRule="auto"/>
+              <w:ind w:firstLine="0"/>
+              <w:jc w:val="left"/>
+            </w:pPr>
+            <w:r/>
+            <w:r>
+              <w:rPr>
+                <w:rFonts w:ascii="Times New Roman" w:hAnsi="Times New Roman" w:eastAsia="宋体"/>
+                <w:sz w:val="19"/>
+              </w:rPr>
+              <w:t>数据与模型：数据治理、模型重训与对比评测</w:t>
+            </w:r>
+          </w:p>
+        </w:tc>
+        <w:tc>
+          <w:tcPr>
+            <w:tcW w:type="dxa" w:w="3515"/>
+            <w:vAlign w:val="center"/>
+            <w:shd w:val="clear" w:color="auto" w:fill="F2F5F9"/>
+          </w:tcPr>
+          <w:p>
+            <w:pPr>
+              <w:spacing w:line="300" w:lineRule="auto"/>
+              <w:ind w:firstLine="0"/>
+              <w:jc w:val="left"/>
+            </w:pPr>
+            <w:r/>
+            <w:r>
+              <w:rPr>
+                <w:rFonts w:ascii="Times New Roman" w:hAnsi="Times New Roman" w:eastAsia="宋体"/>
+                <w:sz w:val="19"/>
+              </w:rPr>
+              <w:t>第 3~5 周</w:t>
+            </w:r>
+          </w:p>
+        </w:tc>
+      </w:tr>
+      <w:tr>
+        <w:tc>
+          <w:tcPr>
+            <w:tcW w:type="dxa" w:w="1701"/>
+            <w:vAlign w:val="center"/>
+          </w:tcPr>
+          <w:p>
+            <w:pPr>
+              <w:spacing w:line="300" w:lineRule="auto"/>
+              <w:ind w:firstLine="0"/>
+              <w:jc w:val="center"/>
+            </w:pPr>
+            <w:r/>
+            <w:r>
+              <w:rPr>
+                <w:rFonts w:ascii="Times New Roman" w:hAnsi="Times New Roman" w:eastAsia="宋体"/>
+                <w:sz w:val="19"/>
+              </w:rPr>
+              <w:t>增量 3</w:t>
+            </w:r>
+          </w:p>
+        </w:tc>
+        <w:tc>
+          <w:tcPr>
+            <w:tcW w:type="dxa" w:w="3515"/>
+            <w:vAlign w:val="center"/>
+          </w:tcPr>
+          <w:p>
+            <w:pPr>
+              <w:spacing w:line="300" w:lineRule="auto"/>
+              <w:ind w:firstLine="0"/>
+              <w:jc w:val="left"/>
+            </w:pPr>
+            <w:r/>
+            <w:r>
+              <w:rPr>
+                <w:rFonts w:ascii="Times New Roman" w:hAnsi="Times New Roman" w:eastAsia="宋体"/>
+                <w:sz w:val="19"/>
+              </w:rPr>
+              <w:t>智能体与远距离：切片推理、视觉模型复核、远景测试集评估</w:t>
+            </w:r>
+          </w:p>
+        </w:tc>
+        <w:tc>
+          <w:tcPr>
+            <w:tcW w:type="dxa" w:w="3515"/>
+            <w:vAlign w:val="center"/>
+          </w:tcPr>
+          <w:p>
+            <w:pPr>
+              <w:spacing w:line="300" w:lineRule="auto"/>
+              <w:ind w:firstLine="0"/>
+              <w:jc w:val="left"/>
+            </w:pPr>
+            <w:r/>
+            <w:r>
+              <w:rPr>
+                <w:rFonts w:ascii="Times New Roman" w:hAnsi="Times New Roman" w:eastAsia="宋体"/>
+                <w:sz w:val="19"/>
+              </w:rPr>
+              <w:t>第 5~7 周</w:t>
+            </w:r>
+          </w:p>
+        </w:tc>
+      </w:tr>
+    </w:tbl>
+    <w:p>
+      <w:pPr>
+        <w:ind w:firstLine="0"/>
+        <w:jc w:val="center"/>
+      </w:pPr>
+      <w:r>
+        <w:drawing>
+          <wp:inline xmlns:a="http://schemas.openxmlformats.org/drawingml/2006/main" xmlns:pic="http://schemas.openxmlformats.org/drawingml/2006/picture">
+            <wp:extent cx="5400000" cy="2557895"/>
+            <wp:docPr id="1" name="Picture 1"/>
+            <wp:cNvGraphicFramePr>
+              <a:graphicFrameLocks noChangeAspect="1"/>
+            </wp:cNvGraphicFramePr>
+            <a:graphic>
+              <a:graphicData uri="http://schemas.openxmlformats.org/drawingml/2006/picture">
+                <pic:pic>
+                  <pic:nvPicPr>
+                    <pic:cNvPr id="0" name="increment_model.png"/>
+                    <pic:cNvPicPr/>
+                  </pic:nvPicPr>
+                  <pic:blipFill>
+                    <a:blip r:embed="rId10"/>
+                    <a:stretch>
+                      <a:fillRect/>
+                    </a:stretch>
+                  </pic:blipFill>
+                  <pic:spPr>
+                    <a:xfrm>
+                      <a:off x="0" y="0"/>
+                      <a:ext cx="5400000" cy="2557895"/>
+                    </a:xfrm>
+                    <a:prstGeom prst="rect"/>
+                  </pic:spPr>
+                </pic:pic>
+              </a:graphicData>
+            </a:graphic>
+          </wp:inline>
+        </w:drawing>
+      </w:r>
+    </w:p>
+    <w:p>
+      <w:pPr>
+        <w:jc w:val="center"/>
+      </w:pPr>
+      <w:r>
+        <w:rPr>
+          <w:rFonts w:ascii="Times New Roman" w:hAnsi="Times New Roman" w:eastAsia="宋体"/>
+          <w:b w:val="0"/>
+          <w:color w:val="404040"/>
+          <w:sz w:val="18"/>
+        </w:rPr>
+        <w:t>图 2-1　增量式开发模型</w:t>
+      </w:r>
+    </w:p>
+    <w:p>
+      <w:pPr>
+        <w:pStyle w:val="Heading2"/>
+      </w:pPr>
+      <w:r>
+        <w:t>2.2 项目团队情况简述</w:t>
+      </w:r>
+    </w:p>
+    <w:p>
+      <w:pPr>
+        <w:ind w:firstLine="420"/>
+      </w:pPr>
+      <w:r>
+        <w:rPr>
+          <w:rFonts w:ascii="Times New Roman" w:hAnsi="Times New Roman" w:eastAsia="宋体"/>
+          <w:sz w:val="21"/>
+        </w:rPr>
+        <w:t>项目组共 4 人，均为软件工程专业同年级学生，采用一人多角色的方式分工：</w:t>
+      </w:r>
+    </w:p>
+    <w:tbl>
+      <w:tblPr>
+        <w:tblStyle w:val="TableGrid"/>
+        <w:tblW w:type="auto" w:w="0"/>
+        <w:jc w:val="center"/>
+        <w:tblLayout w:type="fixed"/>
+        <w:tblLook w:firstColumn="1" w:firstRow="1" w:lastColumn="0" w:lastRow="0" w:noHBand="0" w:noVBand="1" w:val="04A0"/>
+        <w:tblW w:w="8731" w:type="dxa"/>
+        <w:tblLayout w:type="fixed"/>
+        <w:tblCellMar>
+          <w:top w:w="60" w:type="dxa"/>
+          <w:left w:w="100" w:type="dxa"/>
+          <w:bottom w:w="60" w:type="dxa"/>
+          <w:right w:w="100" w:type="dxa"/>
+        </w:tblCellMar>
+      </w:tblPr>
+      <w:tblGrid>
+        <w:gridCol w:w="1701"/>
+        <w:gridCol w:w="3515"/>
+        <w:gridCol w:w="3515"/>
+      </w:tblGrid>
+      <w:tr>
+        <w:tc>
+          <w:tcPr>
+            <w:tcW w:type="dxa" w:w="1701"/>
+            <w:vAlign w:val="center"/>
+            <w:shd w:val="clear" w:color="auto" w:fill="1F4D78"/>
+          </w:tcPr>
+          <w:p>
+            <w:pPr>
+              <w:ind w:firstLine="0"/>
+              <w:jc w:val="center"/>
+            </w:pPr>
+            <w:r/>
+            <w:r>
+              <w:rPr>
+                <w:rFonts w:ascii="Times New Roman" w:hAnsi="Times New Roman" w:eastAsia="黑体"/>
+                <w:b/>
+                <w:color w:val="FFFFFF"/>
+                <w:sz w:val="19"/>
+              </w:rPr>
+              <w:t>角色</w:t>
+            </w:r>
+          </w:p>
+        </w:tc>
+        <w:tc>
+          <w:tcPr>
+            <w:tcW w:type="dxa" w:w="3515"/>
+            <w:vAlign w:val="center"/>
+            <w:shd w:val="clear" w:color="auto" w:fill="1F4D78"/>
+          </w:tcPr>
+          <w:p>
+            <w:pPr>
+              <w:ind w:firstLine="0"/>
+              <w:jc w:val="center"/>
+            </w:pPr>
+            <w:r/>
+            <w:r>
+              <w:rPr>
+                <w:rFonts w:ascii="Times New Roman" w:hAnsi="Times New Roman" w:eastAsia="黑体"/>
+                <w:b/>
+                <w:color w:val="FFFFFF"/>
+                <w:sz w:val="19"/>
+              </w:rPr>
+              <w:t>人员</w:t>
+            </w:r>
+          </w:p>
+        </w:tc>
+        <w:tc>
+          <w:tcPr>
+            <w:tcW w:type="dxa" w:w="3515"/>
+            <w:vAlign w:val="center"/>
+            <w:shd w:val="clear" w:color="auto" w:fill="1F4D78"/>
+          </w:tcPr>
+          <w:p>
+            <w:pPr>
+              <w:ind w:firstLine="0"/>
+              <w:jc w:val="center"/>
+            </w:pPr>
+            <w:r/>
+            <w:r>
+              <w:rPr>
+                <w:rFonts w:ascii="Times New Roman" w:hAnsi="Times New Roman" w:eastAsia="黑体"/>
+                <w:b/>
+                <w:color w:val="FFFFFF"/>
+                <w:sz w:val="19"/>
+              </w:rPr>
+              <w:t>能力与主要职责</w:t>
+            </w:r>
+          </w:p>
+        </w:tc>
+      </w:tr>
+      <w:tr>
+        <w:tc>
+          <w:tcPr>
+            <w:tcW w:type="dxa" w:w="1701"/>
+            <w:vAlign w:val="center"/>
+          </w:tcPr>
+          <w:p>
+            <w:pPr>
+              <w:spacing w:line="300" w:lineRule="auto"/>
+              <w:ind w:firstLine="0"/>
+              <w:jc w:val="center"/>
+            </w:pPr>
+            <w:r/>
+            <w:r>
+              <w:rPr>
+                <w:rFonts w:ascii="Times New Roman" w:hAnsi="Times New Roman" w:eastAsia="宋体"/>
+                <w:sz w:val="19"/>
+              </w:rPr>
+              <w:t>项目经理兼技术负责人</w:t>
+            </w:r>
+          </w:p>
+        </w:tc>
+        <w:tc>
+          <w:tcPr>
+            <w:tcW w:type="dxa" w:w="3515"/>
+            <w:vAlign w:val="center"/>
+          </w:tcPr>
+          <w:p>
+            <w:pPr>
+              <w:spacing w:line="300" w:lineRule="auto"/>
+              <w:ind w:firstLine="0"/>
+              <w:jc w:val="left"/>
+            </w:pPr>
+            <w:r/>
+            <w:r>
+              <w:rPr>
+                <w:rFonts w:ascii="Times New Roman" w:hAnsi="Times New Roman" w:eastAsia="宋体"/>
+                <w:sz w:val="19"/>
+              </w:rPr>
+              <w:t>蔡俊杰</w:t>
+            </w:r>
+          </w:p>
+        </w:tc>
+        <w:tc>
+          <w:tcPr>
+            <w:tcW w:type="dxa" w:w="3515"/>
+            <w:vAlign w:val="center"/>
+          </w:tcPr>
+          <w:p>
+            <w:pPr>
+              <w:spacing w:line="300" w:lineRule="auto"/>
+              <w:ind w:firstLine="0"/>
+              <w:jc w:val="left"/>
+            </w:pPr>
+            <w:r/>
+            <w:r>
+              <w:rPr>
+                <w:rFonts w:ascii="Times New Roman" w:hAnsi="Times New Roman" w:eastAsia="宋体"/>
+                <w:sz w:val="19"/>
+              </w:rPr>
+              <w:t>具备 Python 与深度学习基础，负责项目整体把控、模型训练与评测、后端检测链路、系统集成</w:t>
+            </w:r>
+          </w:p>
+        </w:tc>
+      </w:tr>
+      <w:tr>
+        <w:tc>
+          <w:tcPr>
+            <w:tcW w:type="dxa" w:w="1701"/>
+            <w:vAlign w:val="center"/>
+            <w:shd w:val="clear" w:color="auto" w:fill="F2F5F9"/>
+          </w:tcPr>
+          <w:p>
+            <w:pPr>
+              <w:spacing w:line="300" w:lineRule="auto"/>
+              <w:ind w:firstLine="0"/>
+              <w:jc w:val="center"/>
+            </w:pPr>
+            <w:r/>
+            <w:r>
+              <w:rPr>
+                <w:rFonts w:ascii="Times New Roman" w:hAnsi="Times New Roman" w:eastAsia="宋体"/>
+                <w:sz w:val="19"/>
+              </w:rPr>
+              <w:t>前端与文档负责人</w:t>
+            </w:r>
+          </w:p>
+        </w:tc>
+        <w:tc>
+          <w:tcPr>
+            <w:tcW w:type="dxa" w:w="3515"/>
+            <w:vAlign w:val="center"/>
+            <w:shd w:val="clear" w:color="auto" w:fill="F2F5F9"/>
+          </w:tcPr>
+          <w:p>
+            <w:pPr>
+              <w:spacing w:line="300" w:lineRule="auto"/>
+              <w:ind w:firstLine="0"/>
+              <w:jc w:val="left"/>
+            </w:pPr>
+            <w:r/>
+            <w:r>
+              <w:rPr>
+                <w:rFonts w:ascii="Times New Roman" w:hAnsi="Times New Roman" w:eastAsia="宋体"/>
+                <w:sz w:val="19"/>
+              </w:rPr>
+              <w:t>李汶航</w:t>
+            </w:r>
+          </w:p>
+        </w:tc>
+        <w:tc>
+          <w:tcPr>
+            <w:tcW w:type="dxa" w:w="3515"/>
+            <w:vAlign w:val="center"/>
+            <w:shd w:val="clear" w:color="auto" w:fill="F2F5F9"/>
+          </w:tcPr>
+          <w:p>
+            <w:pPr>
+              <w:spacing w:line="300" w:lineRule="auto"/>
+              <w:ind w:firstLine="0"/>
+              <w:jc w:val="left"/>
+            </w:pPr>
+            <w:r/>
+            <w:r>
+              <w:rPr>
+                <w:rFonts w:ascii="Times New Roman" w:hAnsi="Times New Roman" w:eastAsia="宋体"/>
+                <w:sz w:val="19"/>
+              </w:rPr>
+              <w:t>具备 Vue 前端经验，负责前端页面、界面与非功能需求、项目章程</w:t>
+            </w:r>
+          </w:p>
+        </w:tc>
+      </w:tr>
+      <w:tr>
+        <w:tc>
+          <w:tcPr>
+            <w:tcW w:type="dxa" w:w="1701"/>
+            <w:vAlign w:val="center"/>
+          </w:tcPr>
+          <w:p>
+            <w:pPr>
+              <w:spacing w:line="300" w:lineRule="auto"/>
+              <w:ind w:firstLine="0"/>
+              <w:jc w:val="center"/>
+            </w:pPr>
+            <w:r/>
+            <w:r>
+              <w:rPr>
+                <w:rFonts w:ascii="Times New Roman" w:hAnsi="Times New Roman" w:eastAsia="宋体"/>
+                <w:sz w:val="19"/>
+              </w:rPr>
+              <w:t>需求与质量负责人</w:t>
+            </w:r>
+          </w:p>
+        </w:tc>
+        <w:tc>
+          <w:tcPr>
+            <w:tcW w:type="dxa" w:w="3515"/>
+            <w:vAlign w:val="center"/>
+          </w:tcPr>
+          <w:p>
+            <w:pPr>
+              <w:spacing w:line="300" w:lineRule="auto"/>
+              <w:ind w:firstLine="0"/>
+              <w:jc w:val="left"/>
+            </w:pPr>
+            <w:r/>
+            <w:r>
+              <w:rPr>
+                <w:rFonts w:ascii="Times New Roman" w:hAnsi="Times New Roman" w:eastAsia="宋体"/>
+                <w:sz w:val="19"/>
+              </w:rPr>
+              <w:t>欧阳宇康</w:t>
+            </w:r>
+          </w:p>
+        </w:tc>
+        <w:tc>
+          <w:tcPr>
+            <w:tcW w:type="dxa" w:w="3515"/>
+            <w:vAlign w:val="center"/>
+          </w:tcPr>
+          <w:p>
+            <w:pPr>
+              <w:spacing w:line="300" w:lineRule="auto"/>
+              <w:ind w:firstLine="0"/>
+              <w:jc w:val="left"/>
+            </w:pPr>
+            <w:r/>
+            <w:r>
+              <w:rPr>
+                <w:rFonts w:ascii="Times New Roman" w:hAnsi="Times New Roman" w:eastAsia="宋体"/>
+                <w:sz w:val="19"/>
+              </w:rPr>
+              <w:t>负责需求调查与追踪、测试用例与记录、质量度量</w:t>
+            </w:r>
+          </w:p>
+        </w:tc>
+      </w:tr>
+      <w:tr>
+        <w:tc>
+          <w:tcPr>
+            <w:tcW w:type="dxa" w:w="1701"/>
+            <w:vAlign w:val="center"/>
+            <w:shd w:val="clear" w:color="auto" w:fill="F2F5F9"/>
+          </w:tcPr>
+          <w:p>
+            <w:pPr>
+              <w:spacing w:line="300" w:lineRule="auto"/>
+              <w:ind w:firstLine="0"/>
+              <w:jc w:val="center"/>
+            </w:pPr>
+            <w:r/>
+            <w:r>
+              <w:rPr>
+                <w:rFonts w:ascii="Times New Roman" w:hAnsi="Times New Roman" w:eastAsia="宋体"/>
+                <w:sz w:val="19"/>
+              </w:rPr>
+              <w:t>配置与工具负责人</w:t>
+            </w:r>
+          </w:p>
+        </w:tc>
+        <w:tc>
+          <w:tcPr>
+            <w:tcW w:type="dxa" w:w="3515"/>
+            <w:vAlign w:val="center"/>
+            <w:shd w:val="clear" w:color="auto" w:fill="F2F5F9"/>
+          </w:tcPr>
+          <w:p>
+            <w:pPr>
+              <w:spacing w:line="300" w:lineRule="auto"/>
+              <w:ind w:firstLine="0"/>
+              <w:jc w:val="left"/>
+            </w:pPr>
+            <w:r/>
+            <w:r>
+              <w:rPr>
+                <w:rFonts w:ascii="Times New Roman" w:hAnsi="Times New Roman" w:eastAsia="宋体"/>
+                <w:sz w:val="19"/>
+              </w:rPr>
+              <w:t>陈泽恩</w:t>
+            </w:r>
+          </w:p>
+        </w:tc>
+        <w:tc>
+          <w:tcPr>
+            <w:tcW w:type="dxa" w:w="3515"/>
+            <w:vAlign w:val="center"/>
+            <w:shd w:val="clear" w:color="auto" w:fill="F2F5F9"/>
+          </w:tcPr>
+          <w:p>
+            <w:pPr>
+              <w:spacing w:line="300" w:lineRule="auto"/>
+              <w:ind w:firstLine="0"/>
+              <w:jc w:val="left"/>
+            </w:pPr>
+            <w:r/>
+            <w:r>
+              <w:rPr>
+                <w:rFonts w:ascii="Times New Roman" w:hAnsi="Times New Roman" w:eastAsia="宋体"/>
+                <w:sz w:val="19"/>
+              </w:rPr>
+              <w:t>负责配置库与版本管理、模板套用与格式统一、Project 建库</w:t>
+            </w:r>
+          </w:p>
+        </w:tc>
+      </w:tr>
+    </w:tbl>
+    <w:p>
+      <w:pPr>
+        <w:ind w:firstLine="420"/>
+      </w:pPr>
+      <w:r>
+        <w:rPr>
+          <w:rFonts w:ascii="Times New Roman" w:hAnsi="Times New Roman" w:eastAsia="宋体"/>
+          <w:sz w:val="21"/>
+        </w:rPr>
+        <w:t>投入节奏：每周一次实训课（3.5 小时）为固定投入，其余为课后时间，按每人每个工作日 2 小时折算，全周期计划工作量 46.75 人天。团队无全职人员，这也是排期按"日历跨度"而不是连续工时的原因。</w:t>
+      </w:r>
+    </w:p>
+    <w:p>
+      <w:pPr>
+        <w:pStyle w:val="Heading2"/>
+      </w:pPr>
+      <w:r>
+        <w:t>2.3 软件估算情况</w:t>
+      </w:r>
+    </w:p>
+    <w:tbl>
+      <w:tblPr>
+        <w:tblStyle w:val="TableGrid"/>
+        <w:tblW w:type="auto" w:w="0"/>
+        <w:jc w:val="center"/>
+        <w:tblLayout w:type="fixed"/>
+        <w:tblLook w:firstColumn="1" w:firstRow="1" w:lastColumn="0" w:lastRow="0" w:noHBand="0" w:noVBand="1" w:val="04A0"/>
+        <w:tblW w:w="8731" w:type="dxa"/>
+        <w:tblLayout w:type="fixed"/>
+        <w:tblCellMar>
+          <w:top w:w="60" w:type="dxa"/>
+          <w:left w:w="100" w:type="dxa"/>
+          <w:bottom w:w="60" w:type="dxa"/>
+          <w:right w:w="100" w:type="dxa"/>
+        </w:tblCellMar>
+      </w:tblPr>
+      <w:tblGrid>
+        <w:gridCol w:w="1701"/>
+        <w:gridCol w:w="3515"/>
+        <w:gridCol w:w="3515"/>
+      </w:tblGrid>
+      <w:tr>
+        <w:tc>
+          <w:tcPr>
+            <w:tcW w:type="dxa" w:w="1701"/>
+            <w:vAlign w:val="center"/>
+            <w:shd w:val="clear" w:color="auto" w:fill="1F4D78"/>
+          </w:tcPr>
+          <w:p>
+            <w:pPr>
+              <w:ind w:firstLine="0"/>
+              <w:jc w:val="center"/>
+            </w:pPr>
+            <w:r/>
+            <w:r>
+              <w:rPr>
+                <w:rFonts w:ascii="Times New Roman" w:hAnsi="Times New Roman" w:eastAsia="黑体"/>
+                <w:b/>
+                <w:color w:val="FFFFFF"/>
+                <w:sz w:val="19"/>
+              </w:rPr>
+              <w:t>估算项</w:t>
+            </w:r>
+          </w:p>
+        </w:tc>
+        <w:tc>
+          <w:tcPr>
+            <w:tcW w:type="dxa" w:w="3515"/>
+            <w:vAlign w:val="center"/>
+            <w:shd w:val="clear" w:color="auto" w:fill="1F4D78"/>
+          </w:tcPr>
+          <w:p>
+            <w:pPr>
+              <w:ind w:firstLine="0"/>
+              <w:jc w:val="center"/>
+            </w:pPr>
+            <w:r/>
+            <w:r>
+              <w:rPr>
+                <w:rFonts w:ascii="Times New Roman" w:hAnsi="Times New Roman" w:eastAsia="黑体"/>
+                <w:b/>
+                <w:color w:val="FFFFFF"/>
+                <w:sz w:val="19"/>
+              </w:rPr>
+              <w:t>结果</w:t>
+            </w:r>
+          </w:p>
+        </w:tc>
+        <w:tc>
+          <w:tcPr>
+            <w:tcW w:type="dxa" w:w="3515"/>
+            <w:vAlign w:val="center"/>
+            <w:shd w:val="clear" w:color="auto" w:fill="1F4D78"/>
+          </w:tcPr>
+          <w:p>
+            <w:pPr>
+              <w:ind w:firstLine="0"/>
+              <w:jc w:val="center"/>
+            </w:pPr>
+            <w:r/>
+            <w:r>
+              <w:rPr>
+                <w:rFonts w:ascii="Times New Roman" w:hAnsi="Times New Roman" w:eastAsia="黑体"/>
+                <w:b/>
+                <w:color w:val="FFFFFF"/>
+                <w:sz w:val="19"/>
+              </w:rPr>
+              <w:t>依据</w:t>
+            </w:r>
+          </w:p>
+        </w:tc>
+      </w:tr>
+      <w:tr>
+        <w:tc>
+          <w:tcPr>
+            <w:tcW w:type="dxa" w:w="1701"/>
+            <w:vAlign w:val="center"/>
+          </w:tcPr>
+          <w:p>
+            <w:pPr>
+              <w:spacing w:line="300" w:lineRule="auto"/>
+              <w:ind w:firstLine="0"/>
+              <w:jc w:val="center"/>
+            </w:pPr>
+            <w:r/>
+            <w:r>
+              <w:rPr>
+                <w:rFonts w:ascii="Times New Roman" w:hAnsi="Times New Roman" w:eastAsia="宋体"/>
+                <w:sz w:val="19"/>
+              </w:rPr>
+              <w:t>项目周期</w:t>
+            </w:r>
+          </w:p>
+        </w:tc>
+        <w:tc>
+          <w:tcPr>
+            <w:tcW w:type="dxa" w:w="3515"/>
+            <w:vAlign w:val="center"/>
+          </w:tcPr>
+          <w:p>
+            <w:pPr>
+              <w:spacing w:line="300" w:lineRule="auto"/>
+              <w:ind w:firstLine="0"/>
+              <w:jc w:val="left"/>
+            </w:pPr>
+            <w:r/>
+            <w:r>
+              <w:rPr>
+                <w:rFonts w:ascii="Times New Roman" w:hAnsi="Times New Roman" w:eastAsia="宋体"/>
+                <w:sz w:val="19"/>
+              </w:rPr>
+              <w:t>9 周（2026-09-03 ~ 11-05），41 个工作日</w:t>
+            </w:r>
+          </w:p>
+        </w:tc>
+        <w:tc>
+          <w:tcPr>
+            <w:tcW w:type="dxa" w:w="3515"/>
+            <w:vAlign w:val="center"/>
+          </w:tcPr>
+          <w:p>
+            <w:pPr>
+              <w:spacing w:line="300" w:lineRule="auto"/>
+              <w:ind w:firstLine="0"/>
+              <w:jc w:val="left"/>
+            </w:pPr>
+            <w:r/>
+            <w:r>
+              <w:rPr>
+                <w:rFonts w:ascii="Times New Roman" w:hAnsi="Times New Roman" w:eastAsia="宋体"/>
+                <w:sz w:val="19"/>
+              </w:rPr>
+              <w:t>课程实训安排</w:t>
+            </w:r>
+          </w:p>
+        </w:tc>
+      </w:tr>
+      <w:tr>
+        <w:tc>
+          <w:tcPr>
+            <w:tcW w:type="dxa" w:w="1701"/>
+            <w:vAlign w:val="center"/>
+            <w:shd w:val="clear" w:color="auto" w:fill="F2F5F9"/>
+          </w:tcPr>
+          <w:p>
+            <w:pPr>
+              <w:spacing w:line="300" w:lineRule="auto"/>
+              <w:ind w:firstLine="0"/>
+              <w:jc w:val="center"/>
+            </w:pPr>
+            <w:r/>
+            <w:r>
+              <w:rPr>
+                <w:rFonts w:ascii="Times New Roman" w:hAnsi="Times New Roman" w:eastAsia="宋体"/>
+                <w:sz w:val="19"/>
+              </w:rPr>
+              <w:t>计划工作量</w:t>
+            </w:r>
+          </w:p>
+        </w:tc>
+        <w:tc>
+          <w:tcPr>
+            <w:tcW w:type="dxa" w:w="3515"/>
+            <w:vAlign w:val="center"/>
+            <w:shd w:val="clear" w:color="auto" w:fill="F2F5F9"/>
+          </w:tcPr>
+          <w:p>
+            <w:pPr>
+              <w:spacing w:line="300" w:lineRule="auto"/>
+              <w:ind w:firstLine="0"/>
+              <w:jc w:val="left"/>
+            </w:pPr>
+            <w:r/>
+            <w:r>
+              <w:rPr>
+                <w:rFonts w:ascii="Times New Roman" w:hAnsi="Times New Roman" w:eastAsia="宋体"/>
+                <w:sz w:val="19"/>
+              </w:rPr>
+              <w:t>46.75 人天（374 工时）</w:t>
+            </w:r>
+          </w:p>
+        </w:tc>
+        <w:tc>
+          <w:tcPr>
+            <w:tcW w:type="dxa" w:w="3515"/>
+            <w:vAlign w:val="center"/>
+            <w:shd w:val="clear" w:color="auto" w:fill="F2F5F9"/>
+          </w:tcPr>
+          <w:p>
+            <w:pPr>
+              <w:spacing w:line="300" w:lineRule="auto"/>
+              <w:ind w:firstLine="0"/>
+              <w:jc w:val="left"/>
+            </w:pPr>
+            <w:r/>
+            <w:r>
+              <w:rPr>
+                <w:rFonts w:ascii="Times New Roman" w:hAnsi="Times New Roman" w:eastAsia="宋体"/>
+                <w:sz w:val="19"/>
+              </w:rPr>
+              <w:t>《工作任务分解说明书》的 WBS 与工期估算</w:t>
+            </w:r>
+          </w:p>
+        </w:tc>
+      </w:tr>
+      <w:tr>
+        <w:tc>
+          <w:tcPr>
+            <w:tcW w:type="dxa" w:w="1701"/>
+            <w:vAlign w:val="center"/>
+          </w:tcPr>
+          <w:p>
+            <w:pPr>
+              <w:spacing w:line="300" w:lineRule="auto"/>
+              <w:ind w:firstLine="0"/>
+              <w:jc w:val="center"/>
+            </w:pPr>
+            <w:r/>
+            <w:r>
+              <w:rPr>
+                <w:rFonts w:ascii="Times New Roman" w:hAnsi="Times New Roman" w:eastAsia="宋体"/>
+                <w:sz w:val="19"/>
+              </w:rPr>
+              <w:t>计划成本</w:t>
+            </w:r>
+          </w:p>
+        </w:tc>
+        <w:tc>
+          <w:tcPr>
+            <w:tcW w:type="dxa" w:w="3515"/>
+            <w:vAlign w:val="center"/>
+          </w:tcPr>
+          <w:p>
+            <w:pPr>
+              <w:spacing w:line="300" w:lineRule="auto"/>
+              <w:ind w:firstLine="0"/>
+              <w:jc w:val="left"/>
+            </w:pPr>
+            <w:r/>
+            <w:r>
+              <w:rPr>
+                <w:rFonts w:ascii="Times New Roman" w:hAnsi="Times New Roman" w:eastAsia="宋体"/>
+                <w:sz w:val="19"/>
+              </w:rPr>
+              <w:t>7,480 元（成本基准）</w:t>
+            </w:r>
+          </w:p>
+        </w:tc>
+        <w:tc>
+          <w:tcPr>
+            <w:tcW w:type="dxa" w:w="3515"/>
+            <w:vAlign w:val="center"/>
+          </w:tcPr>
+          <w:p>
+            <w:pPr>
+              <w:spacing w:line="300" w:lineRule="auto"/>
+              <w:ind w:firstLine="0"/>
+              <w:jc w:val="left"/>
+            </w:pPr>
+            <w:r/>
+            <w:r>
+              <w:rPr>
+                <w:rFonts w:ascii="Times New Roman" w:hAnsi="Times New Roman" w:eastAsia="宋体"/>
+                <w:sz w:val="19"/>
+              </w:rPr>
+              <w:t>20 元/工时（实习日薪折算）× 计划工时，详见《项目成本管理计划》</w:t>
+            </w:r>
+          </w:p>
+        </w:tc>
+      </w:tr>
+      <w:tr>
+        <w:tc>
+          <w:tcPr>
+            <w:tcW w:type="dxa" w:w="1701"/>
+            <w:vAlign w:val="center"/>
+            <w:shd w:val="clear" w:color="auto" w:fill="F2F5F9"/>
+          </w:tcPr>
+          <w:p>
+            <w:pPr>
+              <w:spacing w:line="300" w:lineRule="auto"/>
+              <w:ind w:firstLine="0"/>
+              <w:jc w:val="center"/>
+            </w:pPr>
+            <w:r/>
+            <w:r>
+              <w:rPr>
+                <w:rFonts w:ascii="Times New Roman" w:hAnsi="Times New Roman" w:eastAsia="宋体"/>
+                <w:sz w:val="19"/>
+              </w:rPr>
+              <w:t>估算方法</w:t>
+            </w:r>
+          </w:p>
+        </w:tc>
+        <w:tc>
+          <w:tcPr>
+            <w:tcW w:type="dxa" w:w="3515"/>
+            <w:vAlign w:val="center"/>
+            <w:shd w:val="clear" w:color="auto" w:fill="F2F5F9"/>
+          </w:tcPr>
+          <w:p>
+            <w:pPr>
+              <w:spacing w:line="300" w:lineRule="auto"/>
+              <w:ind w:firstLine="0"/>
+              <w:jc w:val="left"/>
+            </w:pPr>
+            <w:r/>
+            <w:r>
+              <w:rPr>
+                <w:rFonts w:ascii="Times New Roman" w:hAnsi="Times New Roman" w:eastAsia="宋体"/>
+                <w:sz w:val="19"/>
+              </w:rPr>
+              <w:t>自下而上（按工作包估算工期与工时）+ 类比估算</w:t>
+            </w:r>
+          </w:p>
+        </w:tc>
+        <w:tc>
+          <w:tcPr>
+            <w:tcW w:type="dxa" w:w="3515"/>
+            <w:vAlign w:val="center"/>
+            <w:shd w:val="clear" w:color="auto" w:fill="F2F5F9"/>
+          </w:tcPr>
+          <w:p>
+            <w:pPr>
+              <w:spacing w:line="300" w:lineRule="auto"/>
+              <w:ind w:firstLine="0"/>
+              <w:jc w:val="left"/>
+            </w:pPr>
+            <w:r/>
+            <w:r>
+              <w:rPr>
+                <w:rFonts w:ascii="Times New Roman" w:hAnsi="Times New Roman" w:eastAsia="宋体"/>
+                <w:sz w:val="19"/>
+              </w:rPr>
+              <w:t>与前版课程项目类比，方法详见《项目成本管理计划》第二章</w:t>
+            </w:r>
+          </w:p>
+        </w:tc>
+      </w:tr>
+    </w:tbl>
+    <w:p>
+      <w:pPr>
+        <w:ind w:firstLine="420"/>
+      </w:pPr>
+      <w:r>
+        <w:rPr>
+          <w:rFonts w:ascii="Times New Roman" w:hAnsi="Times New Roman" w:eastAsia="宋体"/>
+          <w:sz w:val="21"/>
+        </w:rPr>
+        <w:t>工期估算的已知局限有两条，在 3.2 的偏差分析中会得到印证：一是</w:t>
+      </w:r>
+      <w:r>
+        <w:rPr>
+          <w:rFonts w:ascii="Times New Roman" w:hAnsi="Times New Roman" w:eastAsia="宋体"/>
+          <w:b/>
+          <w:sz w:val="21"/>
+        </w:rPr>
+        <w:t>依赖外部输入的任务</w:t>
+      </w:r>
+      <w:r>
+        <w:rPr>
+          <w:rFonts w:ascii="Times New Roman" w:hAnsi="Times New Roman" w:eastAsia="宋体"/>
+          <w:sz w:val="21"/>
+        </w:rPr>
+        <w:t>（等课程模板、等软件安装）按连续工时估算，实际是断续推进；二是 Project 中的</w:t>
+      </w:r>
+      <w:r>
+        <w:rPr>
+          <w:rFonts w:ascii="Times New Roman" w:hAnsi="Times New Roman" w:eastAsia="宋体"/>
+          <w:b/>
+          <w:sz w:val="21"/>
+        </w:rPr>
+        <w:t>自动计划任务</w:t>
+      </w:r>
+      <w:r>
+        <w:rPr>
+          <w:rFonts w:ascii="Times New Roman" w:hAnsi="Times New Roman" w:eastAsia="宋体"/>
+          <w:sz w:val="21"/>
+        </w:rPr>
+        <w:t>，其工期会随前置任务的变化被放大，需要在保存比较基准前逐项复核。</w:t>
+      </w:r>
+    </w:p>
+    <w:p>
+      <w:pPr>
+        <w:pStyle w:val="Heading2"/>
+      </w:pPr>
+      <w:r>
+        <w:t>2.4 软件的工作任务分解结构（WBS）</w:t>
+      </w:r>
+    </w:p>
+    <w:p>
+      <w:pPr>
+        <w:ind w:firstLine="420"/>
+      </w:pPr>
+      <w:r>
+        <w:rPr>
+          <w:rFonts w:ascii="Times New Roman" w:hAnsi="Times New Roman" w:eastAsia="宋体"/>
+          <w:sz w:val="21"/>
+        </w:rPr>
+        <w:t>项目按生命周期划分为七个阶段，各阶段再向下拆解为工作包，完整的分解过程与工作包明细见《工作任务分解说明书》。进度计划直接采用其中的工作包作为任务：</w:t>
+      </w:r>
+    </w:p>
+    <w:tbl>
+      <w:tblPr>
+        <w:tblStyle w:val="TableGrid"/>
+        <w:tblW w:type="auto" w:w="0"/>
+        <w:jc w:val="center"/>
+        <w:tblLayout w:type="fixed"/>
+        <w:tblLook w:firstColumn="1" w:firstRow="1" w:lastColumn="0" w:lastRow="0" w:noHBand="0" w:noVBand="1" w:val="04A0"/>
+        <w:tblW w:w="8731" w:type="dxa"/>
+        <w:tblLayout w:type="fixed"/>
+        <w:tblCellMar>
+          <w:top w:w="60" w:type="dxa"/>
+          <w:left w:w="100" w:type="dxa"/>
+          <w:bottom w:w="60" w:type="dxa"/>
+          <w:right w:w="100" w:type="dxa"/>
+        </w:tblCellMar>
+      </w:tblPr>
+      <w:tblGrid>
+        <w:gridCol w:w="1701"/>
+        <w:gridCol w:w="3515"/>
+        <w:gridCol w:w="3515"/>
+      </w:tblGrid>
+      <w:tr>
+        <w:tc>
+          <w:tcPr>
+            <w:tcW w:type="dxa" w:w="1701"/>
+            <w:vAlign w:val="center"/>
+            <w:shd w:val="clear" w:color="auto" w:fill="1F4D78"/>
+          </w:tcPr>
+          <w:p>
+            <w:pPr>
+              <w:ind w:firstLine="0"/>
+              <w:jc w:val="center"/>
+            </w:pPr>
+            <w:r/>
+            <w:r>
+              <w:rPr>
+                <w:rFonts w:ascii="Times New Roman" w:hAnsi="Times New Roman" w:eastAsia="黑体"/>
+                <w:b/>
+                <w:color w:val="FFFFFF"/>
+                <w:sz w:val="19"/>
+              </w:rPr>
+              <w:t>阶段</w:t>
+            </w:r>
+          </w:p>
+        </w:tc>
+        <w:tc>
+          <w:tcPr>
+            <w:tcW w:type="dxa" w:w="3515"/>
+            <w:vAlign w:val="center"/>
+            <w:shd w:val="clear" w:color="auto" w:fill="1F4D78"/>
+          </w:tcPr>
+          <w:p>
+            <w:pPr>
+              <w:ind w:firstLine="0"/>
+              <w:jc w:val="center"/>
+            </w:pPr>
+            <w:r/>
+            <w:r>
+              <w:rPr>
+                <w:rFonts w:ascii="Times New Roman" w:hAnsi="Times New Roman" w:eastAsia="黑体"/>
+                <w:b/>
+                <w:color w:val="FFFFFF"/>
+                <w:sz w:val="19"/>
+              </w:rPr>
+              <w:t>主要内容</w:t>
+            </w:r>
+          </w:p>
+        </w:tc>
+        <w:tc>
+          <w:tcPr>
+            <w:tcW w:type="dxa" w:w="3515"/>
+            <w:vAlign w:val="center"/>
+            <w:shd w:val="clear" w:color="auto" w:fill="1F4D78"/>
+          </w:tcPr>
+          <w:p>
+            <w:pPr>
+              <w:ind w:firstLine="0"/>
+              <w:jc w:val="center"/>
+            </w:pPr>
+            <w:r/>
+            <w:r>
+              <w:rPr>
+                <w:rFonts w:ascii="Times New Roman" w:hAnsi="Times New Roman" w:eastAsia="黑体"/>
+                <w:b/>
+                <w:color w:val="FFFFFF"/>
+                <w:sz w:val="19"/>
+              </w:rPr>
+              <w:t>任务数</w:t>
+            </w:r>
+          </w:p>
+        </w:tc>
+      </w:tr>
+      <w:tr>
+        <w:tc>
+          <w:tcPr>
+            <w:tcW w:type="dxa" w:w="1701"/>
+            <w:vAlign w:val="center"/>
+          </w:tcPr>
+          <w:p>
+            <w:pPr>
+              <w:spacing w:line="300" w:lineRule="auto"/>
+              <w:ind w:firstLine="0"/>
+              <w:jc w:val="center"/>
+            </w:pPr>
+            <w:r/>
+            <w:r>
+              <w:rPr>
+                <w:rFonts w:ascii="Times New Roman" w:hAnsi="Times New Roman" w:eastAsia="宋体"/>
+                <w:sz w:val="19"/>
+              </w:rPr>
+              <w:t>1 项目启动与规划</w:t>
+            </w:r>
+          </w:p>
+        </w:tc>
+        <w:tc>
+          <w:tcPr>
+            <w:tcW w:type="dxa" w:w="3515"/>
+            <w:vAlign w:val="center"/>
+          </w:tcPr>
+          <w:p>
+            <w:pPr>
+              <w:spacing w:line="300" w:lineRule="auto"/>
+              <w:ind w:firstLine="0"/>
+              <w:jc w:val="left"/>
+            </w:pPr>
+            <w:r/>
+            <w:r>
+              <w:rPr>
+                <w:rFonts w:ascii="Times New Roman" w:hAnsi="Times New Roman" w:eastAsia="宋体"/>
+                <w:sz w:val="19"/>
+              </w:rPr>
+              <w:t>立项与章程、开发环境与工具准备、项目介绍与参考资料</w:t>
+            </w:r>
+          </w:p>
+        </w:tc>
+        <w:tc>
+          <w:tcPr>
+            <w:tcW w:type="dxa" w:w="3515"/>
+            <w:vAlign w:val="center"/>
+          </w:tcPr>
+          <w:p>
+            <w:pPr>
+              <w:spacing w:line="300" w:lineRule="auto"/>
+              <w:ind w:firstLine="0"/>
+              <w:jc w:val="left"/>
+            </w:pPr>
+            <w:r/>
+            <w:r>
+              <w:rPr>
+                <w:rFonts w:ascii="Times New Roman" w:hAnsi="Times New Roman" w:eastAsia="宋体"/>
+                <w:sz w:val="19"/>
+              </w:rPr>
+              <w:t>3 项</w:t>
+            </w:r>
+          </w:p>
+        </w:tc>
+      </w:tr>
+      <w:tr>
+        <w:tc>
+          <w:tcPr>
+            <w:tcW w:type="dxa" w:w="1701"/>
+            <w:vAlign w:val="center"/>
+            <w:shd w:val="clear" w:color="auto" w:fill="F2F5F9"/>
+          </w:tcPr>
+          <w:p>
+            <w:pPr>
+              <w:spacing w:line="300" w:lineRule="auto"/>
+              <w:ind w:firstLine="0"/>
+              <w:jc w:val="center"/>
+            </w:pPr>
+            <w:r/>
+            <w:r>
+              <w:rPr>
+                <w:rFonts w:ascii="Times New Roman" w:hAnsi="Times New Roman" w:eastAsia="宋体"/>
+                <w:sz w:val="19"/>
+              </w:rPr>
+              <w:t>2 需求与设计</w:t>
+            </w:r>
+          </w:p>
+        </w:tc>
+        <w:tc>
+          <w:tcPr>
+            <w:tcW w:type="dxa" w:w="3515"/>
+            <w:vAlign w:val="center"/>
+            <w:shd w:val="clear" w:color="auto" w:fill="F2F5F9"/>
+          </w:tcPr>
+          <w:p>
+            <w:pPr>
+              <w:spacing w:line="300" w:lineRule="auto"/>
+              <w:ind w:firstLine="0"/>
+              <w:jc w:val="left"/>
+            </w:pPr>
+            <w:r/>
+            <w:r>
+              <w:rPr>
+                <w:rFonts w:ascii="Times New Roman" w:hAnsi="Times New Roman" w:eastAsia="宋体"/>
+                <w:sz w:val="19"/>
+              </w:rPr>
+              <w:t>需求调查与建模、需求规格说明书、系统设计文档</w:t>
+            </w:r>
+          </w:p>
+        </w:tc>
+        <w:tc>
+          <w:tcPr>
+            <w:tcW w:type="dxa" w:w="3515"/>
+            <w:vAlign w:val="center"/>
+            <w:shd w:val="clear" w:color="auto" w:fill="F2F5F9"/>
+          </w:tcPr>
+          <w:p>
+            <w:pPr>
+              <w:spacing w:line="300" w:lineRule="auto"/>
+              <w:ind w:firstLine="0"/>
+              <w:jc w:val="left"/>
+            </w:pPr>
+            <w:r/>
+            <w:r>
+              <w:rPr>
+                <w:rFonts w:ascii="Times New Roman" w:hAnsi="Times New Roman" w:eastAsia="宋体"/>
+                <w:sz w:val="19"/>
+              </w:rPr>
+              <w:t>3 项</w:t>
+            </w:r>
+          </w:p>
+        </w:tc>
+      </w:tr>
+      <w:tr>
+        <w:tc>
+          <w:tcPr>
+            <w:tcW w:type="dxa" w:w="1701"/>
+            <w:vAlign w:val="center"/>
+          </w:tcPr>
+          <w:p>
+            <w:pPr>
+              <w:spacing w:line="300" w:lineRule="auto"/>
+              <w:ind w:firstLine="0"/>
+              <w:jc w:val="center"/>
+            </w:pPr>
+            <w:r/>
+            <w:r>
+              <w:rPr>
+                <w:rFonts w:ascii="Times New Roman" w:hAnsi="Times New Roman" w:eastAsia="宋体"/>
+                <w:sz w:val="19"/>
+              </w:rPr>
+              <w:t>3 系统开发</w:t>
+            </w:r>
+          </w:p>
+        </w:tc>
+        <w:tc>
+          <w:tcPr>
+            <w:tcW w:type="dxa" w:w="3515"/>
+            <w:vAlign w:val="center"/>
+          </w:tcPr>
+          <w:p>
+            <w:pPr>
+              <w:spacing w:line="300" w:lineRule="auto"/>
+              <w:ind w:firstLine="0"/>
+              <w:jc w:val="left"/>
+            </w:pPr>
+            <w:r/>
+            <w:r>
+              <w:rPr>
+                <w:rFonts w:ascii="Times New Roman" w:hAnsi="Times New Roman" w:eastAsia="宋体"/>
+                <w:sz w:val="19"/>
+              </w:rPr>
+              <w:t>前端基础页面、后端检测闭环、前后端联调与实时画面上线</w:t>
+            </w:r>
+          </w:p>
+        </w:tc>
+        <w:tc>
+          <w:tcPr>
+            <w:tcW w:type="dxa" w:w="3515"/>
+            <w:vAlign w:val="center"/>
+          </w:tcPr>
+          <w:p>
+            <w:pPr>
+              <w:spacing w:line="300" w:lineRule="auto"/>
+              <w:ind w:firstLine="0"/>
+              <w:jc w:val="left"/>
+            </w:pPr>
+            <w:r/>
+            <w:r>
+              <w:rPr>
+                <w:rFonts w:ascii="Times New Roman" w:hAnsi="Times New Roman" w:eastAsia="宋体"/>
+                <w:sz w:val="19"/>
+              </w:rPr>
+              <w:t>3 项</w:t>
+            </w:r>
+          </w:p>
+        </w:tc>
+      </w:tr>
+      <w:tr>
+        <w:tc>
+          <w:tcPr>
+            <w:tcW w:type="dxa" w:w="1701"/>
+            <w:vAlign w:val="center"/>
+            <w:shd w:val="clear" w:color="auto" w:fill="F2F5F9"/>
+          </w:tcPr>
+          <w:p>
+            <w:pPr>
+              <w:spacing w:line="300" w:lineRule="auto"/>
+              <w:ind w:firstLine="0"/>
+              <w:jc w:val="center"/>
+            </w:pPr>
+            <w:r/>
+            <w:r>
+              <w:rPr>
+                <w:rFonts w:ascii="Times New Roman" w:hAnsi="Times New Roman" w:eastAsia="宋体"/>
+                <w:sz w:val="19"/>
+              </w:rPr>
+              <w:t>4 数据与模型</w:t>
+            </w:r>
+          </w:p>
+        </w:tc>
+        <w:tc>
+          <w:tcPr>
+            <w:tcW w:type="dxa" w:w="3515"/>
+            <w:vAlign w:val="center"/>
+            <w:shd w:val="clear" w:color="auto" w:fill="F2F5F9"/>
+          </w:tcPr>
+          <w:p>
+            <w:pPr>
+              <w:spacing w:line="300" w:lineRule="auto"/>
+              <w:ind w:firstLine="0"/>
+              <w:jc w:val="left"/>
+            </w:pPr>
+            <w:r/>
+            <w:r>
+              <w:rPr>
+                <w:rFonts w:ascii="Times New Roman" w:hAnsi="Times New Roman" w:eastAsia="宋体"/>
+                <w:sz w:val="19"/>
+              </w:rPr>
+              <w:t>数据集获取与质量体检、首轮训练与评测、数据清洗与重划分、数据补充、重训与对比评测</w:t>
+            </w:r>
+          </w:p>
+        </w:tc>
+        <w:tc>
+          <w:tcPr>
+            <w:tcW w:type="dxa" w:w="3515"/>
+            <w:vAlign w:val="center"/>
+            <w:shd w:val="clear" w:color="auto" w:fill="F2F5F9"/>
+          </w:tcPr>
+          <w:p>
+            <w:pPr>
+              <w:spacing w:line="300" w:lineRule="auto"/>
+              <w:ind w:firstLine="0"/>
+              <w:jc w:val="left"/>
+            </w:pPr>
+            <w:r/>
+            <w:r>
+              <w:rPr>
+                <w:rFonts w:ascii="Times New Roman" w:hAnsi="Times New Roman" w:eastAsia="宋体"/>
+                <w:sz w:val="19"/>
+              </w:rPr>
+              <w:t>5 项</w:t>
+            </w:r>
+          </w:p>
+        </w:tc>
+      </w:tr>
+      <w:tr>
+        <w:tc>
+          <w:tcPr>
+            <w:tcW w:type="dxa" w:w="1701"/>
+            <w:vAlign w:val="center"/>
+          </w:tcPr>
+          <w:p>
+            <w:pPr>
+              <w:spacing w:line="300" w:lineRule="auto"/>
+              <w:ind w:firstLine="0"/>
+              <w:jc w:val="center"/>
+            </w:pPr>
+            <w:r/>
+            <w:r>
+              <w:rPr>
+                <w:rFonts w:ascii="Times New Roman" w:hAnsi="Times New Roman" w:eastAsia="宋体"/>
+                <w:sz w:val="19"/>
+              </w:rPr>
+              <w:t>5 智能体与远距离识别</w:t>
+            </w:r>
+          </w:p>
+        </w:tc>
+        <w:tc>
+          <w:tcPr>
+            <w:tcW w:type="dxa" w:w="3515"/>
+            <w:vAlign w:val="center"/>
+          </w:tcPr>
+          <w:p>
+            <w:pPr>
+              <w:spacing w:line="300" w:lineRule="auto"/>
+              <w:ind w:firstLine="0"/>
+              <w:jc w:val="left"/>
+            </w:pPr>
+            <w:r/>
+            <w:r>
+              <w:rPr>
+                <w:rFonts w:ascii="Times New Roman" w:hAnsi="Times New Roman" w:eastAsia="宋体"/>
+                <w:sz w:val="19"/>
+              </w:rPr>
+              <w:t>切片推理与多尺度检测、智能体复核、远景测试与误报评估</w:t>
+            </w:r>
+          </w:p>
+        </w:tc>
+        <w:tc>
+          <w:tcPr>
+            <w:tcW w:type="dxa" w:w="3515"/>
+            <w:vAlign w:val="center"/>
+          </w:tcPr>
+          <w:p>
+            <w:pPr>
+              <w:spacing w:line="300" w:lineRule="auto"/>
+              <w:ind w:firstLine="0"/>
+              <w:jc w:val="left"/>
+            </w:pPr>
+            <w:r/>
+            <w:r>
+              <w:rPr>
+                <w:rFonts w:ascii="Times New Roman" w:hAnsi="Times New Roman" w:eastAsia="宋体"/>
+                <w:sz w:val="19"/>
+              </w:rPr>
+              <w:t>3 项</w:t>
+            </w:r>
+          </w:p>
+        </w:tc>
+      </w:tr>
+      <w:tr>
+        <w:tc>
+          <w:tcPr>
+            <w:tcW w:type="dxa" w:w="1701"/>
+            <w:vAlign w:val="center"/>
+            <w:shd w:val="clear" w:color="auto" w:fill="F2F5F9"/>
+          </w:tcPr>
+          <w:p>
+            <w:pPr>
+              <w:spacing w:line="300" w:lineRule="auto"/>
+              <w:ind w:firstLine="0"/>
+              <w:jc w:val="center"/>
+            </w:pPr>
+            <w:r/>
+            <w:r>
+              <w:rPr>
+                <w:rFonts w:ascii="Times New Roman" w:hAnsi="Times New Roman" w:eastAsia="宋体"/>
+                <w:sz w:val="19"/>
+              </w:rPr>
+              <w:t>6 测试与验收</w:t>
+            </w:r>
+          </w:p>
+        </w:tc>
+        <w:tc>
+          <w:tcPr>
+            <w:tcW w:type="dxa" w:w="3515"/>
+            <w:vAlign w:val="center"/>
+            <w:shd w:val="clear" w:color="auto" w:fill="F2F5F9"/>
+          </w:tcPr>
+          <w:p>
+            <w:pPr>
+              <w:spacing w:line="300" w:lineRule="auto"/>
+              <w:ind w:firstLine="0"/>
+              <w:jc w:val="left"/>
+            </w:pPr>
+            <w:r/>
+            <w:r>
+              <w:rPr>
+                <w:rFonts w:ascii="Times New Roman" w:hAnsi="Times New Roman" w:eastAsia="宋体"/>
+                <w:sz w:val="19"/>
+              </w:rPr>
+              <w:t>功能测试与缺陷记录、缺陷修复与回归测试、误报与可靠性测试</w:t>
+            </w:r>
+          </w:p>
+        </w:tc>
+        <w:tc>
+          <w:tcPr>
+            <w:tcW w:type="dxa" w:w="3515"/>
+            <w:vAlign w:val="center"/>
+            <w:shd w:val="clear" w:color="auto" w:fill="F2F5F9"/>
+          </w:tcPr>
+          <w:p>
+            <w:pPr>
+              <w:spacing w:line="300" w:lineRule="auto"/>
+              <w:ind w:firstLine="0"/>
+              <w:jc w:val="left"/>
+            </w:pPr>
+            <w:r/>
+            <w:r>
+              <w:rPr>
+                <w:rFonts w:ascii="Times New Roman" w:hAnsi="Times New Roman" w:eastAsia="宋体"/>
+                <w:sz w:val="19"/>
+              </w:rPr>
+              <w:t>3 项</w:t>
+            </w:r>
+          </w:p>
+        </w:tc>
+      </w:tr>
+      <w:tr>
+        <w:tc>
+          <w:tcPr>
+            <w:tcW w:type="dxa" w:w="1701"/>
+            <w:vAlign w:val="center"/>
+          </w:tcPr>
+          <w:p>
+            <w:pPr>
+              <w:spacing w:line="300" w:lineRule="auto"/>
+              <w:ind w:firstLine="0"/>
+              <w:jc w:val="center"/>
+            </w:pPr>
+            <w:r/>
+            <w:r>
+              <w:rPr>
+                <w:rFonts w:ascii="Times New Roman" w:hAnsi="Times New Roman" w:eastAsia="宋体"/>
+                <w:sz w:val="19"/>
+              </w:rPr>
+              <w:t>7 演示与结项</w:t>
+            </w:r>
+          </w:p>
+        </w:tc>
+        <w:tc>
+          <w:tcPr>
+            <w:tcW w:type="dxa" w:w="3515"/>
+            <w:vAlign w:val="center"/>
+          </w:tcPr>
+          <w:p>
+            <w:pPr>
+              <w:spacing w:line="300" w:lineRule="auto"/>
+              <w:ind w:firstLine="0"/>
+              <w:jc w:val="left"/>
+            </w:pPr>
+            <w:r/>
+            <w:r>
+              <w:rPr>
+                <w:rFonts w:ascii="Times New Roman" w:hAnsi="Times New Roman" w:eastAsia="宋体"/>
+                <w:sz w:val="19"/>
+              </w:rPr>
+              <w:t>手机推流实测与演示、结项报告与材料归档</w:t>
+            </w:r>
+          </w:p>
+        </w:tc>
+        <w:tc>
+          <w:tcPr>
+            <w:tcW w:type="dxa" w:w="3515"/>
+            <w:vAlign w:val="center"/>
+          </w:tcPr>
+          <w:p>
+            <w:pPr>
+              <w:spacing w:line="300" w:lineRule="auto"/>
+              <w:ind w:firstLine="0"/>
+              <w:jc w:val="left"/>
+            </w:pPr>
+            <w:r/>
+            <w:r>
+              <w:rPr>
+                <w:rFonts w:ascii="Times New Roman" w:hAnsi="Times New Roman" w:eastAsia="宋体"/>
+                <w:sz w:val="19"/>
+              </w:rPr>
+              <w:t>2 项</w:t>
+            </w:r>
+          </w:p>
+        </w:tc>
+      </w:tr>
+    </w:tbl>
+    <w:p>
+      <w:pPr>
+        <w:ind w:firstLine="420"/>
+      </w:pPr>
+      <w:r>
+        <w:rPr>
+          <w:rFonts w:ascii="Times New Roman" w:hAnsi="Times New Roman" w:eastAsia="宋体"/>
+          <w:sz w:val="21"/>
+        </w:rPr>
+        <w:t>WBS 的七个阶段与 2.1 的三个增量对应关系为：增量 1 覆盖阶段 1~3 与阶段 6 的一部分，增量 2 覆盖阶段 4，增量 3 覆盖阶段 5；阶段 6、7 在三个增量之后收口。</w:t>
+      </w:r>
+    </w:p>
+    <w:p>
+      <w:pPr>
+        <w:ind w:firstLine="420"/>
+      </w:pPr>
+      <w:r>
+        <w:rPr>
+          <w:rFonts w:ascii="Times New Roman" w:hAnsi="Times New Roman" w:eastAsia="宋体"/>
+          <w:sz w:val="21"/>
+        </w:rPr>
+        <w:t>排期原则：前期文档与设计并行推进，中期开发与数据治理并行，后期收敛到测试与演示；投入时间固定且有限，任务之间存在硬性依赖，且受国庆假期与"演示不得使用真实火源"两条外部约束限制。</w:t>
       </w:r>
     </w:p>
     <w:p>
